--- a/REDACTION/chapitre5/Chapitre5_Simulation_et_analyse_des_performances.docx
+++ b/REDACTION/chapitre5/Chapitre5_Simulation_et_analyse_des_performances.docx
@@ -1338,11 +1338,11 @@
         <w:tblLayout w:type="fixed"/>
       </w:tblPr>
       <w:tblGrid>
-        <w:gridCol w:w="478"/>
-        <w:gridCol w:w="3479"/>
-        <w:gridCol w:w="1455"/>
-        <w:gridCol w:w="1245"/>
-        <w:gridCol w:w="2130"/>
+        <w:gridCol w:w="620"/>
+        <w:gridCol w:w="3372"/>
+        <w:gridCol w:w="1443"/>
+        <w:gridCol w:w="1250"/>
+        <w:gridCol w:w="2102"/>
       </w:tblGrid>
       <w:tr>
         <w:trPr>
@@ -1351,7 +1351,7 @@
         </w:trPr>
         <w:tc>
           <w:tcPr>
-            <w:tcW w:type="dxa" w:w="478"/>
+            <w:tcW w:type="dxa" w:w="620"/>
             <w:tcMar>
               <w:top w:type="dxa" w:w="40"/>
               <w:left w:type="dxa" w:w="80"/>
@@ -1376,7 +1376,7 @@
         </w:tc>
         <w:tc>
           <w:tcPr>
-            <w:tcW w:type="dxa" w:w="3479"/>
+            <w:tcW w:type="dxa" w:w="3372"/>
             <w:tcMar>
               <w:top w:type="dxa" w:w="40"/>
               <w:left w:type="dxa" w:w="80"/>
@@ -1401,7 +1401,7 @@
         </w:tc>
         <w:tc>
           <w:tcPr>
-            <w:tcW w:type="dxa" w:w="1455"/>
+            <w:tcW w:type="dxa" w:w="1443"/>
             <w:tcMar>
               <w:top w:type="dxa" w:w="40"/>
               <w:left w:type="dxa" w:w="80"/>
@@ -1426,7 +1426,7 @@
         </w:tc>
         <w:tc>
           <w:tcPr>
-            <w:tcW w:type="dxa" w:w="1245"/>
+            <w:tcW w:type="dxa" w:w="1250"/>
             <w:tcMar>
               <w:top w:type="dxa" w:w="40"/>
               <w:left w:type="dxa" w:w="80"/>
@@ -1451,7 +1451,7 @@
         </w:tc>
         <w:tc>
           <w:tcPr>
-            <w:tcW w:type="dxa" w:w="2130"/>
+            <w:tcW w:type="dxa" w:w="2102"/>
             <w:tcMar>
               <w:top w:type="dxa" w:w="40"/>
               <w:left w:type="dxa" w:w="80"/>
@@ -1482,7 +1482,7 @@
         </w:trPr>
         <w:tc>
           <w:tcPr>
-            <w:tcW w:type="dxa" w:w="478"/>
+            <w:tcW w:type="dxa" w:w="620"/>
             <w:tcMar>
               <w:top w:type="dxa" w:w="40"/>
               <w:left w:type="dxa" w:w="80"/>
@@ -1503,7 +1503,7 @@
         </w:tc>
         <w:tc>
           <w:tcPr>
-            <w:tcW w:type="dxa" w:w="3479"/>
+            <w:tcW w:type="dxa" w:w="3372"/>
             <w:tcMar>
               <w:top w:type="dxa" w:w="40"/>
               <w:left w:type="dxa" w:w="80"/>
@@ -1544,7 +1544,7 @@
         </w:tc>
         <w:tc>
           <w:tcPr>
-            <w:tcW w:type="dxa" w:w="1455"/>
+            <w:tcW w:type="dxa" w:w="1443"/>
             <w:tcMar>
               <w:top w:type="dxa" w:w="40"/>
               <w:left w:type="dxa" w:w="80"/>
@@ -1565,7 +1565,7 @@
         </w:tc>
         <w:tc>
           <w:tcPr>
-            <w:tcW w:type="dxa" w:w="1245"/>
+            <w:tcW w:type="dxa" w:w="1250"/>
             <w:tcMar>
               <w:top w:type="dxa" w:w="40"/>
               <w:left w:type="dxa" w:w="80"/>
@@ -1586,7 +1586,7 @@
         </w:tc>
         <w:tc>
           <w:tcPr>
-            <w:tcW w:type="dxa" w:w="2130"/>
+            <w:tcW w:type="dxa" w:w="2102"/>
             <w:tcMar>
               <w:top w:type="dxa" w:w="40"/>
               <w:left w:type="dxa" w:w="80"/>
@@ -1613,7 +1613,7 @@
         </w:trPr>
         <w:tc>
           <w:tcPr>
-            <w:tcW w:type="dxa" w:w="478"/>
+            <w:tcW w:type="dxa" w:w="620"/>
             <w:tcMar>
               <w:top w:type="dxa" w:w="40"/>
               <w:left w:type="dxa" w:w="80"/>
@@ -1634,7 +1634,7 @@
         </w:tc>
         <w:tc>
           <w:tcPr>
-            <w:tcW w:type="dxa" w:w="3479"/>
+            <w:tcW w:type="dxa" w:w="3372"/>
             <w:tcMar>
               <w:top w:type="dxa" w:w="40"/>
               <w:left w:type="dxa" w:w="80"/>
@@ -1665,7 +1665,7 @@
         </w:tc>
         <w:tc>
           <w:tcPr>
-            <w:tcW w:type="dxa" w:w="1455"/>
+            <w:tcW w:type="dxa" w:w="1443"/>
             <w:tcMar>
               <w:top w:type="dxa" w:w="40"/>
               <w:left w:type="dxa" w:w="80"/>
@@ -1686,7 +1686,7 @@
         </w:tc>
         <w:tc>
           <w:tcPr>
-            <w:tcW w:type="dxa" w:w="1245"/>
+            <w:tcW w:type="dxa" w:w="1250"/>
             <w:tcMar>
               <w:top w:type="dxa" w:w="40"/>
               <w:left w:type="dxa" w:w="80"/>
@@ -1707,7 +1707,7 @@
         </w:tc>
         <w:tc>
           <w:tcPr>
-            <w:tcW w:type="dxa" w:w="2130"/>
+            <w:tcW w:type="dxa" w:w="2102"/>
             <w:tcMar>
               <w:top w:type="dxa" w:w="40"/>
               <w:left w:type="dxa" w:w="80"/>
@@ -1734,7 +1734,7 @@
         </w:trPr>
         <w:tc>
           <w:tcPr>
-            <w:tcW w:type="dxa" w:w="478"/>
+            <w:tcW w:type="dxa" w:w="620"/>
             <w:tcMar>
               <w:top w:type="dxa" w:w="40"/>
               <w:left w:type="dxa" w:w="80"/>
@@ -1755,7 +1755,7 @@
         </w:tc>
         <w:tc>
           <w:tcPr>
-            <w:tcW w:type="dxa" w:w="3479"/>
+            <w:tcW w:type="dxa" w:w="3372"/>
             <w:tcMar>
               <w:top w:type="dxa" w:w="40"/>
               <w:left w:type="dxa" w:w="80"/>
@@ -1776,7 +1776,7 @@
         </w:tc>
         <w:tc>
           <w:tcPr>
-            <w:tcW w:type="dxa" w:w="1455"/>
+            <w:tcW w:type="dxa" w:w="1443"/>
             <w:tcMar>
               <w:top w:type="dxa" w:w="40"/>
               <w:left w:type="dxa" w:w="80"/>
@@ -1797,7 +1797,7 @@
         </w:tc>
         <w:tc>
           <w:tcPr>
-            <w:tcW w:type="dxa" w:w="1245"/>
+            <w:tcW w:type="dxa" w:w="1250"/>
             <w:tcMar>
               <w:top w:type="dxa" w:w="40"/>
               <w:left w:type="dxa" w:w="80"/>
@@ -1818,7 +1818,7 @@
         </w:tc>
         <w:tc>
           <w:tcPr>
-            <w:tcW w:type="dxa" w:w="2130"/>
+            <w:tcW w:type="dxa" w:w="2102"/>
             <w:tcMar>
               <w:top w:type="dxa" w:w="40"/>
               <w:left w:type="dxa" w:w="80"/>
@@ -1845,7 +1845,7 @@
         </w:trPr>
         <w:tc>
           <w:tcPr>
-            <w:tcW w:type="dxa" w:w="478"/>
+            <w:tcW w:type="dxa" w:w="620"/>
             <w:tcMar>
               <w:top w:type="dxa" w:w="40"/>
               <w:left w:type="dxa" w:w="80"/>
@@ -1866,7 +1866,7 @@
         </w:tc>
         <w:tc>
           <w:tcPr>
-            <w:tcW w:type="dxa" w:w="3479"/>
+            <w:tcW w:type="dxa" w:w="3372"/>
             <w:tcMar>
               <w:top w:type="dxa" w:w="40"/>
               <w:left w:type="dxa" w:w="80"/>
@@ -1897,7 +1897,7 @@
         </w:tc>
         <w:tc>
           <w:tcPr>
-            <w:tcW w:type="dxa" w:w="1455"/>
+            <w:tcW w:type="dxa" w:w="1443"/>
             <w:tcMar>
               <w:top w:type="dxa" w:w="40"/>
               <w:left w:type="dxa" w:w="80"/>
@@ -1918,7 +1918,7 @@
         </w:tc>
         <w:tc>
           <w:tcPr>
-            <w:tcW w:type="dxa" w:w="1245"/>
+            <w:tcW w:type="dxa" w:w="1250"/>
             <w:tcMar>
               <w:top w:type="dxa" w:w="40"/>
               <w:left w:type="dxa" w:w="80"/>
@@ -1939,7 +1939,7 @@
         </w:tc>
         <w:tc>
           <w:tcPr>
-            <w:tcW w:type="dxa" w:w="2130"/>
+            <w:tcW w:type="dxa" w:w="2102"/>
             <w:tcMar>
               <w:top w:type="dxa" w:w="40"/>
               <w:left w:type="dxa" w:w="80"/>
@@ -1966,7 +1966,7 @@
         </w:trPr>
         <w:tc>
           <w:tcPr>
-            <w:tcW w:type="dxa" w:w="478"/>
+            <w:tcW w:type="dxa" w:w="620"/>
             <w:tcMar>
               <w:top w:type="dxa" w:w="40"/>
               <w:left w:type="dxa" w:w="80"/>
@@ -1987,7 +1987,7 @@
         </w:tc>
         <w:tc>
           <w:tcPr>
-            <w:tcW w:type="dxa" w:w="3479"/>
+            <w:tcW w:type="dxa" w:w="3372"/>
             <w:tcMar>
               <w:top w:type="dxa" w:w="40"/>
               <w:left w:type="dxa" w:w="80"/>
@@ -2028,7 +2028,7 @@
         </w:tc>
         <w:tc>
           <w:tcPr>
-            <w:tcW w:type="dxa" w:w="1455"/>
+            <w:tcW w:type="dxa" w:w="1443"/>
             <w:tcMar>
               <w:top w:type="dxa" w:w="40"/>
               <w:left w:type="dxa" w:w="80"/>
@@ -2049,7 +2049,7 @@
         </w:tc>
         <w:tc>
           <w:tcPr>
-            <w:tcW w:type="dxa" w:w="1245"/>
+            <w:tcW w:type="dxa" w:w="1250"/>
             <w:tcMar>
               <w:top w:type="dxa" w:w="40"/>
               <w:left w:type="dxa" w:w="80"/>
@@ -2070,7 +2070,7 @@
         </w:tc>
         <w:tc>
           <w:tcPr>
-            <w:tcW w:type="dxa" w:w="2130"/>
+            <w:tcW w:type="dxa" w:w="2102"/>
             <w:tcMar>
               <w:top w:type="dxa" w:w="40"/>
               <w:left w:type="dxa" w:w="80"/>
@@ -3366,22 +3366,7 @@
     </w:p>
     <w:p>
       <w:r>
-        <w:t xml:space="preserve">La figure 5.9 montre comment les gains évoluent. Ceux de l'ELM-PID passent de 1,47, 1,06 et 1,15 fois ceux de Ziegler-Nichols à 50 ms, à 2,48, 1,83 et 1,22 fois à 100 ms, puis à 3,37, 2,07 et 1,35 fois en fin d'essai. L'ELM-PID monte surtout les gains proportionnel et intégral, et presque pas le gain dérivé. La figure donne aussi les gains des autres méthodes, discutés à la section 5.4.</w:t>
-      </w:r>
-    </w:p>
-    <w:p>
-      <w:r>
-        <w:t xml:space="preserve">L'adaptation a un coût sur la commande (figure 5.8). Sur la fenêtre de classement de S10, l'ELM-PID est la méthode qui passe le plus de temps avec le rapport cyclique en butée (0,6 % des instants), et la seule qui y touche encore à 175 ms (dernier instant à 175,45 ms, contre environ 160 ms pour le PSO-PID et le PINN-PID, et 53,5 et 52,3 ms pour Ziegler-Nichols et le Fuzzy-PID). Sa variation moyenne du rapport cyclique d'une période à l'autre (0,0041) reste en revanche inférieure à celle du PSO-PID (0,0062). Son résultat est enfin sensible à de très petits écarts du circuit : avec </w:t>
-      </w:r>
-      <w:r>
-        <w:rPr>
-          <w:i/>
-          <w:iCs/>
-        </w:rPr>
-        <w:t xml:space="preserve">L</w:t>
-      </w:r>
-      <w:r>
-        <w:t xml:space="preserve"> augmentée de 0,1 %, son IAE sur S10 passe de 8,63 à 7,88 mV·s, alors que celle des autres méthodes bouge de moins de 2 %. Cette sensibilité ne change pas le verdict face à Ziegler-Nichols, dont l'IAE reste de 709 à 802 % plus élevée selon la version du circuit.</w:t>
+        <w:t xml:space="preserve">La figure 5.8 montre comment les gains évoluent. Ceux de l'ELM-PID passent de 1,47, 1,06 et 1,15 fois ceux de Ziegler-Nichols à 50 ms, à 2,48, 1,83 et 1,22 fois à 100 ms, puis à 3,37, 2,07 et 1,35 fois en fin d'essai. L'ELM-PID monte surtout les gains proportionnel et intégral, et presque pas le gain dérivé. La figure donne aussi les gains des autres méthodes, discutés à la section 5.4.</w:t>
       </w:r>
     </w:p>
     <w:p>
@@ -3392,7 +3377,7 @@
         <w:rPr>
           <w:highlight w:val="yellow"/>
         </w:rPr>
-        <w:t xml:space="preserve">[FIGURE À INSÉRER — fichier : COMPARAISON/figures_chapitre5/Fig5_S10_A_d_ZN_ELM.png]</w:t>
+        <w:t xml:space="preserve">[FIGURE À INSÉRER — fichier : COMPARAISON/figures_chapitre5/Fig5_S10_gains.png]</w:t>
       </w:r>
     </w:p>
     <w:p>
@@ -3400,7 +3385,52 @@
         <w:pStyle w:val="Caption"/>
       </w:pPr>
       <w:r>
-        <w:t xml:space="preserve">Figure 5.8 : Rapport cyclique dans le scénario S10 : PID de Ziegler-Nichols et ELM-PID. (a) Essai complet ; (b) à (e) agrandissements autour de 50, 100, 115 et 130 ms.</w:t>
+        <w:t xml:space="preserve">Figure 5.8 : Gains </w:t>
+      </w:r>
+      <w:r>
+        <w:rPr>
+          <w:i/>
+          <w:iCs/>
+        </w:rPr>
+        <w:t xml:space="preserve">P</w:t>
+      </w:r>
+      <w:r>
+        <w:t xml:space="preserve"> (a), </w:t>
+      </w:r>
+      <w:r>
+        <w:rPr>
+          <w:i/>
+          <w:iCs/>
+        </w:rPr>
+        <w:t xml:space="preserve">I</w:t>
+      </w:r>
+      <w:r>
+        <w:t xml:space="preserve"> (b) et </w:t>
+      </w:r>
+      <w:r>
+        <w:rPr>
+          <w:i/>
+          <w:iCs/>
+        </w:rPr>
+        <w:t xml:space="preserve">D</w:t>
+      </w:r>
+      <w:r>
+        <w:t xml:space="preserve"> (c) rapportés à ceux de Ziegler-Nichols dans le scénario S10, pour les cinq méthodes.</w:t>
+      </w:r>
+    </w:p>
+    <w:p>
+      <w:r>
+        <w:t xml:space="preserve">L'adaptation a un coût sur la commande (figure 5.9). Sur la fenêtre de classement de S10, l'ELM-PID est la méthode qui passe le plus de temps avec le rapport cyclique en butée (0,6 % des instants), et la seule qui y touche encore à 175 ms (dernier instant à 175,45 ms, contre environ 160 ms pour le PSO-PID et le PINN-PID, et 53,5 et 52,3 ms pour Ziegler-Nichols et le Fuzzy-PID). Sa variation moyenne du rapport cyclique d'une période à l'autre (0,0041) reste en revanche inférieure à celle du PSO-PID (0,0062). Son résultat est enfin sensible à de très petits écarts du circuit : avec </w:t>
+      </w:r>
+      <w:r>
+        <w:rPr>
+          <w:i/>
+          <w:iCs/>
+        </w:rPr>
+        <w:t xml:space="preserve">L</w:t>
+      </w:r>
+      <w:r>
+        <w:t xml:space="preserve"> augmentée de 0,1 %, son IAE sur S10 passe de 8,63 à 7,88 mV·s, alors que celle des autres méthodes bouge de moins de 2 %. Cette sensibilité ne change pas le verdict face à Ziegler-Nichols, dont l'IAE reste de 709 à 802 % plus élevée selon la version du circuit.</w:t>
       </w:r>
     </w:p>
     <w:p>
@@ -3411,7 +3441,7 @@
         <w:rPr>
           <w:highlight w:val="yellow"/>
         </w:rPr>
-        <w:t xml:space="preserve">[FIGURE À INSÉRER — fichier : COMPARAISON/figures_chapitre5/Fig5_S10_gains.png]</w:t>
+        <w:t xml:space="preserve">[FIGURE À INSÉRER — fichier : COMPARAISON/figures_chapitre5/Fig5_S10_A_d_ZN_ELM.png]</w:t>
       </w:r>
     </w:p>
     <w:p>
@@ -3419,37 +3449,7 @@
         <w:pStyle w:val="Caption"/>
       </w:pPr>
       <w:r>
-        <w:t xml:space="preserve">Figure 5.9 : Gains </w:t>
-      </w:r>
-      <w:r>
-        <w:rPr>
-          <w:i/>
-          <w:iCs/>
-        </w:rPr>
-        <w:t xml:space="preserve">P</w:t>
-      </w:r>
-      <w:r>
-        <w:t xml:space="preserve"> (a), </w:t>
-      </w:r>
-      <w:r>
-        <w:rPr>
-          <w:i/>
-          <w:iCs/>
-        </w:rPr>
-        <w:t xml:space="preserve">I</w:t>
-      </w:r>
-      <w:r>
-        <w:t xml:space="preserve"> (b) et </w:t>
-      </w:r>
-      <w:r>
-        <w:rPr>
-          <w:i/>
-          <w:iCs/>
-        </w:rPr>
-        <w:t xml:space="preserve">D</w:t>
-      </w:r>
-      <w:r>
-        <w:t xml:space="preserve"> (c) rapportés à ceux de Ziegler-Nichols dans le scénario S10, pour les cinq méthodes.</w:t>
+        <w:t xml:space="preserve">Figure 5.9 : Rapport cyclique dans le scénario S10 : PID de Ziegler-Nichols et ELM-PID. (a) Essai complet ; (b) à (e) agrandissements autour de 50, 100, 115 et 130 ms.</w:t>
       </w:r>
     </w:p>
     <w:p>
@@ -3488,13 +3488,13 @@
         <w:tblLayout w:type="fixed"/>
       </w:tblPr>
       <w:tblGrid>
-        <w:gridCol w:w="731"/>
-        <w:gridCol w:w="966"/>
-        <w:gridCol w:w="1126"/>
-        <w:gridCol w:w="858"/>
-        <w:gridCol w:w="1921"/>
-        <w:gridCol w:w="1547"/>
-        <w:gridCol w:w="1638"/>
+        <w:gridCol w:w="1040"/>
+        <w:gridCol w:w="923"/>
+        <w:gridCol w:w="1065"/>
+        <w:gridCol w:w="1250"/>
+        <w:gridCol w:w="1708"/>
+        <w:gridCol w:w="1353"/>
+        <w:gridCol w:w="1448"/>
       </w:tblGrid>
       <w:tr>
         <w:trPr>
@@ -3503,7 +3503,7 @@
         </w:trPr>
         <w:tc>
           <w:tcPr>
-            <w:tcW w:type="dxa" w:w="731"/>
+            <w:tcW w:type="dxa" w:w="1040"/>
             <w:tcMar>
               <w:top w:type="dxa" w:w="40"/>
               <w:left w:type="dxa" w:w="80"/>
@@ -3528,7 +3528,7 @@
         </w:tc>
         <w:tc>
           <w:tcPr>
-            <w:tcW w:type="dxa" w:w="966"/>
+            <w:tcW w:type="dxa" w:w="923"/>
             <w:tcMar>
               <w:top w:type="dxa" w:w="40"/>
               <w:left w:type="dxa" w:w="80"/>
@@ -3553,7 +3553,7 @@
         </w:tc>
         <w:tc>
           <w:tcPr>
-            <w:tcW w:type="dxa" w:w="1126"/>
+            <w:tcW w:type="dxa" w:w="1065"/>
             <w:tcMar>
               <w:top w:type="dxa" w:w="40"/>
               <w:left w:type="dxa" w:w="80"/>
@@ -3578,7 +3578,7 @@
         </w:tc>
         <w:tc>
           <w:tcPr>
-            <w:tcW w:type="dxa" w:w="858"/>
+            <w:tcW w:type="dxa" w:w="1250"/>
             <w:tcMar>
               <w:top w:type="dxa" w:w="40"/>
               <w:left w:type="dxa" w:w="80"/>
@@ -3603,7 +3603,7 @@
         </w:tc>
         <w:tc>
           <w:tcPr>
-            <w:tcW w:type="dxa" w:w="1921"/>
+            <w:tcW w:type="dxa" w:w="1708"/>
             <w:tcMar>
               <w:top w:type="dxa" w:w="40"/>
               <w:left w:type="dxa" w:w="80"/>
@@ -3628,7 +3628,7 @@
         </w:tc>
         <w:tc>
           <w:tcPr>
-            <w:tcW w:type="dxa" w:w="1547"/>
+            <w:tcW w:type="dxa" w:w="1353"/>
             <w:tcMar>
               <w:top w:type="dxa" w:w="40"/>
               <w:left w:type="dxa" w:w="80"/>
@@ -3653,7 +3653,7 @@
         </w:tc>
         <w:tc>
           <w:tcPr>
-            <w:tcW w:type="dxa" w:w="1638"/>
+            <w:tcW w:type="dxa" w:w="1448"/>
             <w:tcMar>
               <w:top w:type="dxa" w:w="40"/>
               <w:left w:type="dxa" w:w="80"/>
@@ -3684,7 +3684,7 @@
         </w:trPr>
         <w:tc>
           <w:tcPr>
-            <w:tcW w:type="dxa" w:w="731"/>
+            <w:tcW w:type="dxa" w:w="1040"/>
             <w:tcMar>
               <w:top w:type="dxa" w:w="40"/>
               <w:left w:type="dxa" w:w="80"/>
@@ -3705,7 +3705,7 @@
         </w:tc>
         <w:tc>
           <w:tcPr>
-            <w:tcW w:type="dxa" w:w="966"/>
+            <w:tcW w:type="dxa" w:w="923"/>
             <w:tcMar>
               <w:top w:type="dxa" w:w="40"/>
               <w:left w:type="dxa" w:w="80"/>
@@ -3726,7 +3726,7 @@
         </w:tc>
         <w:tc>
           <w:tcPr>
-            <w:tcW w:type="dxa" w:w="1126"/>
+            <w:tcW w:type="dxa" w:w="1065"/>
             <w:tcMar>
               <w:top w:type="dxa" w:w="40"/>
               <w:left w:type="dxa" w:w="80"/>
@@ -3747,7 +3747,7 @@
         </w:tc>
         <w:tc>
           <w:tcPr>
-            <w:tcW w:type="dxa" w:w="858"/>
+            <w:tcW w:type="dxa" w:w="1250"/>
             <w:tcMar>
               <w:top w:type="dxa" w:w="40"/>
               <w:left w:type="dxa" w:w="80"/>
@@ -3768,7 +3768,7 @@
         </w:tc>
         <w:tc>
           <w:tcPr>
-            <w:tcW w:type="dxa" w:w="1921"/>
+            <w:tcW w:type="dxa" w:w="1708"/>
             <w:tcMar>
               <w:top w:type="dxa" w:w="40"/>
               <w:left w:type="dxa" w:w="80"/>
@@ -3789,7 +3789,7 @@
         </w:tc>
         <w:tc>
           <w:tcPr>
-            <w:tcW w:type="dxa" w:w="1547"/>
+            <w:tcW w:type="dxa" w:w="1353"/>
             <w:tcMar>
               <w:top w:type="dxa" w:w="40"/>
               <w:left w:type="dxa" w:w="80"/>
@@ -3810,7 +3810,7 @@
         </w:tc>
         <w:tc>
           <w:tcPr>
-            <w:tcW w:type="dxa" w:w="1638"/>
+            <w:tcW w:type="dxa" w:w="1448"/>
             <w:tcMar>
               <w:top w:type="dxa" w:w="40"/>
               <w:left w:type="dxa" w:w="80"/>
@@ -3837,7 +3837,7 @@
         </w:trPr>
         <w:tc>
           <w:tcPr>
-            <w:tcW w:type="dxa" w:w="731"/>
+            <w:tcW w:type="dxa" w:w="1040"/>
             <w:tcMar>
               <w:top w:type="dxa" w:w="40"/>
               <w:left w:type="dxa" w:w="80"/>
@@ -3858,7 +3858,7 @@
         </w:tc>
         <w:tc>
           <w:tcPr>
-            <w:tcW w:type="dxa" w:w="966"/>
+            <w:tcW w:type="dxa" w:w="923"/>
             <w:tcMar>
               <w:top w:type="dxa" w:w="40"/>
               <w:left w:type="dxa" w:w="80"/>
@@ -3879,7 +3879,7 @@
         </w:tc>
         <w:tc>
           <w:tcPr>
-            <w:tcW w:type="dxa" w:w="1126"/>
+            <w:tcW w:type="dxa" w:w="1065"/>
             <w:tcMar>
               <w:top w:type="dxa" w:w="40"/>
               <w:left w:type="dxa" w:w="80"/>
@@ -3900,7 +3900,7 @@
         </w:tc>
         <w:tc>
           <w:tcPr>
-            <w:tcW w:type="dxa" w:w="858"/>
+            <w:tcW w:type="dxa" w:w="1250"/>
             <w:tcMar>
               <w:top w:type="dxa" w:w="40"/>
               <w:left w:type="dxa" w:w="80"/>
@@ -3921,7 +3921,7 @@
         </w:tc>
         <w:tc>
           <w:tcPr>
-            <w:tcW w:type="dxa" w:w="1921"/>
+            <w:tcW w:type="dxa" w:w="1708"/>
             <w:tcMar>
               <w:top w:type="dxa" w:w="40"/>
               <w:left w:type="dxa" w:w="80"/>
@@ -3942,7 +3942,7 @@
         </w:tc>
         <w:tc>
           <w:tcPr>
-            <w:tcW w:type="dxa" w:w="1547"/>
+            <w:tcW w:type="dxa" w:w="1353"/>
             <w:tcMar>
               <w:top w:type="dxa" w:w="40"/>
               <w:left w:type="dxa" w:w="80"/>
@@ -3963,7 +3963,7 @@
         </w:tc>
         <w:tc>
           <w:tcPr>
-            <w:tcW w:type="dxa" w:w="1638"/>
+            <w:tcW w:type="dxa" w:w="1448"/>
             <w:tcMar>
               <w:top w:type="dxa" w:w="40"/>
               <w:left w:type="dxa" w:w="80"/>
@@ -3990,7 +3990,7 @@
         </w:trPr>
         <w:tc>
           <w:tcPr>
-            <w:tcW w:type="dxa" w:w="731"/>
+            <w:tcW w:type="dxa" w:w="1040"/>
             <w:tcMar>
               <w:top w:type="dxa" w:w="40"/>
               <w:left w:type="dxa" w:w="80"/>
@@ -4011,7 +4011,7 @@
         </w:tc>
         <w:tc>
           <w:tcPr>
-            <w:tcW w:type="dxa" w:w="966"/>
+            <w:tcW w:type="dxa" w:w="923"/>
             <w:tcMar>
               <w:top w:type="dxa" w:w="40"/>
               <w:left w:type="dxa" w:w="80"/>
@@ -4032,7 +4032,7 @@
         </w:tc>
         <w:tc>
           <w:tcPr>
-            <w:tcW w:type="dxa" w:w="1126"/>
+            <w:tcW w:type="dxa" w:w="1065"/>
             <w:tcMar>
               <w:top w:type="dxa" w:w="40"/>
               <w:left w:type="dxa" w:w="80"/>
@@ -4053,7 +4053,7 @@
         </w:tc>
         <w:tc>
           <w:tcPr>
-            <w:tcW w:type="dxa" w:w="858"/>
+            <w:tcW w:type="dxa" w:w="1250"/>
             <w:tcMar>
               <w:top w:type="dxa" w:w="40"/>
               <w:left w:type="dxa" w:w="80"/>
@@ -4074,7 +4074,7 @@
         </w:tc>
         <w:tc>
           <w:tcPr>
-            <w:tcW w:type="dxa" w:w="1921"/>
+            <w:tcW w:type="dxa" w:w="1708"/>
             <w:tcMar>
               <w:top w:type="dxa" w:w="40"/>
               <w:left w:type="dxa" w:w="80"/>
@@ -4095,7 +4095,7 @@
         </w:tc>
         <w:tc>
           <w:tcPr>
-            <w:tcW w:type="dxa" w:w="1547"/>
+            <w:tcW w:type="dxa" w:w="1353"/>
             <w:tcMar>
               <w:top w:type="dxa" w:w="40"/>
               <w:left w:type="dxa" w:w="80"/>
@@ -4116,7 +4116,7 @@
         </w:tc>
         <w:tc>
           <w:tcPr>
-            <w:tcW w:type="dxa" w:w="1638"/>
+            <w:tcW w:type="dxa" w:w="1448"/>
             <w:tcMar>
               <w:top w:type="dxa" w:w="40"/>
               <w:left w:type="dxa" w:w="80"/>
@@ -4143,7 +4143,7 @@
         </w:trPr>
         <w:tc>
           <w:tcPr>
-            <w:tcW w:type="dxa" w:w="731"/>
+            <w:tcW w:type="dxa" w:w="1040"/>
             <w:tcMar>
               <w:top w:type="dxa" w:w="40"/>
               <w:left w:type="dxa" w:w="80"/>
@@ -4164,7 +4164,7 @@
         </w:tc>
         <w:tc>
           <w:tcPr>
-            <w:tcW w:type="dxa" w:w="966"/>
+            <w:tcW w:type="dxa" w:w="923"/>
             <w:tcMar>
               <w:top w:type="dxa" w:w="40"/>
               <w:left w:type="dxa" w:w="80"/>
@@ -4185,7 +4185,7 @@
         </w:tc>
         <w:tc>
           <w:tcPr>
-            <w:tcW w:type="dxa" w:w="1126"/>
+            <w:tcW w:type="dxa" w:w="1065"/>
             <w:tcMar>
               <w:top w:type="dxa" w:w="40"/>
               <w:left w:type="dxa" w:w="80"/>
@@ -4206,7 +4206,7 @@
         </w:tc>
         <w:tc>
           <w:tcPr>
-            <w:tcW w:type="dxa" w:w="858"/>
+            <w:tcW w:type="dxa" w:w="1250"/>
             <w:tcMar>
               <w:top w:type="dxa" w:w="40"/>
               <w:left w:type="dxa" w:w="80"/>
@@ -4227,7 +4227,7 @@
         </w:tc>
         <w:tc>
           <w:tcPr>
-            <w:tcW w:type="dxa" w:w="1921"/>
+            <w:tcW w:type="dxa" w:w="1708"/>
             <w:tcMar>
               <w:top w:type="dxa" w:w="40"/>
               <w:left w:type="dxa" w:w="80"/>
@@ -4248,7 +4248,7 @@
         </w:tc>
         <w:tc>
           <w:tcPr>
-            <w:tcW w:type="dxa" w:w="1547"/>
+            <w:tcW w:type="dxa" w:w="1353"/>
             <w:tcMar>
               <w:top w:type="dxa" w:w="40"/>
               <w:left w:type="dxa" w:w="80"/>
@@ -4269,7 +4269,7 @@
         </w:tc>
         <w:tc>
           <w:tcPr>
-            <w:tcW w:type="dxa" w:w="1638"/>
+            <w:tcW w:type="dxa" w:w="1448"/>
             <w:tcMar>
               <w:top w:type="dxa" w:w="40"/>
               <w:left w:type="dxa" w:w="80"/>
@@ -4296,7 +4296,7 @@
         </w:trPr>
         <w:tc>
           <w:tcPr>
-            <w:tcW w:type="dxa" w:w="731"/>
+            <w:tcW w:type="dxa" w:w="1040"/>
             <w:tcMar>
               <w:top w:type="dxa" w:w="40"/>
               <w:left w:type="dxa" w:w="80"/>
@@ -4317,7 +4317,7 @@
         </w:tc>
         <w:tc>
           <w:tcPr>
-            <w:tcW w:type="dxa" w:w="966"/>
+            <w:tcW w:type="dxa" w:w="923"/>
             <w:tcMar>
               <w:top w:type="dxa" w:w="40"/>
               <w:left w:type="dxa" w:w="80"/>
@@ -4338,7 +4338,7 @@
         </w:tc>
         <w:tc>
           <w:tcPr>
-            <w:tcW w:type="dxa" w:w="1126"/>
+            <w:tcW w:type="dxa" w:w="1065"/>
             <w:tcMar>
               <w:top w:type="dxa" w:w="40"/>
               <w:left w:type="dxa" w:w="80"/>
@@ -4359,7 +4359,7 @@
         </w:tc>
         <w:tc>
           <w:tcPr>
-            <w:tcW w:type="dxa" w:w="858"/>
+            <w:tcW w:type="dxa" w:w="1250"/>
             <w:tcMar>
               <w:top w:type="dxa" w:w="40"/>
               <w:left w:type="dxa" w:w="80"/>
@@ -4380,7 +4380,7 @@
         </w:tc>
         <w:tc>
           <w:tcPr>
-            <w:tcW w:type="dxa" w:w="1921"/>
+            <w:tcW w:type="dxa" w:w="1708"/>
             <w:tcMar>
               <w:top w:type="dxa" w:w="40"/>
               <w:left w:type="dxa" w:w="80"/>
@@ -4401,7 +4401,7 @@
         </w:tc>
         <w:tc>
           <w:tcPr>
-            <w:tcW w:type="dxa" w:w="1547"/>
+            <w:tcW w:type="dxa" w:w="1353"/>
             <w:tcMar>
               <w:top w:type="dxa" w:w="40"/>
               <w:left w:type="dxa" w:w="80"/>
@@ -4422,7 +4422,7 @@
         </w:tc>
         <w:tc>
           <w:tcPr>
-            <w:tcW w:type="dxa" w:w="1638"/>
+            <w:tcW w:type="dxa" w:w="1448"/>
             <w:tcMar>
               <w:top w:type="dxa" w:w="40"/>
               <w:left w:type="dxa" w:w="80"/>
@@ -4520,13 +4520,13 @@
         <w:tblLayout w:type="fixed"/>
       </w:tblPr>
       <w:tblGrid>
-        <w:gridCol w:w="898"/>
-        <w:gridCol w:w="747"/>
-        <w:gridCol w:w="877"/>
-        <w:gridCol w:w="992"/>
-        <w:gridCol w:w="877"/>
-        <w:gridCol w:w="934"/>
-        <w:gridCol w:w="3462"/>
+        <w:gridCol w:w="1040"/>
+        <w:gridCol w:w="742"/>
+        <w:gridCol w:w="935"/>
+        <w:gridCol w:w="1145"/>
+        <w:gridCol w:w="935"/>
+        <w:gridCol w:w="1040"/>
+        <w:gridCol w:w="2950"/>
       </w:tblGrid>
       <w:tr>
         <w:trPr>
@@ -4535,7 +4535,7 @@
         </w:trPr>
         <w:tc>
           <w:tcPr>
-            <w:tcW w:type="dxa" w:w="898"/>
+            <w:tcW w:type="dxa" w:w="1040"/>
             <w:tcMar>
               <w:top w:type="dxa" w:w="40"/>
               <w:left w:type="dxa" w:w="80"/>
@@ -4560,7 +4560,7 @@
         </w:tc>
         <w:tc>
           <w:tcPr>
-            <w:tcW w:type="dxa" w:w="747"/>
+            <w:tcW w:type="dxa" w:w="742"/>
             <w:tcMar>
               <w:top w:type="dxa" w:w="40"/>
               <w:left w:type="dxa" w:w="80"/>
@@ -4585,7 +4585,7 @@
         </w:tc>
         <w:tc>
           <w:tcPr>
-            <w:tcW w:type="dxa" w:w="877"/>
+            <w:tcW w:type="dxa" w:w="935"/>
             <w:tcMar>
               <w:top w:type="dxa" w:w="40"/>
               <w:left w:type="dxa" w:w="80"/>
@@ -4610,7 +4610,7 @@
         </w:tc>
         <w:tc>
           <w:tcPr>
-            <w:tcW w:type="dxa" w:w="992"/>
+            <w:tcW w:type="dxa" w:w="1145"/>
             <w:tcMar>
               <w:top w:type="dxa" w:w="40"/>
               <w:left w:type="dxa" w:w="80"/>
@@ -4635,7 +4635,7 @@
         </w:tc>
         <w:tc>
           <w:tcPr>
-            <w:tcW w:type="dxa" w:w="877"/>
+            <w:tcW w:type="dxa" w:w="935"/>
             <w:tcMar>
               <w:top w:type="dxa" w:w="40"/>
               <w:left w:type="dxa" w:w="80"/>
@@ -4660,7 +4660,7 @@
         </w:tc>
         <w:tc>
           <w:tcPr>
-            <w:tcW w:type="dxa" w:w="934"/>
+            <w:tcW w:type="dxa" w:w="1040"/>
             <w:tcMar>
               <w:top w:type="dxa" w:w="40"/>
               <w:left w:type="dxa" w:w="80"/>
@@ -4685,7 +4685,7 @@
         </w:tc>
         <w:tc>
           <w:tcPr>
-            <w:tcW w:type="dxa" w:w="3462"/>
+            <w:tcW w:type="dxa" w:w="2950"/>
             <w:tcMar>
               <w:top w:type="dxa" w:w="40"/>
               <w:left w:type="dxa" w:w="80"/>
@@ -4716,7 +4716,7 @@
         </w:trPr>
         <w:tc>
           <w:tcPr>
-            <w:tcW w:type="dxa" w:w="898"/>
+            <w:tcW w:type="dxa" w:w="1040"/>
             <w:tcMar>
               <w:top w:type="dxa" w:w="40"/>
               <w:left w:type="dxa" w:w="80"/>
@@ -4737,7 +4737,7 @@
         </w:tc>
         <w:tc>
           <w:tcPr>
-            <w:tcW w:type="dxa" w:w="747"/>
+            <w:tcW w:type="dxa" w:w="742"/>
             <w:tcMar>
               <w:top w:type="dxa" w:w="40"/>
               <w:left w:type="dxa" w:w="80"/>
@@ -4758,7 +4758,7 @@
         </w:tc>
         <w:tc>
           <w:tcPr>
-            <w:tcW w:type="dxa" w:w="877"/>
+            <w:tcW w:type="dxa" w:w="935"/>
             <w:tcMar>
               <w:top w:type="dxa" w:w="40"/>
               <w:left w:type="dxa" w:w="80"/>
@@ -4779,7 +4779,7 @@
         </w:tc>
         <w:tc>
           <w:tcPr>
-            <w:tcW w:type="dxa" w:w="992"/>
+            <w:tcW w:type="dxa" w:w="1145"/>
             <w:tcMar>
               <w:top w:type="dxa" w:w="40"/>
               <w:left w:type="dxa" w:w="80"/>
@@ -4800,7 +4800,7 @@
         </w:tc>
         <w:tc>
           <w:tcPr>
-            <w:tcW w:type="dxa" w:w="877"/>
+            <w:tcW w:type="dxa" w:w="935"/>
             <w:tcMar>
               <w:top w:type="dxa" w:w="40"/>
               <w:left w:type="dxa" w:w="80"/>
@@ -4821,7 +4821,7 @@
         </w:tc>
         <w:tc>
           <w:tcPr>
-            <w:tcW w:type="dxa" w:w="934"/>
+            <w:tcW w:type="dxa" w:w="1040"/>
             <w:tcMar>
               <w:top w:type="dxa" w:w="40"/>
               <w:left w:type="dxa" w:w="80"/>
@@ -4842,7 +4842,7 @@
         </w:tc>
         <w:tc>
           <w:tcPr>
-            <w:tcW w:type="dxa" w:w="3462"/>
+            <w:tcW w:type="dxa" w:w="2950"/>
             <w:tcMar>
               <w:top w:type="dxa" w:w="40"/>
               <w:left w:type="dxa" w:w="80"/>
@@ -4869,7 +4869,7 @@
         </w:trPr>
         <w:tc>
           <w:tcPr>
-            <w:tcW w:type="dxa" w:w="898"/>
+            <w:tcW w:type="dxa" w:w="1040"/>
             <w:tcMar>
               <w:top w:type="dxa" w:w="40"/>
               <w:left w:type="dxa" w:w="80"/>
@@ -4890,7 +4890,7 @@
         </w:tc>
         <w:tc>
           <w:tcPr>
-            <w:tcW w:type="dxa" w:w="747"/>
+            <w:tcW w:type="dxa" w:w="742"/>
             <w:tcMar>
               <w:top w:type="dxa" w:w="40"/>
               <w:left w:type="dxa" w:w="80"/>
@@ -4911,7 +4911,7 @@
         </w:tc>
         <w:tc>
           <w:tcPr>
-            <w:tcW w:type="dxa" w:w="877"/>
+            <w:tcW w:type="dxa" w:w="935"/>
             <w:tcMar>
               <w:top w:type="dxa" w:w="40"/>
               <w:left w:type="dxa" w:w="80"/>
@@ -4932,7 +4932,7 @@
         </w:tc>
         <w:tc>
           <w:tcPr>
-            <w:tcW w:type="dxa" w:w="992"/>
+            <w:tcW w:type="dxa" w:w="1145"/>
             <w:tcMar>
               <w:top w:type="dxa" w:w="40"/>
               <w:left w:type="dxa" w:w="80"/>
@@ -4953,7 +4953,7 @@
         </w:tc>
         <w:tc>
           <w:tcPr>
-            <w:tcW w:type="dxa" w:w="877"/>
+            <w:tcW w:type="dxa" w:w="935"/>
             <w:tcMar>
               <w:top w:type="dxa" w:w="40"/>
               <w:left w:type="dxa" w:w="80"/>
@@ -4974,7 +4974,7 @@
         </w:tc>
         <w:tc>
           <w:tcPr>
-            <w:tcW w:type="dxa" w:w="934"/>
+            <w:tcW w:type="dxa" w:w="1040"/>
             <w:tcMar>
               <w:top w:type="dxa" w:w="40"/>
               <w:left w:type="dxa" w:w="80"/>
@@ -4995,7 +4995,7 @@
         </w:tc>
         <w:tc>
           <w:tcPr>
-            <w:tcW w:type="dxa" w:w="3462"/>
+            <w:tcW w:type="dxa" w:w="2950"/>
             <w:tcMar>
               <w:top w:type="dxa" w:w="40"/>
               <w:left w:type="dxa" w:w="80"/>
@@ -5022,7 +5022,7 @@
         </w:trPr>
         <w:tc>
           <w:tcPr>
-            <w:tcW w:type="dxa" w:w="898"/>
+            <w:tcW w:type="dxa" w:w="1040"/>
             <w:tcMar>
               <w:top w:type="dxa" w:w="40"/>
               <w:left w:type="dxa" w:w="80"/>
@@ -5043,7 +5043,7 @@
         </w:tc>
         <w:tc>
           <w:tcPr>
-            <w:tcW w:type="dxa" w:w="747"/>
+            <w:tcW w:type="dxa" w:w="742"/>
             <w:tcMar>
               <w:top w:type="dxa" w:w="40"/>
               <w:left w:type="dxa" w:w="80"/>
@@ -5064,7 +5064,7 @@
         </w:tc>
         <w:tc>
           <w:tcPr>
-            <w:tcW w:type="dxa" w:w="877"/>
+            <w:tcW w:type="dxa" w:w="935"/>
             <w:tcMar>
               <w:top w:type="dxa" w:w="40"/>
               <w:left w:type="dxa" w:w="80"/>
@@ -5085,7 +5085,7 @@
         </w:tc>
         <w:tc>
           <w:tcPr>
-            <w:tcW w:type="dxa" w:w="992"/>
+            <w:tcW w:type="dxa" w:w="1145"/>
             <w:tcMar>
               <w:top w:type="dxa" w:w="40"/>
               <w:left w:type="dxa" w:w="80"/>
@@ -5106,7 +5106,7 @@
         </w:tc>
         <w:tc>
           <w:tcPr>
-            <w:tcW w:type="dxa" w:w="877"/>
+            <w:tcW w:type="dxa" w:w="935"/>
             <w:tcMar>
               <w:top w:type="dxa" w:w="40"/>
               <w:left w:type="dxa" w:w="80"/>
@@ -5127,7 +5127,7 @@
         </w:tc>
         <w:tc>
           <w:tcPr>
-            <w:tcW w:type="dxa" w:w="934"/>
+            <w:tcW w:type="dxa" w:w="1040"/>
             <w:tcMar>
               <w:top w:type="dxa" w:w="40"/>
               <w:left w:type="dxa" w:w="80"/>
@@ -5148,7 +5148,7 @@
         </w:tc>
         <w:tc>
           <w:tcPr>
-            <w:tcW w:type="dxa" w:w="3462"/>
+            <w:tcW w:type="dxa" w:w="2950"/>
             <w:tcMar>
               <w:top w:type="dxa" w:w="40"/>
               <w:left w:type="dxa" w:w="80"/>
@@ -5175,7 +5175,7 @@
         </w:trPr>
         <w:tc>
           <w:tcPr>
-            <w:tcW w:type="dxa" w:w="898"/>
+            <w:tcW w:type="dxa" w:w="1040"/>
             <w:tcMar>
               <w:top w:type="dxa" w:w="40"/>
               <w:left w:type="dxa" w:w="80"/>
@@ -5196,7 +5196,7 @@
         </w:tc>
         <w:tc>
           <w:tcPr>
-            <w:tcW w:type="dxa" w:w="747"/>
+            <w:tcW w:type="dxa" w:w="742"/>
             <w:tcMar>
               <w:top w:type="dxa" w:w="40"/>
               <w:left w:type="dxa" w:w="80"/>
@@ -5217,7 +5217,7 @@
         </w:tc>
         <w:tc>
           <w:tcPr>
-            <w:tcW w:type="dxa" w:w="877"/>
+            <w:tcW w:type="dxa" w:w="935"/>
             <w:tcMar>
               <w:top w:type="dxa" w:w="40"/>
               <w:left w:type="dxa" w:w="80"/>
@@ -5238,7 +5238,7 @@
         </w:tc>
         <w:tc>
           <w:tcPr>
-            <w:tcW w:type="dxa" w:w="992"/>
+            <w:tcW w:type="dxa" w:w="1145"/>
             <w:tcMar>
               <w:top w:type="dxa" w:w="40"/>
               <w:left w:type="dxa" w:w="80"/>
@@ -5259,7 +5259,7 @@
         </w:tc>
         <w:tc>
           <w:tcPr>
-            <w:tcW w:type="dxa" w:w="877"/>
+            <w:tcW w:type="dxa" w:w="935"/>
             <w:tcMar>
               <w:top w:type="dxa" w:w="40"/>
               <w:left w:type="dxa" w:w="80"/>
@@ -5280,7 +5280,7 @@
         </w:tc>
         <w:tc>
           <w:tcPr>
-            <w:tcW w:type="dxa" w:w="934"/>
+            <w:tcW w:type="dxa" w:w="1040"/>
             <w:tcMar>
               <w:top w:type="dxa" w:w="40"/>
               <w:left w:type="dxa" w:w="80"/>
@@ -5301,7 +5301,7 @@
         </w:tc>
         <w:tc>
           <w:tcPr>
-            <w:tcW w:type="dxa" w:w="3462"/>
+            <w:tcW w:type="dxa" w:w="2950"/>
             <w:tcMar>
               <w:top w:type="dxa" w:w="40"/>
               <w:left w:type="dxa" w:w="80"/>
@@ -5328,7 +5328,7 @@
         </w:trPr>
         <w:tc>
           <w:tcPr>
-            <w:tcW w:type="dxa" w:w="898"/>
+            <w:tcW w:type="dxa" w:w="1040"/>
             <w:tcMar>
               <w:top w:type="dxa" w:w="40"/>
               <w:left w:type="dxa" w:w="80"/>
@@ -5349,7 +5349,7 @@
         </w:tc>
         <w:tc>
           <w:tcPr>
-            <w:tcW w:type="dxa" w:w="747"/>
+            <w:tcW w:type="dxa" w:w="742"/>
             <w:tcMar>
               <w:top w:type="dxa" w:w="40"/>
               <w:left w:type="dxa" w:w="80"/>
@@ -5370,7 +5370,7 @@
         </w:tc>
         <w:tc>
           <w:tcPr>
-            <w:tcW w:type="dxa" w:w="877"/>
+            <w:tcW w:type="dxa" w:w="935"/>
             <w:tcMar>
               <w:top w:type="dxa" w:w="40"/>
               <w:left w:type="dxa" w:w="80"/>
@@ -5391,7 +5391,7 @@
         </w:tc>
         <w:tc>
           <w:tcPr>
-            <w:tcW w:type="dxa" w:w="992"/>
+            <w:tcW w:type="dxa" w:w="1145"/>
             <w:tcMar>
               <w:top w:type="dxa" w:w="40"/>
               <w:left w:type="dxa" w:w="80"/>
@@ -5412,7 +5412,7 @@
         </w:tc>
         <w:tc>
           <w:tcPr>
-            <w:tcW w:type="dxa" w:w="877"/>
+            <w:tcW w:type="dxa" w:w="935"/>
             <w:tcMar>
               <w:top w:type="dxa" w:w="40"/>
               <w:left w:type="dxa" w:w="80"/>
@@ -5433,7 +5433,7 @@
         </w:tc>
         <w:tc>
           <w:tcPr>
-            <w:tcW w:type="dxa" w:w="934"/>
+            <w:tcW w:type="dxa" w:w="1040"/>
             <w:tcMar>
               <w:top w:type="dxa" w:w="40"/>
               <w:left w:type="dxa" w:w="80"/>
@@ -5454,7 +5454,7 @@
         </w:tc>
         <w:tc>
           <w:tcPr>
-            <w:tcW w:type="dxa" w:w="3462"/>
+            <w:tcW w:type="dxa" w:w="2950"/>
             <w:tcMar>
               <w:top w:type="dxa" w:w="40"/>
               <w:left w:type="dxa" w:w="80"/>
@@ -5480,7 +5480,12 @@
         <w:spacing w:before="240"/>
       </w:pPr>
       <w:r>
-        <w:t xml:space="preserve">Le PSO-PID a la plus petite IAE sur les cinq scénarios, et il est séparé de toutes les autres méthodes partout. Les sous-sections qui suivent reprennent chaque scénario.</w:t>
+        <w:t xml:space="preserve">Le PSO-PID a la plus petite IAE sur les cinq scénarios, et il est séparé de toutes les autres méthodes partout. Les paragraphes qui suivent reprennent chaque scénario.</w:t>
+      </w:r>
+    </w:p>
+    <w:p>
+      <w:r>
+        <w:t xml:space="preserve">Sur S1 (figures 5.10 et 5.11), le PSO-PID a le plus petit dépassement (7,06 %) et l'établissement le plus rapide (2,64 ms). Suivent le PINN-PID (13,20 % ; 2,70 ms) et l'ELM-PID (13,99 % ; 3,40 ms). Le Fuzzy-PID dépasse de 27,34 % et s'établit en 3,35 ms ; c'est aussi lui dont le rapport cyclique reste le plus longtemps en butée pendant la montée (2,250 ms au total, la dernière fois à 2,605 ms, contre 1,6 à 1,8 ms pour les trois autres).</w:t>
       </w:r>
     </w:p>
     <w:p>
@@ -5523,7 +5528,7 @@
     </w:p>
     <w:p>
       <w:r>
-        <w:t xml:space="preserve">Sur S1 (figures 5.10 et 5.11), le PSO-PID a le plus petit dépassement (7,06 %) et l'établissement le plus rapide (2,64 ms). Suivent le PINN-PID (13,20 % ; 2,70 ms) et l'ELM-PID (13,99 % ; 3,40 ms). Le Fuzzy-PID dépasse de 27,34 % et s'établit en 3,35 ms ; c'est aussi lui dont le rapport cyclique reste le plus longtemps en butée pendant la montée (2,250 ms au total, la dernière fois à 2,605 ms, contre 1,6 à 1,8 ms pour les trois autres).</w:t>
+        <w:t xml:space="preserve">Sur S2 (figure 5.12), l'ELM-PID, le Fuzzy-PID et le PINN-PID sont à moins de 1,4 % l'un de l'autre. La règle ne sépare ni l'ELM-PID du PINN-PID (écart de −0,22 à +1,90 % selon la version du circuit) ni le Fuzzy-PID du PINN-PID (−1,14 à +0,51 %), mais elle sépare l'ELM-PID du Fuzzy-PID (+0,76 à +1,38 %). La relation n'est donc pas transitive, et aucun groupe ne peut être formé ; en pratique, les trois méthodes sont au même niveau. Le PSO-PID fait 15 % de moins que l'ELM-PID (2,04 contre 2,41 mV·s).</w:t>
       </w:r>
     </w:p>
     <w:p>
@@ -5547,7 +5552,7 @@
     </w:p>
     <w:p>
       <w:r>
-        <w:t xml:space="preserve">Sur S2 (figure 5.12), l'ELM-PID, le Fuzzy-PID et le PINN-PID sont à moins de 1,4 % l'un de l'autre. La règle ne sépare ni l'ELM-PID du PINN-PID (écart de −0,22 à +1,90 % selon la version du circuit) ni le Fuzzy-PID du PINN-PID (−1,14 à +0,51 %), mais elle sépare l'ELM-PID du Fuzzy-PID (+0,76 à +1,38 %). La relation n'est donc pas transitive, et aucun groupe ne peut être formé ; en pratique, les trois méthodes sont au même niveau. Le PSO-PID fait 15 % de moins que l'ELM-PID (2,04 contre 2,41 mV·s).</w:t>
+        <w:t xml:space="preserve">Sur S3 (figure 5.13), l'ELM-PID et le PINN-PID ne sont pas séparés (6,41 et 6,40 mV·s). Le PSO-PID obtient 5,46 mV·s. Au premier échelon de charge, l'écart maximal est le même pour toutes les méthodes (5,52 V) ; au retour de la charge à 70 ms, il vaut 5,43 V pour le PSO-PID contre 5,66 V pour l'ELM-PID, le Fuzzy-PID et le PINN-PID.</w:t>
       </w:r>
     </w:p>
     <w:p>
@@ -5571,7 +5576,7 @@
     </w:p>
     <w:p>
       <w:r>
-        <w:t xml:space="preserve">Sur S3 (figure 5.13), l'ELM-PID et le PINN-PID ne sont pas séparés (6,41 et 6,40 mV·s). Le PSO-PID obtient 5,46 mV·s. Au premier échelon de charge, l'écart maximal est le même pour toutes les méthodes (5,52 V) ; au retour de la charge à 70 ms, il vaut 5,43 V pour le PSO-PID contre 5,66 V pour l'ELM-PID, le Fuzzy-PID et le PINN-PID.</w:t>
+        <w:t xml:space="preserve">Sur S8a (figure 5.14), le PINN-PID devance l'ELM-PID de 0,4 %. L'ordre est le même dans les cinq versions du circuit (écart de 0,13 à 1,24 %), mais un tel écart n'a pas de poids pratique. Le PSO-PID garde la tension plus près de la consigne : écart maximal de 0,60 V, contre 0,94 V pour le PINN-PID et 0,97 V pour l'ELM-PID.</w:t>
       </w:r>
     </w:p>
     <w:p>
@@ -5595,7 +5600,7 @@
     </w:p>
     <w:p>
       <w:r>
-        <w:t xml:space="preserve">Sur S8a (figure 5.14), le PINN-PID devance l'ELM-PID de 0,4 %. L'ordre est le même dans les cinq versions du circuit (écart de 0,13 à 1,24 %), mais un tel écart n'a pas de poids pratique. Le PSO-PID garde la tension plus près de la consigne : écart maximal de 0,60 V, contre 0,94 V pour le PINN-PID et 0,97 V pour l'ELM-PID.</w:t>
+        <w:t xml:space="preserve">S10 écarte nettement les quatre méthodes avancées, toutes séparées (figure 5.15) : PSO-PID 3,98 mV·s, PINN-PID 6,63, ELM-PID 8,63 et Fuzzy-PID 9,18. Le PINN-PID dépasse le PSO-PID de 66,5 à 69,9 % selon la version du circuit, l'ELM-PID dépasse le PINN-PID de 16,7 à 30,3 %, et le Fuzzy-PID dépasse l'ELM-PID de 6,3 à 16,7 %.</w:t>
       </w:r>
     </w:p>
     <w:p>
@@ -5615,11 +5620,6 @@
       </w:pPr>
       <w:r>
         <w:t xml:space="preserve">Figure 5.15 : Tension de sortie dans le scénario S10 : ELM-PID, PSO-PID, Fuzzy-PID et PINN-PID. (a) Essai complet ; (b) à (e) agrandissements autour de 50, 100, 115 et 130 ms. Les événements à 145, 160 et 175 ms ne figurent que dans le panneau (a).</w:t>
-      </w:r>
-    </w:p>
-    <w:p>
-      <w:r>
-        <w:t xml:space="preserve">S10 écarte nettement les quatre méthodes avancées, toutes séparées (figure 5.15) : PSO-PID 3,98 mV·s, PINN-PID 6,63, ELM-PID 8,63 et Fuzzy-PID 9,18. Le PINN-PID dépasse le PSO-PID de 66,5 à 69,9 % selon la version du circuit, l'ELM-PID dépasse le PINN-PID de 16,7 à 30,3 %, et le Fuzzy-PID dépasse l'ELM-PID de 6,3 à 16,7 %.</w:t>
       </w:r>
     </w:p>
     <w:p>
@@ -6185,7 +6185,7 @@
         <w:spacing w:before="240"/>
       </w:pPr>
       <w:r>
-        <w:t xml:space="preserve">Figés à 50 ms, le PINN-PID ferait moins bien que l'ELM-PID (17,19 contre 14,60 mV·s) ; c'est son adaptation qui le fait passer devant. Les deux méthodes montent le gain proportionnel, mais elles traitent l'action intégrale en sens opposés (figure 5.9) : l'ELM-PID la porte à 2,07 fois celle de Ziegler-Nichols en fin d'essai, tandis que le PINN-PID la réduit à 0,30 fois sur le banc, et jusqu'à 0,25 fois sous Simulink, borne basse de son ensemble de gains admissibles. Le PINN-PID obtient la plus petite IAE des deux. Nous constatons cette différence sans pouvoir l'expliquer : aucun essai de ce travail n'isole l'effet de l'action intégrale de celui des autres gains.</w:t>
+        <w:t xml:space="preserve">Figés à 50 ms, le PINN-PID ferait moins bien que l'ELM-PID (17,19 contre 14,60 mV·s) ; c'est son adaptation qui le fait passer devant. Les deux méthodes montent le gain proportionnel, mais elles traitent l'action intégrale en sens opposés (figure 5.8) : l'ELM-PID la porte à 2,07 fois celle de Ziegler-Nichols en fin d'essai, tandis que le PINN-PID la réduit à 0,30 fois sur le banc, et jusqu'à 0,25 fois sous Simulink, borne basse de son ensemble de gains admissibles. Le PINN-PID obtient la plus petite IAE des deux. Nous constatons cette différence sans pouvoir l'expliquer : aucun essai de ce travail n'isole l'effet de l'action intégrale de celui des autres gains.</w:t>
       </w:r>
     </w:p>
     <w:p>
@@ -6882,12 +6882,12 @@
         <w:tblLayout w:type="fixed"/>
       </w:tblPr>
       <w:tblGrid>
-        <w:gridCol w:w="1520"/>
-        <w:gridCol w:w="1181"/>
-        <w:gridCol w:w="1314"/>
-        <w:gridCol w:w="1374"/>
-        <w:gridCol w:w="1766"/>
-        <w:gridCol w:w="1632"/>
+        <w:gridCol w:w="1922"/>
+        <w:gridCol w:w="1183"/>
+        <w:gridCol w:w="1251"/>
+        <w:gridCol w:w="1283"/>
+        <w:gridCol w:w="1609"/>
+        <w:gridCol w:w="1539"/>
       </w:tblGrid>
       <w:tr>
         <w:trPr>
@@ -6896,7 +6896,7 @@
         </w:trPr>
         <w:tc>
           <w:tcPr>
-            <w:tcW w:type="dxa" w:w="1520"/>
+            <w:tcW w:type="dxa" w:w="1922"/>
             <w:tcMar>
               <w:top w:type="dxa" w:w="40"/>
               <w:left w:type="dxa" w:w="80"/>
@@ -6921,7 +6921,7 @@
         </w:tc>
         <w:tc>
           <w:tcPr>
-            <w:tcW w:type="dxa" w:w="1181"/>
+            <w:tcW w:type="dxa" w:w="1183"/>
             <w:tcMar>
               <w:top w:type="dxa" w:w="40"/>
               <w:left w:type="dxa" w:w="80"/>
@@ -6946,7 +6946,7 @@
         </w:tc>
         <w:tc>
           <w:tcPr>
-            <w:tcW w:type="dxa" w:w="1314"/>
+            <w:tcW w:type="dxa" w:w="1251"/>
             <w:tcMar>
               <w:top w:type="dxa" w:w="40"/>
               <w:left w:type="dxa" w:w="80"/>
@@ -6971,7 +6971,7 @@
         </w:tc>
         <w:tc>
           <w:tcPr>
-            <w:tcW w:type="dxa" w:w="1374"/>
+            <w:tcW w:type="dxa" w:w="1283"/>
             <w:tcMar>
               <w:top w:type="dxa" w:w="40"/>
               <w:left w:type="dxa" w:w="80"/>
@@ -6996,7 +6996,7 @@
         </w:tc>
         <w:tc>
           <w:tcPr>
-            <w:tcW w:type="dxa" w:w="1766"/>
+            <w:tcW w:type="dxa" w:w="1609"/>
             <w:tcMar>
               <w:top w:type="dxa" w:w="40"/>
               <w:left w:type="dxa" w:w="80"/>
@@ -7021,7 +7021,7 @@
         </w:tc>
         <w:tc>
           <w:tcPr>
-            <w:tcW w:type="dxa" w:w="1632"/>
+            <w:tcW w:type="dxa" w:w="1539"/>
             <w:tcMar>
               <w:top w:type="dxa" w:w="40"/>
               <w:left w:type="dxa" w:w="80"/>
@@ -7052,7 +7052,7 @@
         </w:trPr>
         <w:tc>
           <w:tcPr>
-            <w:tcW w:type="dxa" w:w="1520"/>
+            <w:tcW w:type="dxa" w:w="1922"/>
             <w:tcMar>
               <w:top w:type="dxa" w:w="40"/>
               <w:left w:type="dxa" w:w="80"/>
@@ -7073,7 +7073,7 @@
         </w:tc>
         <w:tc>
           <w:tcPr>
-            <w:tcW w:type="dxa" w:w="1181"/>
+            <w:tcW w:type="dxa" w:w="1183"/>
             <w:tcMar>
               <w:top w:type="dxa" w:w="40"/>
               <w:left w:type="dxa" w:w="80"/>
@@ -7094,7 +7094,7 @@
         </w:tc>
         <w:tc>
           <w:tcPr>
-            <w:tcW w:type="dxa" w:w="1314"/>
+            <w:tcW w:type="dxa" w:w="1251"/>
             <w:tcMar>
               <w:top w:type="dxa" w:w="40"/>
               <w:left w:type="dxa" w:w="80"/>
@@ -7115,7 +7115,7 @@
         </w:tc>
         <w:tc>
           <w:tcPr>
-            <w:tcW w:type="dxa" w:w="1374"/>
+            <w:tcW w:type="dxa" w:w="1283"/>
             <w:tcMar>
               <w:top w:type="dxa" w:w="40"/>
               <w:left w:type="dxa" w:w="80"/>
@@ -7136,7 +7136,7 @@
         </w:tc>
         <w:tc>
           <w:tcPr>
-            <w:tcW w:type="dxa" w:w="1766"/>
+            <w:tcW w:type="dxa" w:w="1609"/>
             <w:tcMar>
               <w:top w:type="dxa" w:w="40"/>
               <w:left w:type="dxa" w:w="80"/>
@@ -7157,7 +7157,7 @@
         </w:tc>
         <w:tc>
           <w:tcPr>
-            <w:tcW w:type="dxa" w:w="1632"/>
+            <w:tcW w:type="dxa" w:w="1539"/>
             <w:tcMar>
               <w:top w:type="dxa" w:w="40"/>
               <w:left w:type="dxa" w:w="80"/>
@@ -7184,7 +7184,7 @@
         </w:trPr>
         <w:tc>
           <w:tcPr>
-            <w:tcW w:type="dxa" w:w="1520"/>
+            <w:tcW w:type="dxa" w:w="1922"/>
             <w:tcMar>
               <w:top w:type="dxa" w:w="40"/>
               <w:left w:type="dxa" w:w="80"/>
@@ -7205,7 +7205,7 @@
         </w:tc>
         <w:tc>
           <w:tcPr>
-            <w:tcW w:type="dxa" w:w="1181"/>
+            <w:tcW w:type="dxa" w:w="1183"/>
             <w:tcMar>
               <w:top w:type="dxa" w:w="40"/>
               <w:left w:type="dxa" w:w="80"/>
@@ -7226,7 +7226,7 @@
         </w:tc>
         <w:tc>
           <w:tcPr>
-            <w:tcW w:type="dxa" w:w="1314"/>
+            <w:tcW w:type="dxa" w:w="1251"/>
             <w:tcMar>
               <w:top w:type="dxa" w:w="40"/>
               <w:left w:type="dxa" w:w="80"/>
@@ -7247,7 +7247,7 @@
         </w:tc>
         <w:tc>
           <w:tcPr>
-            <w:tcW w:type="dxa" w:w="1374"/>
+            <w:tcW w:type="dxa" w:w="1283"/>
             <w:tcMar>
               <w:top w:type="dxa" w:w="40"/>
               <w:left w:type="dxa" w:w="80"/>
@@ -7268,7 +7268,7 @@
         </w:tc>
         <w:tc>
           <w:tcPr>
-            <w:tcW w:type="dxa" w:w="1766"/>
+            <w:tcW w:type="dxa" w:w="1609"/>
             <w:tcMar>
               <w:top w:type="dxa" w:w="40"/>
               <w:left w:type="dxa" w:w="80"/>
@@ -7289,7 +7289,7 @@
         </w:tc>
         <w:tc>
           <w:tcPr>
-            <w:tcW w:type="dxa" w:w="1632"/>
+            <w:tcW w:type="dxa" w:w="1539"/>
             <w:tcMar>
               <w:top w:type="dxa" w:w="40"/>
               <w:left w:type="dxa" w:w="80"/>
@@ -7316,7 +7316,7 @@
         </w:trPr>
         <w:tc>
           <w:tcPr>
-            <w:tcW w:type="dxa" w:w="1520"/>
+            <w:tcW w:type="dxa" w:w="1922"/>
             <w:tcMar>
               <w:top w:type="dxa" w:w="40"/>
               <w:left w:type="dxa" w:w="80"/>
@@ -7337,7 +7337,7 @@
         </w:tc>
         <w:tc>
           <w:tcPr>
-            <w:tcW w:type="dxa" w:w="1181"/>
+            <w:tcW w:type="dxa" w:w="1183"/>
             <w:tcMar>
               <w:top w:type="dxa" w:w="40"/>
               <w:left w:type="dxa" w:w="80"/>
@@ -7358,7 +7358,7 @@
         </w:tc>
         <w:tc>
           <w:tcPr>
-            <w:tcW w:type="dxa" w:w="1314"/>
+            <w:tcW w:type="dxa" w:w="1251"/>
             <w:tcMar>
               <w:top w:type="dxa" w:w="40"/>
               <w:left w:type="dxa" w:w="80"/>
@@ -7379,7 +7379,7 @@
         </w:tc>
         <w:tc>
           <w:tcPr>
-            <w:tcW w:type="dxa" w:w="1374"/>
+            <w:tcW w:type="dxa" w:w="1283"/>
             <w:tcMar>
               <w:top w:type="dxa" w:w="40"/>
               <w:left w:type="dxa" w:w="80"/>
@@ -7400,7 +7400,7 @@
         </w:tc>
         <w:tc>
           <w:tcPr>
-            <w:tcW w:type="dxa" w:w="1766"/>
+            <w:tcW w:type="dxa" w:w="1609"/>
             <w:tcMar>
               <w:top w:type="dxa" w:w="40"/>
               <w:left w:type="dxa" w:w="80"/>
@@ -7421,7 +7421,7 @@
         </w:tc>
         <w:tc>
           <w:tcPr>
-            <w:tcW w:type="dxa" w:w="1632"/>
+            <w:tcW w:type="dxa" w:w="1539"/>
             <w:tcMar>
               <w:top w:type="dxa" w:w="40"/>
               <w:left w:type="dxa" w:w="80"/>
@@ -7448,7 +7448,7 @@
         </w:trPr>
         <w:tc>
           <w:tcPr>
-            <w:tcW w:type="dxa" w:w="1520"/>
+            <w:tcW w:type="dxa" w:w="1922"/>
             <w:tcMar>
               <w:top w:type="dxa" w:w="40"/>
               <w:left w:type="dxa" w:w="80"/>
@@ -7469,7 +7469,7 @@
         </w:tc>
         <w:tc>
           <w:tcPr>
-            <w:tcW w:type="dxa" w:w="1181"/>
+            <w:tcW w:type="dxa" w:w="1183"/>
             <w:tcMar>
               <w:top w:type="dxa" w:w="40"/>
               <w:left w:type="dxa" w:w="80"/>
@@ -7490,7 +7490,7 @@
         </w:tc>
         <w:tc>
           <w:tcPr>
-            <w:tcW w:type="dxa" w:w="1314"/>
+            <w:tcW w:type="dxa" w:w="1251"/>
             <w:tcMar>
               <w:top w:type="dxa" w:w="40"/>
               <w:left w:type="dxa" w:w="80"/>
@@ -7511,7 +7511,7 @@
         </w:tc>
         <w:tc>
           <w:tcPr>
-            <w:tcW w:type="dxa" w:w="1374"/>
+            <w:tcW w:type="dxa" w:w="1283"/>
             <w:tcMar>
               <w:top w:type="dxa" w:w="40"/>
               <w:left w:type="dxa" w:w="80"/>
@@ -7532,7 +7532,7 @@
         </w:tc>
         <w:tc>
           <w:tcPr>
-            <w:tcW w:type="dxa" w:w="1766"/>
+            <w:tcW w:type="dxa" w:w="1609"/>
             <w:tcMar>
               <w:top w:type="dxa" w:w="40"/>
               <w:left w:type="dxa" w:w="80"/>
@@ -7553,7 +7553,7 @@
         </w:tc>
         <w:tc>
           <w:tcPr>
-            <w:tcW w:type="dxa" w:w="1632"/>
+            <w:tcW w:type="dxa" w:w="1539"/>
             <w:tcMar>
               <w:top w:type="dxa" w:w="40"/>
               <w:left w:type="dxa" w:w="80"/>
@@ -7580,7 +7580,7 @@
         </w:trPr>
         <w:tc>
           <w:tcPr>
-            <w:tcW w:type="dxa" w:w="1520"/>
+            <w:tcW w:type="dxa" w:w="1922"/>
             <w:tcMar>
               <w:top w:type="dxa" w:w="40"/>
               <w:left w:type="dxa" w:w="80"/>
@@ -7601,7 +7601,7 @@
         </w:tc>
         <w:tc>
           <w:tcPr>
-            <w:tcW w:type="dxa" w:w="1181"/>
+            <w:tcW w:type="dxa" w:w="1183"/>
             <w:tcMar>
               <w:top w:type="dxa" w:w="40"/>
               <w:left w:type="dxa" w:w="80"/>
@@ -7622,7 +7622,7 @@
         </w:tc>
         <w:tc>
           <w:tcPr>
-            <w:tcW w:type="dxa" w:w="1314"/>
+            <w:tcW w:type="dxa" w:w="1251"/>
             <w:tcMar>
               <w:top w:type="dxa" w:w="40"/>
               <w:left w:type="dxa" w:w="80"/>
@@ -7643,7 +7643,7 @@
         </w:tc>
         <w:tc>
           <w:tcPr>
-            <w:tcW w:type="dxa" w:w="1374"/>
+            <w:tcW w:type="dxa" w:w="1283"/>
             <w:tcMar>
               <w:top w:type="dxa" w:w="40"/>
               <w:left w:type="dxa" w:w="80"/>
@@ -7664,7 +7664,7 @@
         </w:tc>
         <w:tc>
           <w:tcPr>
-            <w:tcW w:type="dxa" w:w="1766"/>
+            <w:tcW w:type="dxa" w:w="1609"/>
             <w:tcMar>
               <w:top w:type="dxa" w:w="40"/>
               <w:left w:type="dxa" w:w="80"/>
@@ -7685,7 +7685,7 @@
         </w:tc>
         <w:tc>
           <w:tcPr>
-            <w:tcW w:type="dxa" w:w="1632"/>
+            <w:tcW w:type="dxa" w:w="1539"/>
             <w:tcMar>
               <w:top w:type="dxa" w:w="40"/>
               <w:left w:type="dxa" w:w="80"/>
@@ -7712,7 +7712,7 @@
         </w:trPr>
         <w:tc>
           <w:tcPr>
-            <w:tcW w:type="dxa" w:w="1520"/>
+            <w:tcW w:type="dxa" w:w="1922"/>
             <w:tcMar>
               <w:top w:type="dxa" w:w="40"/>
               <w:left w:type="dxa" w:w="80"/>
@@ -7733,7 +7733,7 @@
         </w:tc>
         <w:tc>
           <w:tcPr>
-            <w:tcW w:type="dxa" w:w="1181"/>
+            <w:tcW w:type="dxa" w:w="1183"/>
             <w:tcMar>
               <w:top w:type="dxa" w:w="40"/>
               <w:left w:type="dxa" w:w="80"/>
@@ -7754,7 +7754,7 @@
         </w:tc>
         <w:tc>
           <w:tcPr>
-            <w:tcW w:type="dxa" w:w="1314"/>
+            <w:tcW w:type="dxa" w:w="1251"/>
             <w:tcMar>
               <w:top w:type="dxa" w:w="40"/>
               <w:left w:type="dxa" w:w="80"/>
@@ -7775,7 +7775,7 @@
         </w:tc>
         <w:tc>
           <w:tcPr>
-            <w:tcW w:type="dxa" w:w="1374"/>
+            <w:tcW w:type="dxa" w:w="1283"/>
             <w:tcMar>
               <w:top w:type="dxa" w:w="40"/>
               <w:left w:type="dxa" w:w="80"/>
@@ -7796,7 +7796,7 @@
         </w:tc>
         <w:tc>
           <w:tcPr>
-            <w:tcW w:type="dxa" w:w="1766"/>
+            <w:tcW w:type="dxa" w:w="1609"/>
             <w:tcMar>
               <w:top w:type="dxa" w:w="40"/>
               <w:left w:type="dxa" w:w="80"/>
@@ -7817,7 +7817,7 @@
         </w:tc>
         <w:tc>
           <w:tcPr>
-            <w:tcW w:type="dxa" w:w="1632"/>
+            <w:tcW w:type="dxa" w:w="1539"/>
             <w:tcMar>
               <w:top w:type="dxa" w:w="40"/>
               <w:left w:type="dxa" w:w="80"/>
@@ -7844,7 +7844,7 @@
         </w:trPr>
         <w:tc>
           <w:tcPr>
-            <w:tcW w:type="dxa" w:w="1520"/>
+            <w:tcW w:type="dxa" w:w="1922"/>
             <w:tcMar>
               <w:top w:type="dxa" w:w="40"/>
               <w:left w:type="dxa" w:w="80"/>
@@ -7865,7 +7865,7 @@
         </w:tc>
         <w:tc>
           <w:tcPr>
-            <w:tcW w:type="dxa" w:w="1181"/>
+            <w:tcW w:type="dxa" w:w="1183"/>
             <w:tcMar>
               <w:top w:type="dxa" w:w="40"/>
               <w:left w:type="dxa" w:w="80"/>
@@ -7886,7 +7886,7 @@
         </w:tc>
         <w:tc>
           <w:tcPr>
-            <w:tcW w:type="dxa" w:w="1314"/>
+            <w:tcW w:type="dxa" w:w="1251"/>
             <w:tcMar>
               <w:top w:type="dxa" w:w="40"/>
               <w:left w:type="dxa" w:w="80"/>
@@ -7907,7 +7907,7 @@
         </w:tc>
         <w:tc>
           <w:tcPr>
-            <w:tcW w:type="dxa" w:w="1374"/>
+            <w:tcW w:type="dxa" w:w="1283"/>
             <w:tcMar>
               <w:top w:type="dxa" w:w="40"/>
               <w:left w:type="dxa" w:w="80"/>
@@ -7928,7 +7928,7 @@
         </w:tc>
         <w:tc>
           <w:tcPr>
-            <w:tcW w:type="dxa" w:w="1766"/>
+            <w:tcW w:type="dxa" w:w="1609"/>
             <w:tcMar>
               <w:top w:type="dxa" w:w="40"/>
               <w:left w:type="dxa" w:w="80"/>
@@ -7949,7 +7949,7 @@
         </w:tc>
         <w:tc>
           <w:tcPr>
-            <w:tcW w:type="dxa" w:w="1632"/>
+            <w:tcW w:type="dxa" w:w="1539"/>
             <w:tcMar>
               <w:top w:type="dxa" w:w="40"/>
               <w:left w:type="dxa" w:w="80"/>
@@ -7976,7 +7976,7 @@
         </w:trPr>
         <w:tc>
           <w:tcPr>
-            <w:tcW w:type="dxa" w:w="1520"/>
+            <w:tcW w:type="dxa" w:w="1922"/>
             <w:tcMar>
               <w:top w:type="dxa" w:w="40"/>
               <w:left w:type="dxa" w:w="80"/>
@@ -7997,7 +7997,7 @@
         </w:tc>
         <w:tc>
           <w:tcPr>
-            <w:tcW w:type="dxa" w:w="1181"/>
+            <w:tcW w:type="dxa" w:w="1183"/>
             <w:tcMar>
               <w:top w:type="dxa" w:w="40"/>
               <w:left w:type="dxa" w:w="80"/>
@@ -8018,7 +8018,7 @@
         </w:tc>
         <w:tc>
           <w:tcPr>
-            <w:tcW w:type="dxa" w:w="1314"/>
+            <w:tcW w:type="dxa" w:w="1251"/>
             <w:tcMar>
               <w:top w:type="dxa" w:w="40"/>
               <w:left w:type="dxa" w:w="80"/>
@@ -8039,7 +8039,7 @@
         </w:tc>
         <w:tc>
           <w:tcPr>
-            <w:tcW w:type="dxa" w:w="1374"/>
+            <w:tcW w:type="dxa" w:w="1283"/>
             <w:tcMar>
               <w:top w:type="dxa" w:w="40"/>
               <w:left w:type="dxa" w:w="80"/>
@@ -8060,7 +8060,7 @@
         </w:tc>
         <w:tc>
           <w:tcPr>
-            <w:tcW w:type="dxa" w:w="1766"/>
+            <w:tcW w:type="dxa" w:w="1609"/>
             <w:tcMar>
               <w:top w:type="dxa" w:w="40"/>
               <w:left w:type="dxa" w:w="80"/>
@@ -8081,7 +8081,7 @@
         </w:tc>
         <w:tc>
           <w:tcPr>
-            <w:tcW w:type="dxa" w:w="1632"/>
+            <w:tcW w:type="dxa" w:w="1539"/>
             <w:tcMar>
               <w:top w:type="dxa" w:w="40"/>
               <w:left w:type="dxa" w:w="80"/>
@@ -8108,7 +8108,7 @@
         </w:trPr>
         <w:tc>
           <w:tcPr>
-            <w:tcW w:type="dxa" w:w="1520"/>
+            <w:tcW w:type="dxa" w:w="1922"/>
             <w:tcMar>
               <w:top w:type="dxa" w:w="40"/>
               <w:left w:type="dxa" w:w="80"/>
@@ -8129,7 +8129,7 @@
         </w:tc>
         <w:tc>
           <w:tcPr>
-            <w:tcW w:type="dxa" w:w="1181"/>
+            <w:tcW w:type="dxa" w:w="1183"/>
             <w:tcMar>
               <w:top w:type="dxa" w:w="40"/>
               <w:left w:type="dxa" w:w="80"/>
@@ -8150,7 +8150,7 @@
         </w:tc>
         <w:tc>
           <w:tcPr>
-            <w:tcW w:type="dxa" w:w="1314"/>
+            <w:tcW w:type="dxa" w:w="1251"/>
             <w:tcMar>
               <w:top w:type="dxa" w:w="40"/>
               <w:left w:type="dxa" w:w="80"/>
@@ -8171,7 +8171,7 @@
         </w:tc>
         <w:tc>
           <w:tcPr>
-            <w:tcW w:type="dxa" w:w="1374"/>
+            <w:tcW w:type="dxa" w:w="1283"/>
             <w:tcMar>
               <w:top w:type="dxa" w:w="40"/>
               <w:left w:type="dxa" w:w="80"/>
@@ -8192,7 +8192,7 @@
         </w:tc>
         <w:tc>
           <w:tcPr>
-            <w:tcW w:type="dxa" w:w="1766"/>
+            <w:tcW w:type="dxa" w:w="1609"/>
             <w:tcMar>
               <w:top w:type="dxa" w:w="40"/>
               <w:left w:type="dxa" w:w="80"/>
@@ -8213,7 +8213,7 @@
         </w:tc>
         <w:tc>
           <w:tcPr>
-            <w:tcW w:type="dxa" w:w="1632"/>
+            <w:tcW w:type="dxa" w:w="1539"/>
             <w:tcMar>
               <w:top w:type="dxa" w:w="40"/>
               <w:left w:type="dxa" w:w="80"/>
@@ -8240,7 +8240,7 @@
         </w:trPr>
         <w:tc>
           <w:tcPr>
-            <w:tcW w:type="dxa" w:w="1520"/>
+            <w:tcW w:type="dxa" w:w="1922"/>
             <w:tcMar>
               <w:top w:type="dxa" w:w="40"/>
               <w:left w:type="dxa" w:w="80"/>
@@ -8261,7 +8261,7 @@
         </w:tc>
         <w:tc>
           <w:tcPr>
-            <w:tcW w:type="dxa" w:w="1181"/>
+            <w:tcW w:type="dxa" w:w="1183"/>
             <w:tcMar>
               <w:top w:type="dxa" w:w="40"/>
               <w:left w:type="dxa" w:w="80"/>
@@ -8282,7 +8282,7 @@
         </w:tc>
         <w:tc>
           <w:tcPr>
-            <w:tcW w:type="dxa" w:w="1314"/>
+            <w:tcW w:type="dxa" w:w="1251"/>
             <w:tcMar>
               <w:top w:type="dxa" w:w="40"/>
               <w:left w:type="dxa" w:w="80"/>
@@ -8303,7 +8303,7 @@
         </w:tc>
         <w:tc>
           <w:tcPr>
-            <w:tcW w:type="dxa" w:w="1374"/>
+            <w:tcW w:type="dxa" w:w="1283"/>
             <w:tcMar>
               <w:top w:type="dxa" w:w="40"/>
               <w:left w:type="dxa" w:w="80"/>
@@ -8324,7 +8324,7 @@
         </w:tc>
         <w:tc>
           <w:tcPr>
-            <w:tcW w:type="dxa" w:w="1766"/>
+            <w:tcW w:type="dxa" w:w="1609"/>
             <w:tcMar>
               <w:top w:type="dxa" w:w="40"/>
               <w:left w:type="dxa" w:w="80"/>
@@ -8345,7 +8345,7 @@
         </w:tc>
         <w:tc>
           <w:tcPr>
-            <w:tcW w:type="dxa" w:w="1632"/>
+            <w:tcW w:type="dxa" w:w="1539"/>
             <w:tcMar>
               <w:top w:type="dxa" w:w="40"/>
               <w:left w:type="dxa" w:w="80"/>

--- a/REDACTION/chapitre5/Chapitre5_Simulation_et_analyse_des_performances.docx
+++ b/REDACTION/chapitre5/Chapitre5_Simulation_et_analyse_des_performances.docx
@@ -2681,7 +2681,7 @@
     </w:p>
     <w:p>
       <w:r>
-        <w:t xml:space="preserve">L'ELM-PID part des gains de Ziegler-Nichols et les modifie ensuite en ligne. La comparaison entre ces deux régulateurs isole donc ce qu'apporte l'adaptation, sur le même bloc PID et le même convertisseur. Nous la menons scénario par scénario, du démarrage nominal au changement durable du point de fonctionnement, puis nous en faisons la synthèse au tableau 5.4.</w:t>
+        <w:t xml:space="preserve">L'ELM-PID part des gains de Ziegler-Nichols et les modifie ensuite en ligne. La comparaison entre ces deux régulateurs isole donc ce qu'apporte l'adaptation, sur le même bloc PID et le même convertisseur. Nous la menons scénario par scénario, du démarrage nominal au changement durable du point de fonctionnement, puis nous en faisons la synthèse (section 5.3.4).</w:t>
       </w:r>
     </w:p>
     <w:p>
@@ -6194,6 +6194,11 @@
       </w:r>
     </w:p>
     <w:p>
+      <w:r>
+        <w:t xml:space="preserve">Sur la commande (figure 5.16), le dernier passage du rapport cyclique en butée a lieu à 175,45 ms pour l'ELM-PID, à 160,2 ms pour le PSO-PID, à 160,1 ms pour le PINN-PID, et dès 53,5 et 52,3 ms pour Ziegler-Nichols et le Fuzzy-PID.</w:t>
+      </w:r>
+    </w:p>
+    <w:p>
       <w:pPr>
         <w:pStyle w:val="Repere"/>
       </w:pPr>
@@ -6210,11 +6215,6 @@
       </w:pPr>
       <w:r>
         <w:t xml:space="preserve">Figure 5.16 : Rapport cyclique dans le scénario S10 : ELM-PID, PSO-PID, Fuzzy-PID et PINN-PID. (a) Essai complet ; (b) à (e) agrandissements autour de 50, 100, 115 et 130 ms.</w:t>
-      </w:r>
-    </w:p>
-    <w:p>
-      <w:r>
-        <w:t xml:space="preserve">Sur la commande (figure 5.16), le dernier passage du rapport cyclique en butée a lieu à 175,45 ms pour l'ELM-PID, à 160,2 ms pour le PSO-PID, à 160,1 ms pour le PINN-PID, et dès 53,5 et 52,3 ms pour Ziegler-Nichols et le Fuzzy-PID.</w:t>
       </w:r>
     </w:p>
     <w:p>

--- a/REDACTION/chapitre5/Chapitre5_Simulation_et_analyse_des_performances.docx
+++ b/REDACTION/chapitre5/Chapitre5_Simulation_et_analyse_des_performances.docx
@@ -9421,10 +9421,6 @@
     </w:sectPr>
   </w:body>
 </w:document>
-</file>
-
-<file path=word/comments.xml><?xml version="1.0" encoding="utf-8"?>
-<w:comments xmlns:cx="http://schemas.microsoft.com/office/drawing/2014/chartex" xmlns:cx1="http://schemas.microsoft.com/office/drawing/2015/9/8/chartex" xmlns:cx2="http://schemas.microsoft.com/office/drawing/2015/10/21/chartex" xmlns:cx3="http://schemas.microsoft.com/office/drawing/2016/5/9/chartex" xmlns:cx4="http://schemas.microsoft.com/office/drawing/2016/5/10/chartex" xmlns:cx5="http://schemas.microsoft.com/office/drawing/2016/5/11/chartex" xmlns:cx6="http://schemas.microsoft.com/office/drawing/2016/5/12/chartex" xmlns:cx7="http://schemas.microsoft.com/office/drawing/2016/5/13/chartex" xmlns:cx8="http://schemas.microsoft.com/office/drawing/2016/5/14/chartex" xmlns:mc="http://schemas.openxmlformats.org/markup-compatibility/2006" xmlns:aink="http://schemas.microsoft.com/office/drawing/2016/ink" xmlns:am3d="http://schemas.microsoft.com/office/drawing/2017/model3d" xmlns:o="urn:schemas-microsoft-com:office:office" xmlns:r="http://schemas.openxmlformats.org/officeDocument/2006/relationships" xmlns:m="http://schemas.openxmlformats.org/officeDocument/2006/math" xmlns:v="urn:schemas-microsoft-com:vml" xmlns:wp14="http://schemas.microsoft.com/office/word/2010/wordprocessingDrawing" xmlns:wp="http://schemas.openxmlformats.org/drawingml/2006/wordprocessingDrawing" xmlns:w10="urn:schemas-microsoft-com:office:word" xmlns:w="http://schemas.openxmlformats.org/wordprocessingml/2006/main" xmlns:w14="http://schemas.microsoft.com/office/word/2010/wordml" xmlns:w15="http://schemas.microsoft.com/office/word/2012/wordml" xmlns:w16cex="http://schemas.microsoft.com/office/word/2018/wordml/cex" xmlns:w16cid="http://schemas.microsoft.com/office/word/2016/wordml/cid" xmlns:w16="http://schemas.microsoft.com/office/word/2018/wordml" xmlns:w16sdtdh="http://schemas.microsoft.com/office/word/2020/wordml/sdtdatahash" xmlns:w16se="http://schemas.microsoft.com/office/word/2015/wordml/symex" xmlns:wpg="http://schemas.microsoft.com/office/word/2010/wordprocessingGroup" xmlns:wpi="http://schemas.microsoft.com/office/word/2010/wordprocessingInk" xmlns:wne="http://schemas.microsoft.com/office/word/2006/wordml" xmlns:wps="http://schemas.microsoft.com/office/word/2010/wordprocessingShape"/>
 </file>
 
 <file path=word/endnotes.xml><?xml version="1.0" encoding="utf-8"?>

--- a/REDACTION/chapitre5/Chapitre5_Simulation_et_analyse_des_performances.docx
+++ b/REDACTION/chapitre5/Chapitre5_Simulation_et_analyse_des_performances.docx
@@ -1196,7 +1196,7 @@
         <w:t xml:space="preserve">N</w:t>
       </w:r>
       <w:r>
-        <w:t xml:space="preserve"> = 64 122,9 rad/s est le coefficient du filtre du terme dérivé. L'intégrateur et le filtre sont discrétisés par la méthode d'Euler explicite. La sortie est bornée à [0,01 ; 0,99], et l'intégration s'arrête quand la sortie est en butée et que l'erreur pousse dans le même sens (anti-emballement par blocage de l'intégrateur, ou « clamping ») [Åström et Hägglund, 2006].</w:t>
+        <w:t xml:space="preserve"> = 64 122,9 rad/s est le coefficient du filtre du terme dérivé. L'intégrateur et le filtre sont discrétisés par la méthode d'Euler explicite. La sortie est bornée à [0,01 ; 0,99]. Quand elle est en butée et que l'erreur pousse dans le même sens, l'intégration s'arrête : c'est un anti-emballement par intégration conditionnelle (blocage de l'intégrateur en butée) [Åström et Hägglund, 2006].</w:t>
       </w:r>
     </w:p>
     <w:p>
@@ -1266,7 +1266,7 @@
         <w:t xml:space="preserve">D</w:t>
       </w:r>
       <w:r>
-        <w:t xml:space="preserve"> du bloc (5.1) distingue les cinq méthodes. Le PID de Ziegler-Nichols garde ses gains fixes. Le PSO-PID garde aussi des gains fixes, réglés hors ligne par essaim particulaire [Gaing, 2004] sur des essais de réglage distincts des essais de jugement. Le Fuzzy-PID modifie ses gains en ligne par l'ordonnancement flou de [Zhao et al., 1993]. L'ELM-PID les adapte à partir d'un réseau ELM mis à jour en ligne [Lu et al., 2021 ; Liang et al., 2006] (chapitre 4). Le PINN-PID les adapte en minimisant le coût de [Ito et Wasa, 2025]. Le modèle du convertisseur, les bornes, l'anti-emballement et les conditions de simulation sont identiques pour tous.</w:t>
+        <w:t xml:space="preserve"> du bloc (5.1) distingue les cinq méthodes. Le PID de Ziegler-Nichols garde ses gains fixes. Le PSO-PID garde aussi des gains fixes, réglés hors ligne par essaim particulaire [Gaing, 2004] sur des essais de réglage distincts des essais de jugement. Le Fuzzy-PID modifie ses gains en ligne par l'ordonnancement flou de [Zhao et al., 1993]. L'ELM-PID les adapte à partir d'un réseau ELM mis à jour en ligne [Lu et al., 2021 ; Liang et al., 2006] (chapitre 4). Le PINN-PID les adapte en minimisant le coût de [Ito et Wasa, 2025]. Le modèle du convertisseur, les bornes, l'intégration conditionnelle et les conditions de simulation sont identiques pour tous.</w:t>
       </w:r>
     </w:p>
     <w:p>
@@ -2381,17 +2381,7 @@
     </w:p>
     <w:p>
       <w:r>
-        <w:t xml:space="preserve">D'autres grandeurs sont publiées à côté, sans changer le classement. Le dépassement </w:t>
-      </w:r>
-      <w:r>
-        <w:rPr>
-          <w:i/>
-          <w:iCs/>
-        </w:rPr>
-        <w:t xml:space="preserve">D</w:t>
-      </w:r>
-      <w:r>
-        <w:t xml:space="preserve"> est l'écart maximal de la tension au-dessus de 100 V pendant le démarrage, en pourcentage de la consigne. Le temps d'établissement est le dernier instant du démarrage où |</w:t>
+        <w:t xml:space="preserve">D'autres grandeurs sont publiées à côté, sans changer le classement. Le dépassement est l'écart maximal de la tension au-dessus de 100 V pendant le démarrage, en pourcentage de la consigne. Le temps d'établissement est le dernier instant du démarrage où |</w:t>
       </w:r>
       <w:r>
         <w:rPr>
@@ -2659,7 +2649,7 @@
     </w:p>
     <w:p>
       <w:r>
-        <w:t xml:space="preserve">Pendant la mise au point des méthodes, nous avons suivi un indice global J, moyenne de treize rapports d'IAE à Ziegler-Nichols calculés sur les onze essais. Il ne sert pas à juger dans ce chapitre : une moyenne arithmétique de rapports dépend de la référence choisie au dénominateur et donne le même poids à tous les essais </w:t>
+        <w:t xml:space="preserve">Pendant la mise au point des méthodes, nous avons suivi un indice global, moyenne de treize rapports d'IAE à Ziegler-Nichols calculés sur les onze essais. Il ne sert pas à juger dans ce chapitre : une moyenne arithmétique de rapports dépend de la référence choisie au dénominateur et donne le même poids à tous les essais </w:t>
       </w:r>
       <w:r>
         <w:rPr>
@@ -2718,7 +2708,7 @@
     </w:p>
     <w:p>
       <w:r>
-        <w:t xml:space="preserve">L'explication tient au rapport cyclique (figure 5.3). Pendant la montée en tension, il est en butée pendant 1,791 ms au total, la dernière fois à 2,077 ms, pour les deux régulateurs. Or la boucle d'adaptation, reprise de [Lu et al., 2021], travaille par fenêtres de 0,5 ms et reste bloquée tant que la commande est saturée dans la fenêtre courante ou dans l'une des deux précédentes : en saturation, le rapport cyclique ne dépend plus des gains, et le gradient calculé n'aurait pas de sens. Les gains ne changent donc qu'après la fin de la saturation. Sur S1, ils changent une seule fois, à 4 ms, et passent à 1,47 fois le gain proportionnel, 1,06 fois le gain intégral et 1,15 fois le gain dérivé de Ziegler-Nichols. Ils ne bougent plus ensuite. La montée elle-même s'est faite avec les gains de Ziegler-Nichols, d'où la même réponse.</w:t>
+        <w:t xml:space="preserve">L'explication tient au rapport cyclique (figure 5.3). Pendant la montée en tension, il est en butée pendant 1,791 ms au total, la dernière fois à 2,077 ms, pour les deux régulateurs. Or la boucle d'adaptation, reprise de [Lu et al., 2021], travaille par fenêtres de 0,5 ms et passe par une porte, qui suspend l'adaptation tant que la commande est en butée dans la fenêtre courante ou dans l'une des deux précédentes (chapitre 4) : en saturation, le rapport cyclique ne dépend plus des gains, et le gradient calculé n'aurait pas de sens. Les gains ne changent donc qu'après la fin de la saturation. Sur S1, ils changent une seule fois, à 4 ms, et passent à 1,47 fois le gain proportionnel, 1,06 fois le gain intégral et 1,15 fois le gain dérivé de Ziegler-Nichols. Ils ne bougent plus ensuite. La montée elle-même s'est faite avec les gains de Ziegler-Nichols, d'où la même réponse.</w:t>
       </w:r>
     </w:p>
     <w:p>
@@ -5680,9 +5670,9 @@
         <w:tblLayout w:type="fixed"/>
       </w:tblPr>
       <w:tblGrid>
-        <w:gridCol w:w="3509"/>
-        <w:gridCol w:w="2636"/>
-        <w:gridCol w:w="2642"/>
+        <w:gridCol w:w="3518"/>
+        <w:gridCol w:w="2631"/>
+        <w:gridCol w:w="2638"/>
       </w:tblGrid>
       <w:tr>
         <w:trPr>
@@ -5691,7 +5681,7 @@
         </w:trPr>
         <w:tc>
           <w:tcPr>
-            <w:tcW w:type="dxa" w:w="3509"/>
+            <w:tcW w:type="dxa" w:w="3518"/>
             <w:tcMar>
               <w:top w:type="dxa" w:w="40"/>
               <w:left w:type="dxa" w:w="80"/>
@@ -5716,7 +5706,7 @@
         </w:tc>
         <w:tc>
           <w:tcPr>
-            <w:tcW w:type="dxa" w:w="2636"/>
+            <w:tcW w:type="dxa" w:w="2631"/>
             <w:tcMar>
               <w:top w:type="dxa" w:w="40"/>
               <w:left w:type="dxa" w:w="80"/>
@@ -5741,7 +5731,7 @@
         </w:tc>
         <w:tc>
           <w:tcPr>
-            <w:tcW w:type="dxa" w:w="2642"/>
+            <w:tcW w:type="dxa" w:w="2638"/>
             <w:tcMar>
               <w:top w:type="dxa" w:w="40"/>
               <w:left w:type="dxa" w:w="80"/>
@@ -5772,7 +5762,7 @@
         </w:trPr>
         <w:tc>
           <w:tcPr>
-            <w:tcW w:type="dxa" w:w="3509"/>
+            <w:tcW w:type="dxa" w:w="3518"/>
             <w:tcMar>
               <w:top w:type="dxa" w:w="40"/>
               <w:left w:type="dxa" w:w="80"/>
@@ -5793,7 +5783,7 @@
         </w:tc>
         <w:tc>
           <w:tcPr>
-            <w:tcW w:type="dxa" w:w="2636"/>
+            <w:tcW w:type="dxa" w:w="2631"/>
             <w:tcMar>
               <w:top w:type="dxa" w:w="40"/>
               <w:left w:type="dxa" w:w="80"/>
@@ -5814,7 +5804,7 @@
         </w:tc>
         <w:tc>
           <w:tcPr>
-            <w:tcW w:type="dxa" w:w="2642"/>
+            <w:tcW w:type="dxa" w:w="2638"/>
             <w:tcMar>
               <w:top w:type="dxa" w:w="40"/>
               <w:left w:type="dxa" w:w="80"/>
@@ -5841,7 +5831,7 @@
         </w:trPr>
         <w:tc>
           <w:tcPr>
-            <w:tcW w:type="dxa" w:w="3509"/>
+            <w:tcW w:type="dxa" w:w="3518"/>
             <w:tcMar>
               <w:top w:type="dxa" w:w="40"/>
               <w:left w:type="dxa" w:w="80"/>
@@ -5862,7 +5852,7 @@
         </w:tc>
         <w:tc>
           <w:tcPr>
-            <w:tcW w:type="dxa" w:w="2636"/>
+            <w:tcW w:type="dxa" w:w="2631"/>
             <w:tcMar>
               <w:top w:type="dxa" w:w="40"/>
               <w:left w:type="dxa" w:w="80"/>
@@ -5883,7 +5873,7 @@
         </w:tc>
         <w:tc>
           <w:tcPr>
-            <w:tcW w:type="dxa" w:w="2642"/>
+            <w:tcW w:type="dxa" w:w="2638"/>
             <w:tcMar>
               <w:top w:type="dxa" w:w="40"/>
               <w:left w:type="dxa" w:w="80"/>
@@ -5910,7 +5900,7 @@
         </w:trPr>
         <w:tc>
           <w:tcPr>
-            <w:tcW w:type="dxa" w:w="3509"/>
+            <w:tcW w:type="dxa" w:w="3518"/>
             <w:tcMar>
               <w:top w:type="dxa" w:w="40"/>
               <w:left w:type="dxa" w:w="80"/>
@@ -5931,43 +5921,43 @@
         </w:tc>
         <w:tc>
           <w:tcPr>
-            <w:tcW w:type="dxa" w:w="2636"/>
-            <w:tcMar>
-              <w:top w:type="dxa" w:w="40"/>
-              <w:left w:type="dxa" w:w="80"/>
-              <w:bottom w:type="dxa" w:w="40"/>
-              <w:right w:type="dxa" w:w="80"/>
-            </w:tcMar>
-            <w:vAlign w:val="center"/>
-          </w:tcPr>
-          <w:p>
-            <w:pPr>
-              <w:pStyle w:val="TexteTableau"/>
-              <w:jc w:val="center"/>
-            </w:pPr>
-            <w:r>
-              <w:t xml:space="preserve">40,9 %</w:t>
-            </w:r>
-          </w:p>
-        </w:tc>
-        <w:tc>
-          <w:tcPr>
-            <w:tcW w:type="dxa" w:w="2642"/>
-            <w:tcMar>
-              <w:top w:type="dxa" w:w="40"/>
-              <w:left w:type="dxa" w:w="80"/>
-              <w:bottom w:type="dxa" w:w="40"/>
-              <w:right w:type="dxa" w:w="80"/>
-            </w:tcMar>
-            <w:vAlign w:val="center"/>
-          </w:tcPr>
-          <w:p>
-            <w:pPr>
-              <w:pStyle w:val="TexteTableau"/>
-              <w:jc w:val="center"/>
-            </w:pPr>
-            <w:r>
-              <w:t xml:space="preserve">61,5 %</w:t>
+            <w:tcW w:type="dxa" w:w="2631"/>
+            <w:tcMar>
+              <w:top w:type="dxa" w:w="40"/>
+              <w:left w:type="dxa" w:w="80"/>
+              <w:bottom w:type="dxa" w:w="40"/>
+              <w:right w:type="dxa" w:w="80"/>
+            </w:tcMar>
+            <w:vAlign w:val="center"/>
+          </w:tcPr>
+          <w:p>
+            <w:pPr>
+              <w:pStyle w:val="TexteTableau"/>
+              <w:jc w:val="center"/>
+            </w:pPr>
+            <w:r>
+              <w:t xml:space="preserve">41 %</w:t>
+            </w:r>
+          </w:p>
+        </w:tc>
+        <w:tc>
+          <w:tcPr>
+            <w:tcW w:type="dxa" w:w="2638"/>
+            <w:tcMar>
+              <w:top w:type="dxa" w:w="40"/>
+              <w:left w:type="dxa" w:w="80"/>
+              <w:bottom w:type="dxa" w:w="40"/>
+              <w:right w:type="dxa" w:w="80"/>
+            </w:tcMar>
+            <w:vAlign w:val="center"/>
+          </w:tcPr>
+          <w:p>
+            <w:pPr>
+              <w:pStyle w:val="TexteTableau"/>
+              <w:jc w:val="center"/>
+            </w:pPr>
+            <w:r>
+              <w:t xml:space="preserve">61 %</w:t>
             </w:r>
           </w:p>
         </w:tc>
@@ -5979,7 +5969,7 @@
         </w:trPr>
         <w:tc>
           <w:tcPr>
-            <w:tcW w:type="dxa" w:w="3509"/>
+            <w:tcW w:type="dxa" w:w="3518"/>
             <w:tcMar>
               <w:top w:type="dxa" w:w="40"/>
               <w:left w:type="dxa" w:w="80"/>
@@ -6000,7 +5990,7 @@
         </w:tc>
         <w:tc>
           <w:tcPr>
-            <w:tcW w:type="dxa" w:w="2636"/>
+            <w:tcW w:type="dxa" w:w="2631"/>
             <w:tcMar>
               <w:top w:type="dxa" w:w="40"/>
               <w:left w:type="dxa" w:w="80"/>
@@ -6021,7 +6011,7 @@
         </w:tc>
         <w:tc>
           <w:tcPr>
-            <w:tcW w:type="dxa" w:w="2642"/>
+            <w:tcW w:type="dxa" w:w="2638"/>
             <w:tcMar>
               <w:top w:type="dxa" w:w="40"/>
               <w:left w:type="dxa" w:w="80"/>
@@ -6048,7 +6038,7 @@
         </w:trPr>
         <w:tc>
           <w:tcPr>
-            <w:tcW w:type="dxa" w:w="3509"/>
+            <w:tcW w:type="dxa" w:w="3518"/>
             <w:tcMar>
               <w:top w:type="dxa" w:w="40"/>
               <w:left w:type="dxa" w:w="80"/>
@@ -6069,7 +6059,7 @@
         </w:tc>
         <w:tc>
           <w:tcPr>
-            <w:tcW w:type="dxa" w:w="2636"/>
+            <w:tcW w:type="dxa" w:w="2631"/>
             <w:tcMar>
               <w:top w:type="dxa" w:w="40"/>
               <w:left w:type="dxa" w:w="80"/>
@@ -6090,7 +6080,7 @@
         </w:tc>
         <w:tc>
           <w:tcPr>
-            <w:tcW w:type="dxa" w:w="2642"/>
+            <w:tcW w:type="dxa" w:w="2638"/>
             <w:tcMar>
               <w:top w:type="dxa" w:w="40"/>
               <w:left w:type="dxa" w:w="80"/>
@@ -6117,7 +6107,7 @@
         </w:trPr>
         <w:tc>
           <w:tcPr>
-            <w:tcW w:type="dxa" w:w="3509"/>
+            <w:tcW w:type="dxa" w:w="3518"/>
             <w:tcMar>
               <w:top w:type="dxa" w:w="40"/>
               <w:left w:type="dxa" w:w="80"/>
@@ -6138,7 +6128,7 @@
         </w:tc>
         <w:tc>
           <w:tcPr>
-            <w:tcW w:type="dxa" w:w="2636"/>
+            <w:tcW w:type="dxa" w:w="2631"/>
             <w:tcMar>
               <w:top w:type="dxa" w:w="40"/>
               <w:left w:type="dxa" w:w="80"/>
@@ -6159,7 +6149,7 @@
         </w:tc>
         <w:tc>
           <w:tcPr>
-            <w:tcW w:type="dxa" w:w="2642"/>
+            <w:tcW w:type="dxa" w:w="2638"/>
             <w:tcMar>
               <w:top w:type="dxa" w:w="40"/>
               <w:left w:type="dxa" w:w="80"/>
@@ -6185,7 +6175,7 @@
         <w:spacing w:before="240"/>
       </w:pPr>
       <w:r>
-        <w:t xml:space="preserve">Figés à 50 ms, le PINN-PID ferait moins bien que l'ELM-PID (17,19 contre 14,60 mV·s) ; c'est son adaptation qui le fait passer devant. Les deux méthodes montent le gain proportionnel, mais elles traitent l'action intégrale en sens opposés (figure 5.8) : l'ELM-PID la porte à 2,07 fois celle de Ziegler-Nichols en fin d'essai, tandis que le PINN-PID la réduit à 0,30 fois sur le banc, et jusqu'à 0,25 fois sous Simulink, borne basse de son ensemble de gains admissibles. Le PINN-PID obtient la plus petite IAE des deux. Nous constatons cette différence sans pouvoir l'expliquer : aucun essai de ce travail n'isole l'effet de l'action intégrale de celui des autres gains.</w:t>
+        <w:t xml:space="preserve">Figés à 50 ms, le PINN-PID ferait moins bien que l'ELM-PID (17,19 contre 14,60 mV·s) ; c'est son adaptation qui le fait passer devant. Les deux méthodes montent le gain proportionnel, mais elles traitent l'action intégrale en sens opposés (figure 5.8) : l'ELM-PID la porte à 2,07 fois celle de Ziegler-Nichols en fin d'essai, tandis que le PINN-PID la réduit à 0,30 fois sur le banc, et jusqu'à 0,25 fois sous Simulink, borne basse de sa boîte de gains. Le PINN-PID obtient la plus petite IAE des deux. Nous constatons cette différence sans pouvoir l'expliquer : aucun essai de ce travail n'isole l'effet de l'action intégrale de celui des autres gains.</w:t>
       </w:r>
     </w:p>
     <w:p>
@@ -8371,7 +8361,7 @@
         <w:spacing w:before="240"/>
       </w:pPr>
       <w:r>
-        <w:t xml:space="preserve">Le PSO-PID a le plus petit rapport d'IAE sur les cinq scénarios et le plus petit dépassement. L'ELM-PID et le PINN-PID sont proches l'un de l'autre partout, sauf sur S10. Le Fuzzy-PID et Ziegler-Nichols viennent derrière : le premier est le moins bon au démarrage, le second à charge légère. Sur le temps en butée, en revanche, le PSO-PID et l'ELM-PID sont les moins bons. Le tableau montre aussi ce que coûte chaque approche. Les deux méthodes à gains fixes déplacent tout leur travail hors ligne ; le PSO-PID en fait le plus, et c'est lui qui obtient les meilleurs résultats. Les deux méthodes adaptatives demandent un travail hors ligne plus court, centré sur l'apprentissage d'un réseau, puis un calcul en ligne plus lourd, d'un facteur 2,6 pour l'ELM-PID et 28 pour le PINN-PID par rapport au PSO-PID. Nous ne calculons pas d'indice global : le classement qui en sortirait dépendrait des poids donnés à chaque grandeur, pour la raison donnée à la section 5.2.3.</w:t>
+        <w:t xml:space="preserve">Le PSO-PID a le plus petit rapport d'IAE sur les cinq scénarios et le plus petit dépassement. L'ELM-PID et le PINN-PID sont proches l'un de l'autre partout, sauf sur S10. Le Fuzzy-PID et Ziegler-Nichols viennent derrière : le premier est le moins bon au démarrage, le second à charge légère. Sur le temps en butée, en revanche, le PSO-PID et l'ELM-PID sont les moins bons. Le tableau montre aussi ce que coûte chaque approche. Les deux méthodes à gains fixes déplacent tout leur travail hors ligne ; le PSO-PID en fait le plus, et c'est lui qui obtient les meilleurs résultats. Les deux méthodes adaptatives demandent un travail hors ligne plus court, centré sur l'apprentissage d'un réseau, puis un calcul en ligne plus lourd : 2,5 fois celui du PSO-PID pour l'ELM-PID, 27 fois pour le PINN-PID. Nous ne calculons pas d'indice global : le classement qui en sortirait dépendrait des poids donnés à chaque grandeur, pour la raison donnée à la section 5.2.3.</w:t>
       </w:r>
     </w:p>
     <w:p>
@@ -8384,7 +8374,7 @@
     </w:p>
     <w:p>
       <w:r>
-        <w:t xml:space="preserve">La proposition du travail annonçait des résultats avant tout calcul. Ses phrases ont été réécrites en hypothèses vérifiables le 8 octobre 2026, avant le calcul des résultats de ce chapitre ; le coût J des versions de mise au point des méthodes était alors déjà connu. Le tableau 5.9 confronte ces hypothèses aux résultats. Le « PID à gains fixes » de la première hypothèse est ici le PID de Ziegler-Nichols.</w:t>
+        <w:t xml:space="preserve">La proposition du travail annonçait des résultats avant tout calcul. Ses phrases ont été réécrites en hypothèses vérifiables le 8 octobre 2026, avant le calcul des résultats de ce chapitre ; l'indice global des versions de mise au point des méthodes (section 5.2.3) était alors déjà connu. Le tableau 5.9 confronte ces hypothèses aux résultats. Le « PID à gains fixes » de la première hypothèse est ici le PID de Ziegler-Nichols.</w:t>
       </w:r>
     </w:p>
     <w:p>
@@ -8838,7 +8828,7 @@
     </w:p>
     <w:p>
       <w:r>
-        <w:t xml:space="preserve">Ces résultats s'accordent avec ce que l'on sait du réseau. Sur 4 615 fenêtres de contrôle, la sensibilité vraie du convertisseur varie avec la charge, de 11,2 V par unité de rapport cyclique (médiane, 4 à 6 Ω) à 15,8 V (50 à 99 Ω). Celle du réseau reste autour de 11 V (médianes de 11,06 à 11,44 V selon la classe de charge), et sa corrélation avec la valeur vraie, en logarithme, est de −0,04. Avec les seules tensions et rapports cycliques passés, la charge n'est pas observable à l'échelle d'une fenêtre de 0,5 ms. Le réseau agit donc comme un identificateur qui donne à la boucle le signe et l'ordre de grandeur de ∂</w:t>
+        <w:t xml:space="preserve">Ces résultats s'accordent avec ce que l'on sait du réseau. Sur 4 615 fenêtres de contrôle, la sensibilité vraie du convertisseur varie avec la charge, de 11,2 V par unité de rapport cyclique (médiane, 4 à 6 Ω) à 15,8 V (50 à 99 Ω). Celle du réseau reste autour de 11 V (médianes de 11,06 à 11,44 V selon la classe de charge), et la corrélation entre les logarithmes du jacobien du réseau et du jacobien vrai est de −0,04. Le réseau ne reçoit que des moyennes par fenêtre : celles de la tension de sortie sur les deux fenêtres précédentes, celles du rapport cyclique sur la fenêtre courante et les deux précédentes. Avec ces seules entrées, la charge n'est pas observable à l'échelle d'une fenêtre de 0,5 ms. Le réseau agit donc comme un identificateur qui donne à la boucle le signe et l'ordre de grandeur de ∂</w:t>
       </w:r>
       <w:r>
         <w:rPr>

--- a/REDACTION/chapitre5/Chapitre5_Simulation_et_analyse_des_performances.docx
+++ b/REDACTION/chapitre5/Chapitre5_Simulation_et_analyse_des_performances.docx
@@ -2708,7 +2708,7 @@
     </w:p>
     <w:p>
       <w:r>
-        <w:t xml:space="preserve">L'explication tient au rapport cyclique (figure 5.3). Pendant la montée en tension, il est en butée pendant 1,791 ms au total, la dernière fois à 2,077 ms, pour les deux régulateurs. Or la boucle d'adaptation, reprise de [Lu et al., 2021], travaille par fenêtres de 0,5 ms et passe par une porte, qui suspend l'adaptation tant que la commande est en butée dans la fenêtre courante ou dans l'une des deux précédentes (chapitre 4) : en saturation, le rapport cyclique ne dépend plus des gains, et le gradient calculé n'aurait pas de sens. Les gains ne changent donc qu'après la fin de la saturation. Sur S1, ils changent une seule fois, à 4 ms, et passent à 1,47 fois le gain proportionnel, 1,06 fois le gain intégral et 1,15 fois le gain dérivé de Ziegler-Nichols. Ils ne bougent plus ensuite. La montée elle-même s'est faite avec les gains de Ziegler-Nichols, d'où la même réponse.</w:t>
+        <w:t xml:space="preserve">L'explication tient au rapport cyclique (figure 5.3). Pendant la montée en tension, il est en butée pendant 1,791 ms au total, la dernière fois à 2,077 ms, pour les deux régulateurs. Or la boucle d'adaptation, reprise de [Lu et al., 2021], travaille par fenêtres de 0,5 ms et passe par une porte, qui suspend l'adaptation tant que la commande est en butée dans la fenêtre courante ou dans l'une des deux précédentes (section 4.4.2) : en saturation, le rapport cyclique ne dépend plus des gains, et le gradient calculé n'aurait pas de sens. Les gains ne changent donc qu'après la fin de la saturation. Sur S1, ils changent une seule fois, à 4 ms, et passent à 1,47 fois le gain proportionnel, 1,06 fois le gain intégral et 1,15 fois le gain dérivé de Ziegler-Nichols. Ils ne bougent plus ensuite. La montée elle-même s'est faite avec les gains de Ziegler-Nichols, d'où la même réponse.</w:t>
       </w:r>
     </w:p>
     <w:p>
@@ -2788,7 +2788,7 @@
     </w:p>
     <w:p>
       <w:r>
-        <w:t xml:space="preserve">Les gains ne changent pas pendant les 20 ms de perturbation. À chaque événement, la fenêtre de l'événement et les deux suivantes sont saturées ou suivent une saturation, et la boucle d'adaptation reste bloquée. Quand elle se rouvre, 1,5 ms plus tard, l'erreur moyenne de la fenêtre est déjà sous la zone morte de 0,1 V : la perturbation est rattrapée par le PID avant que la boucle lente puisse agir. Le gain de 15 à 26 % vient donc des gains atteints à 4 ms, à la fin du démarrage. Un PID aux gains fixes de 1,47, 1,06 et 1,15 fois ceux de Ziegler-Nichols, sans aucune adaptation, donne d'ailleurs la même IAE sur S3 (6,41 mV·s). Sur ces deux scénarios, l'ELM-PID a trouvé en ligne un meilleur réglage fixe ; il n'a pas réagi à la perturbation.</w:t>
+        <w:t xml:space="preserve">Les gains ne changent pas pendant les 20 ms de perturbation. À chaque événement, la fenêtre de l'événement et les deux suivantes sont saturées ou suivent une saturation, et la boucle d'adaptation reste bloquée. Quand elle se rouvre, 1,5 ms après la fin de la fenêtre saturée, soit 1,5 à 2 ms après l'événement, l'erreur moyenne de la fenêtre est déjà sous la zone morte de 0,1 V : la perturbation est rattrapée par le PID avant que la boucle lente puisse agir. Le gain de 15 à 26 % vient donc des gains atteints à 4 ms, à la fin du démarrage. Un PID aux gains fixes de 1,47, 1,06 et 1,15 fois ceux de Ziegler-Nichols, sans aucune adaptation, donne d'ailleurs la même IAE sur S3 (6,41 mV·s). Sur ces deux scénarios, l'ELM-PID a trouvé en ligne un meilleur réglage fixe ; il n'a pas réagi à la perturbation.</w:t>
       </w:r>
     </w:p>
     <w:p>
@@ -6180,7 +6180,7 @@
     </w:p>
     <w:p>
       <w:r>
-        <w:t xml:space="preserve">Le PSO-PID, à gains fixes, reste pourtant devant les deux. Ses gains valent 2,55, 1,37 et 2,61 fois ceux de Ziegler-Nichols, sur tout l'essai. Ils ont été réglés hors ligne [Gaing, 2004] sur quatre essais de réglage distincts des essais de jugement : un échelon de charge à 7 Ω, des échelons de tension d'entrée (175 puis 235 V) à 15 Ω, un échelon de consigne à charge légère (60 Ω) et un essai avec bruit de mesure et quantification. Le réglage imposait en outre une marge de phase d'au moins 30° à douze points de fonctionnement, de 4 à 98 Ω et de 160 à 240 V, ce qui inclut le point de S10. Aucun de ces essais ne contient d'échelon de charge à 25 Ω sous 160 V. Les méthodes adaptatives, elles, partent des gains de Ziegler-Nichols et les font monter en ligne ; à 50 ms, leurs gains dérivés n'atteignent pas la moitié de celui du PSO-PID.</w:t>
+        <w:t xml:space="preserve">Le PSO-PID, à gains fixes, reste pourtant devant les deux. Ses gains valent 2,55, 1,37 et 2,61 fois ceux de Ziegler-Nichols, sur tout l'essai. Ils ont été réglés hors ligne [Gaing, 2004] sur quatre essais de réglage distincts des essais de jugement : un échelon de charge de 7 à 4,5 Ω, des échelons de tension d'entrée (175 puis 235 V) à 15 Ω, un échelon de consigne à charge légère (60 Ω) et un essai avec bruit de mesure et quantification. Le réglage imposait en outre une marge de phase d'au moins 30° à douze points de fonctionnement, de 4 à 98 Ω et de 160 à 240 V, ce qui inclut le point de S10. Aucun de ces essais ne contient d'échelon de charge à 25 Ω sous 160 V. Les méthodes adaptatives, elles, partent des gains de Ziegler-Nichols et les font monter en ligne ; à 50 ms, leurs gains dérivés n'atteignent pas la moitié de celui du PSO-PID.</w:t>
       </w:r>
     </w:p>
     <w:p>
@@ -6874,10 +6874,10 @@
       <w:tblGrid>
         <w:gridCol w:w="1922"/>
         <w:gridCol w:w="1183"/>
-        <w:gridCol w:w="1251"/>
-        <w:gridCol w:w="1283"/>
-        <w:gridCol w:w="1609"/>
-        <w:gridCol w:w="1539"/>
+        <w:gridCol w:w="1249"/>
+        <w:gridCol w:w="1280"/>
+        <w:gridCol w:w="1615"/>
+        <w:gridCol w:w="1538"/>
       </w:tblGrid>
       <w:tr>
         <w:trPr>
@@ -6936,7 +6936,7 @@
         </w:tc>
         <w:tc>
           <w:tcPr>
-            <w:tcW w:type="dxa" w:w="1251"/>
+            <w:tcW w:type="dxa" w:w="1249"/>
             <w:tcMar>
               <w:top w:type="dxa" w:w="40"/>
               <w:left w:type="dxa" w:w="80"/>
@@ -6961,7 +6961,7 @@
         </w:tc>
         <w:tc>
           <w:tcPr>
-            <w:tcW w:type="dxa" w:w="1283"/>
+            <w:tcW w:type="dxa" w:w="1280"/>
             <w:tcMar>
               <w:top w:type="dxa" w:w="40"/>
               <w:left w:type="dxa" w:w="80"/>
@@ -6986,7 +6986,7 @@
         </w:tc>
         <w:tc>
           <w:tcPr>
-            <w:tcW w:type="dxa" w:w="1609"/>
+            <w:tcW w:type="dxa" w:w="1615"/>
             <w:tcMar>
               <w:top w:type="dxa" w:w="40"/>
               <w:left w:type="dxa" w:w="80"/>
@@ -7011,7 +7011,7 @@
         </w:tc>
         <w:tc>
           <w:tcPr>
-            <w:tcW w:type="dxa" w:w="1539"/>
+            <w:tcW w:type="dxa" w:w="1538"/>
             <w:tcMar>
               <w:top w:type="dxa" w:w="40"/>
               <w:left w:type="dxa" w:w="80"/>
@@ -7084,7 +7084,7 @@
         </w:tc>
         <w:tc>
           <w:tcPr>
-            <w:tcW w:type="dxa" w:w="1251"/>
+            <w:tcW w:type="dxa" w:w="1249"/>
             <w:tcMar>
               <w:top w:type="dxa" w:w="40"/>
               <w:left w:type="dxa" w:w="80"/>
@@ -7105,7 +7105,7 @@
         </w:tc>
         <w:tc>
           <w:tcPr>
-            <w:tcW w:type="dxa" w:w="1283"/>
+            <w:tcW w:type="dxa" w:w="1280"/>
             <w:tcMar>
               <w:top w:type="dxa" w:w="40"/>
               <w:left w:type="dxa" w:w="80"/>
@@ -7126,7 +7126,7 @@
         </w:tc>
         <w:tc>
           <w:tcPr>
-            <w:tcW w:type="dxa" w:w="1609"/>
+            <w:tcW w:type="dxa" w:w="1615"/>
             <w:tcMar>
               <w:top w:type="dxa" w:w="40"/>
               <w:left w:type="dxa" w:w="80"/>
@@ -7147,7 +7147,7 @@
         </w:tc>
         <w:tc>
           <w:tcPr>
-            <w:tcW w:type="dxa" w:w="1539"/>
+            <w:tcW w:type="dxa" w:w="1538"/>
             <w:tcMar>
               <w:top w:type="dxa" w:w="40"/>
               <w:left w:type="dxa" w:w="80"/>
@@ -7216,7 +7216,7 @@
         </w:tc>
         <w:tc>
           <w:tcPr>
-            <w:tcW w:type="dxa" w:w="1251"/>
+            <w:tcW w:type="dxa" w:w="1249"/>
             <w:tcMar>
               <w:top w:type="dxa" w:w="40"/>
               <w:left w:type="dxa" w:w="80"/>
@@ -7237,7 +7237,7 @@
         </w:tc>
         <w:tc>
           <w:tcPr>
-            <w:tcW w:type="dxa" w:w="1283"/>
+            <w:tcW w:type="dxa" w:w="1280"/>
             <w:tcMar>
               <w:top w:type="dxa" w:w="40"/>
               <w:left w:type="dxa" w:w="80"/>
@@ -7258,7 +7258,7 @@
         </w:tc>
         <w:tc>
           <w:tcPr>
-            <w:tcW w:type="dxa" w:w="1609"/>
+            <w:tcW w:type="dxa" w:w="1615"/>
             <w:tcMar>
               <w:top w:type="dxa" w:w="40"/>
               <w:left w:type="dxa" w:w="80"/>
@@ -7279,7 +7279,7 @@
         </w:tc>
         <w:tc>
           <w:tcPr>
-            <w:tcW w:type="dxa" w:w="1539"/>
+            <w:tcW w:type="dxa" w:w="1538"/>
             <w:tcMar>
               <w:top w:type="dxa" w:w="40"/>
               <w:left w:type="dxa" w:w="80"/>
@@ -7348,7 +7348,7 @@
         </w:tc>
         <w:tc>
           <w:tcPr>
-            <w:tcW w:type="dxa" w:w="1251"/>
+            <w:tcW w:type="dxa" w:w="1249"/>
             <w:tcMar>
               <w:top w:type="dxa" w:w="40"/>
               <w:left w:type="dxa" w:w="80"/>
@@ -7369,7 +7369,7 @@
         </w:tc>
         <w:tc>
           <w:tcPr>
-            <w:tcW w:type="dxa" w:w="1283"/>
+            <w:tcW w:type="dxa" w:w="1280"/>
             <w:tcMar>
               <w:top w:type="dxa" w:w="40"/>
               <w:left w:type="dxa" w:w="80"/>
@@ -7390,7 +7390,7 @@
         </w:tc>
         <w:tc>
           <w:tcPr>
-            <w:tcW w:type="dxa" w:w="1609"/>
+            <w:tcW w:type="dxa" w:w="1615"/>
             <w:tcMar>
               <w:top w:type="dxa" w:w="40"/>
               <w:left w:type="dxa" w:w="80"/>
@@ -7411,7 +7411,7 @@
         </w:tc>
         <w:tc>
           <w:tcPr>
-            <w:tcW w:type="dxa" w:w="1539"/>
+            <w:tcW w:type="dxa" w:w="1538"/>
             <w:tcMar>
               <w:top w:type="dxa" w:w="40"/>
               <w:left w:type="dxa" w:w="80"/>
@@ -7480,7 +7480,7 @@
         </w:tc>
         <w:tc>
           <w:tcPr>
-            <w:tcW w:type="dxa" w:w="1251"/>
+            <w:tcW w:type="dxa" w:w="1249"/>
             <w:tcMar>
               <w:top w:type="dxa" w:w="40"/>
               <w:left w:type="dxa" w:w="80"/>
@@ -7501,7 +7501,7 @@
         </w:tc>
         <w:tc>
           <w:tcPr>
-            <w:tcW w:type="dxa" w:w="1283"/>
+            <w:tcW w:type="dxa" w:w="1280"/>
             <w:tcMar>
               <w:top w:type="dxa" w:w="40"/>
               <w:left w:type="dxa" w:w="80"/>
@@ -7522,7 +7522,7 @@
         </w:tc>
         <w:tc>
           <w:tcPr>
-            <w:tcW w:type="dxa" w:w="1609"/>
+            <w:tcW w:type="dxa" w:w="1615"/>
             <w:tcMar>
               <w:top w:type="dxa" w:w="40"/>
               <w:left w:type="dxa" w:w="80"/>
@@ -7543,7 +7543,7 @@
         </w:tc>
         <w:tc>
           <w:tcPr>
-            <w:tcW w:type="dxa" w:w="1539"/>
+            <w:tcW w:type="dxa" w:w="1538"/>
             <w:tcMar>
               <w:top w:type="dxa" w:w="40"/>
               <w:left w:type="dxa" w:w="80"/>
@@ -7612,7 +7612,7 @@
         </w:tc>
         <w:tc>
           <w:tcPr>
-            <w:tcW w:type="dxa" w:w="1251"/>
+            <w:tcW w:type="dxa" w:w="1249"/>
             <w:tcMar>
               <w:top w:type="dxa" w:w="40"/>
               <w:left w:type="dxa" w:w="80"/>
@@ -7633,7 +7633,7 @@
         </w:tc>
         <w:tc>
           <w:tcPr>
-            <w:tcW w:type="dxa" w:w="1283"/>
+            <w:tcW w:type="dxa" w:w="1280"/>
             <w:tcMar>
               <w:top w:type="dxa" w:w="40"/>
               <w:left w:type="dxa" w:w="80"/>
@@ -7654,7 +7654,7 @@
         </w:tc>
         <w:tc>
           <w:tcPr>
-            <w:tcW w:type="dxa" w:w="1609"/>
+            <w:tcW w:type="dxa" w:w="1615"/>
             <w:tcMar>
               <w:top w:type="dxa" w:w="40"/>
               <w:left w:type="dxa" w:w="80"/>
@@ -7675,7 +7675,7 @@
         </w:tc>
         <w:tc>
           <w:tcPr>
-            <w:tcW w:type="dxa" w:w="1539"/>
+            <w:tcW w:type="dxa" w:w="1538"/>
             <w:tcMar>
               <w:top w:type="dxa" w:w="40"/>
               <w:left w:type="dxa" w:w="80"/>
@@ -7744,7 +7744,7 @@
         </w:tc>
         <w:tc>
           <w:tcPr>
-            <w:tcW w:type="dxa" w:w="1251"/>
+            <w:tcW w:type="dxa" w:w="1249"/>
             <w:tcMar>
               <w:top w:type="dxa" w:w="40"/>
               <w:left w:type="dxa" w:w="80"/>
@@ -7765,7 +7765,7 @@
         </w:tc>
         <w:tc>
           <w:tcPr>
-            <w:tcW w:type="dxa" w:w="1283"/>
+            <w:tcW w:type="dxa" w:w="1280"/>
             <w:tcMar>
               <w:top w:type="dxa" w:w="40"/>
               <w:left w:type="dxa" w:w="80"/>
@@ -7786,7 +7786,7 @@
         </w:tc>
         <w:tc>
           <w:tcPr>
-            <w:tcW w:type="dxa" w:w="1609"/>
+            <w:tcW w:type="dxa" w:w="1615"/>
             <w:tcMar>
               <w:top w:type="dxa" w:w="40"/>
               <w:left w:type="dxa" w:w="80"/>
@@ -7807,7 +7807,7 @@
         </w:tc>
         <w:tc>
           <w:tcPr>
-            <w:tcW w:type="dxa" w:w="1539"/>
+            <w:tcW w:type="dxa" w:w="1538"/>
             <w:tcMar>
               <w:top w:type="dxa" w:w="40"/>
               <w:left w:type="dxa" w:w="80"/>
@@ -7876,7 +7876,7 @@
         </w:tc>
         <w:tc>
           <w:tcPr>
-            <w:tcW w:type="dxa" w:w="1251"/>
+            <w:tcW w:type="dxa" w:w="1249"/>
             <w:tcMar>
               <w:top w:type="dxa" w:w="40"/>
               <w:left w:type="dxa" w:w="80"/>
@@ -7897,7 +7897,7 @@
         </w:tc>
         <w:tc>
           <w:tcPr>
-            <w:tcW w:type="dxa" w:w="1283"/>
+            <w:tcW w:type="dxa" w:w="1280"/>
             <w:tcMar>
               <w:top w:type="dxa" w:w="40"/>
               <w:left w:type="dxa" w:w="80"/>
@@ -7918,7 +7918,7 @@
         </w:tc>
         <w:tc>
           <w:tcPr>
-            <w:tcW w:type="dxa" w:w="1609"/>
+            <w:tcW w:type="dxa" w:w="1615"/>
             <w:tcMar>
               <w:top w:type="dxa" w:w="40"/>
               <w:left w:type="dxa" w:w="80"/>
@@ -7939,7 +7939,7 @@
         </w:tc>
         <w:tc>
           <w:tcPr>
-            <w:tcW w:type="dxa" w:w="1539"/>
+            <w:tcW w:type="dxa" w:w="1538"/>
             <w:tcMar>
               <w:top w:type="dxa" w:w="40"/>
               <w:left w:type="dxa" w:w="80"/>
@@ -8008,7 +8008,7 @@
         </w:tc>
         <w:tc>
           <w:tcPr>
-            <w:tcW w:type="dxa" w:w="1251"/>
+            <w:tcW w:type="dxa" w:w="1249"/>
             <w:tcMar>
               <w:top w:type="dxa" w:w="40"/>
               <w:left w:type="dxa" w:w="80"/>
@@ -8029,7 +8029,7 @@
         </w:tc>
         <w:tc>
           <w:tcPr>
-            <w:tcW w:type="dxa" w:w="1283"/>
+            <w:tcW w:type="dxa" w:w="1280"/>
             <w:tcMar>
               <w:top w:type="dxa" w:w="40"/>
               <w:left w:type="dxa" w:w="80"/>
@@ -8050,7 +8050,7 @@
         </w:tc>
         <w:tc>
           <w:tcPr>
-            <w:tcW w:type="dxa" w:w="1609"/>
+            <w:tcW w:type="dxa" w:w="1615"/>
             <w:tcMar>
               <w:top w:type="dxa" w:w="40"/>
               <w:left w:type="dxa" w:w="80"/>
@@ -8071,7 +8071,7 @@
         </w:tc>
         <w:tc>
           <w:tcPr>
-            <w:tcW w:type="dxa" w:w="1539"/>
+            <w:tcW w:type="dxa" w:w="1538"/>
             <w:tcMar>
               <w:top w:type="dxa" w:w="40"/>
               <w:left w:type="dxa" w:w="80"/>
@@ -8140,7 +8140,7 @@
         </w:tc>
         <w:tc>
           <w:tcPr>
-            <w:tcW w:type="dxa" w:w="1251"/>
+            <w:tcW w:type="dxa" w:w="1249"/>
             <w:tcMar>
               <w:top w:type="dxa" w:w="40"/>
               <w:left w:type="dxa" w:w="80"/>
@@ -8161,7 +8161,7 @@
         </w:tc>
         <w:tc>
           <w:tcPr>
-            <w:tcW w:type="dxa" w:w="1283"/>
+            <w:tcW w:type="dxa" w:w="1280"/>
             <w:tcMar>
               <w:top w:type="dxa" w:w="40"/>
               <w:left w:type="dxa" w:w="80"/>
@@ -8182,7 +8182,7 @@
         </w:tc>
         <w:tc>
           <w:tcPr>
-            <w:tcW w:type="dxa" w:w="1609"/>
+            <w:tcW w:type="dxa" w:w="1615"/>
             <w:tcMar>
               <w:top w:type="dxa" w:w="40"/>
               <w:left w:type="dxa" w:w="80"/>
@@ -8203,7 +8203,7 @@
         </w:tc>
         <w:tc>
           <w:tcPr>
-            <w:tcW w:type="dxa" w:w="1539"/>
+            <w:tcW w:type="dxa" w:w="1538"/>
             <w:tcMar>
               <w:top w:type="dxa" w:w="40"/>
               <w:left w:type="dxa" w:w="80"/>
@@ -8272,7 +8272,7 @@
         </w:tc>
         <w:tc>
           <w:tcPr>
-            <w:tcW w:type="dxa" w:w="1251"/>
+            <w:tcW w:type="dxa" w:w="1249"/>
             <w:tcMar>
               <w:top w:type="dxa" w:w="40"/>
               <w:left w:type="dxa" w:w="80"/>
@@ -8293,7 +8293,7 @@
         </w:tc>
         <w:tc>
           <w:tcPr>
-            <w:tcW w:type="dxa" w:w="1283"/>
+            <w:tcW w:type="dxa" w:w="1280"/>
             <w:tcMar>
               <w:top w:type="dxa" w:w="40"/>
               <w:left w:type="dxa" w:w="80"/>
@@ -8314,28 +8314,28 @@
         </w:tc>
         <w:tc>
           <w:tcPr>
-            <w:tcW w:type="dxa" w:w="1609"/>
-            <w:tcMar>
-              <w:top w:type="dxa" w:w="40"/>
-              <w:left w:type="dxa" w:w="80"/>
-              <w:bottom w:type="dxa" w:w="40"/>
-              <w:right w:type="dxa" w:w="80"/>
-            </w:tcMar>
-            <w:vAlign w:val="center"/>
-          </w:tcPr>
-          <w:p>
-            <w:pPr>
-              <w:pStyle w:val="TexteTableau"/>
-              <w:jc w:val="center"/>
-            </w:pPr>
-            <w:r>
-              <w:t xml:space="preserve">réseau appris sur quatre enregistrements en boucle ouverte (15 s) ; ensemble de gains admissibles (181 s)</w:t>
-            </w:r>
-          </w:p>
-        </w:tc>
-        <w:tc>
-          <w:tcPr>
-            <w:tcW w:type="dxa" w:w="1539"/>
+            <w:tcW w:type="dxa" w:w="1615"/>
+            <w:tcMar>
+              <w:top w:type="dxa" w:w="40"/>
+              <w:left w:type="dxa" w:w="80"/>
+              <w:bottom w:type="dxa" w:w="40"/>
+              <w:right w:type="dxa" w:w="80"/>
+            </w:tcMar>
+            <w:vAlign w:val="center"/>
+          </w:tcPr>
+          <w:p>
+            <w:pPr>
+              <w:pStyle w:val="TexteTableau"/>
+              <w:jc w:val="center"/>
+            </w:pPr>
+            <w:r>
+              <w:t xml:space="preserve">réseau appris sur quatre enregistrements en boucle ouverte (14,8 s) ; ensemble de gains admissibles (181 s)</w:t>
+            </w:r>
+          </w:p>
+        </w:tc>
+        <w:tc>
+          <w:tcPr>
+            <w:tcW w:type="dxa" w:w="1538"/>
             <w:tcMar>
               <w:top w:type="dxa" w:w="40"/>
               <w:left w:type="dxa" w:w="80"/>
@@ -8793,67 +8793,17 @@
     </w:p>
     <w:p>
       <w:r>
-        <w:t xml:space="preserve">Dans l'ELM-PID, le réseau sert au gradient de la boucle d'adaptation : il fournit la sensibilité de la tension de sortie au rapport cyclique, ∂</w:t>
+        <w:t xml:space="preserve">Dans l'ELM-PID, le réseau sert au gradient de la boucle d'adaptation : il fournit le jacobien </w:t>
       </w:r>
       <w:r>
         <w:rPr>
           <w:i/>
           <w:iCs/>
         </w:rPr>
-        <w:t xml:space="preserve">v</w:t>
-      </w:r>
-      <w:r>
-        <w:t xml:space="preserve">o/∂</w:t>
-      </w:r>
-      <w:r>
-        <w:rPr>
-          <w:i/>
-          <w:iCs/>
-        </w:rPr>
-        <w:t xml:space="preserve">d</w:t>
-      </w:r>
-      <w:r>
-        <w:t xml:space="preserve">. Il est en outre mis à jour en ligne par l'algorithme OS-ELM [Liang et al., 2006]. Pour mesurer ce que ces deux éléments apportent, nous avons comparé l'ELM-PID à deux variantes déjà définies lors de sa mise au point : l'une remplace le jacobien du réseau par une constante, l'autre supprime la mise à jour en ligne. Les critères et les prévisions ont été écrits avant le calcul, et le verdict suit la règle de séparation de la section 5.2.3.</w:t>
-      </w:r>
-    </w:p>
-    <w:p>
-      <w:r>
-        <w:t xml:space="preserve">Le jacobien constant augmente l'IAE de 1,09 % sur S2, de 1,82 % sur S3 et de 2,64 % sur S8a, et ces écarts sont séparés dans les trois cas. Sur S10, il fait au contraire mieux que le réseau au nominal (−9,76 %), mais l'écart n'est pas séparé : il va de −9,76 à +4,01 % selon la version du circuit. Pour comparaison, l'IAE de l'ELM-PID lui-même varie de 7,88 à 8,63 mV·s sur S10 avec ces variations de 0,1 % du circuit. Sans mise à jour en ligne, l'IAE est inchangée sur S2 et S3. Sur S8a, elle baisse de 0,04 % au nominal, écart séparé : sans OS-ELM, la méthode fait très légèrement mieux. Sur S10, l'écart nominal est de −0,90 %, non séparé.</w:t>
-      </w:r>
-    </w:p>
-    <w:p>
-      <w:r>
-        <w:t xml:space="preserve">Les prévisions sont justes pour la mise à jour en ligne : écart nul sur S2 et S3, inférieur à 0,1 % sur S8a, inférieur à 2 % sur S10. Sur S8a, cette borne de 0,1 % ne tient qu'au nominal : l'écart atteint −0,38 % dans une des versions du circuit. Elles sont justes aussi pour le jacobien constant sur S2, S3 et S8a (+1 à +3 %), dont la séparation avait été annoncée incertaine et s'est vérifiée dans les trois cas. Une prévision est fausse : sur S10, le jacobien constant fait mieux que le réseau au nominal, cas que les critères écrits avant le calcul classaient comme une prévision fausse.</w:t>
-      </w:r>
-    </w:p>
-    <w:p>
-      <w:r>
-        <w:t xml:space="preserve">Ces résultats s'accordent avec ce que l'on sait du réseau. Sur 4 615 fenêtres de contrôle, la sensibilité vraie du convertisseur varie avec la charge, de 11,2 V par unité de rapport cyclique (médiane, 4 à 6 Ω) à 15,8 V (50 à 99 Ω). Celle du réseau reste autour de 11 V (médianes de 11,06 à 11,44 V selon la classe de charge), et la corrélation entre les logarithmes du jacobien du réseau et du jacobien vrai est de −0,04. Le réseau ne reçoit que des moyennes par fenêtre : celles de la tension de sortie sur les deux fenêtres précédentes, celles du rapport cyclique sur la fenêtre courante et les deux précédentes. Avec ces seules entrées, la charge n'est pas observable à l'échelle d'une fenêtre de 0,5 ms. Le réseau agit donc comme un identificateur qui donne à la boucle le signe et l'ordre de grandeur de ∂</w:t>
-      </w:r>
-      <w:r>
-        <w:rPr>
-          <w:i/>
-          <w:iCs/>
-        </w:rPr>
-        <w:t xml:space="preserve">v</w:t>
-      </w:r>
-      <w:r>
-        <w:t xml:space="preserve">o/∂</w:t>
-      </w:r>
-      <w:r>
-        <w:rPr>
-          <w:i/>
-          <w:iCs/>
-        </w:rPr>
-        <w:t xml:space="preserve">d</w:t>
-      </w:r>
-      <w:r>
-        <w:t xml:space="preserve"> ; ce n'est pas un estimateur de l'état du convertisseur.</w:t>
-      </w:r>
-    </w:p>
-    <w:p>
-      <w:r>
-        <w:t xml:space="preserve">La forme de la loi d'adaptation explique pourquoi un jacobien aussi peu précis suffit. À la fin de chaque fenêtre </w:t>
+        <w:t xml:space="preserve">J</w:t>
+      </w:r>
+      <w:r>
+        <w:t xml:space="preserve">(</w:t>
       </w:r>
       <w:r>
         <w:rPr>
@@ -8863,122 +8813,37 @@
         <w:t xml:space="preserve">n</w:t>
       </w:r>
       <w:r>
-        <w:t xml:space="preserve">, le pas des gains suit un gradient normalisé, repris de [Lu et al., 2021] :</w:t>
-      </w:r>
-    </w:p>
-    <w:p>
-      <w:pPr>
-        <w:pStyle w:val="Equation"/>
-      </w:pPr>
-      <w:r>
-        <w:tab/>
-      </w:r>
-      <m:oMath>
-        <m:r>
-          <m:rPr>
-            <m:sty m:val="p"/>
-          </m:rPr>
-          <w:rPr>
-            <w:rFonts w:ascii="Cambria Math" w:hAnsi="Cambria Math"/>
-          </w:rPr>
-          <m:t xml:space="preserve">Δ</m:t>
-        </m:r>
-        <m:r>
-          <w:rPr>
-            <w:rFonts w:ascii="Cambria Math" w:hAnsi="Cambria Math"/>
-          </w:rPr>
-          <m:t xml:space="preserve">x(n)=</m:t>
-        </m:r>
-        <m:f>
-          <m:num>
-            <m:r>
-              <w:rPr>
-                <w:rFonts w:ascii="Cambria Math" w:hAnsi="Cambria Math"/>
-              </w:rPr>
-              <m:t xml:space="preserve">η</m:t>
-            </m:r>
-            <m:acc>
-              <m:accPr>
-                <m:chr m:val="̄"/>
-              </m:accPr>
-              <m:e>
-                <m:r>
-                  <w:rPr>
-                    <w:rFonts w:ascii="Cambria Math" w:hAnsi="Cambria Math"/>
-                  </w:rPr>
-                  <m:t xml:space="preserve">e</m:t>
-                </m:r>
-              </m:e>
-            </m:acc>
-            <m:r>
-              <w:rPr>
-                <w:rFonts w:ascii="Cambria Math" w:hAnsi="Cambria Math"/>
-              </w:rPr>
-              <m:t xml:space="preserve">(n)φ(n)</m:t>
-            </m:r>
-          </m:num>
-          <m:den>
-            <m:r>
-              <w:rPr>
-                <w:rFonts w:ascii="Cambria Math" w:hAnsi="Cambria Math"/>
-              </w:rPr>
-              <m:t xml:space="preserve">ε+φ(n)·φ(n)</m:t>
-            </m:r>
-          </m:den>
-        </m:f>
-        <m:r>
-          <m:rPr>
-            <m:nor/>
-          </m:rPr>
-          <w:rPr>
-            <w:rFonts w:ascii="Times New Roman" w:hAnsi="Times New Roman"/>
-          </w:rPr>
-          <m:t xml:space="preserve">, avec </m:t>
-        </m:r>
-        <m:r>
-          <w:rPr>
-            <w:rFonts w:ascii="Cambria Math" w:hAnsi="Cambria Math"/>
-          </w:rPr>
-          <m:t xml:space="preserve">φ(n)=J(n)s(n)</m:t>
-        </m:r>
-        <m:r>
-          <m:rPr>
-            <m:nor/>
-          </m:rPr>
-          <w:rPr>
-            <w:rFonts w:ascii="Times New Roman" w:hAnsi="Times New Roman"/>
-          </w:rPr>
-          <m:t xml:space="preserve">,</m:t>
-        </m:r>
-      </m:oMath>
-      <w:r>
-        <w:tab/>
-        <w:t xml:space="preserve">(5.4)</w:t>
-      </w:r>
-    </w:p>
-    <w:p>
-      <w:r>
-        <w:t xml:space="preserve">où </w:t>
+        <w:t xml:space="preserve">) = ∂ŷ/∂d̄, sensibilité de la moyenne de la tension mesurée sur une fenêtre de 0,5 ms à la moyenne du rapport cyclique (équation (4.5)). Il est en outre mis à jour en ligne par l'algorithme OS-ELM [Liang et al., 2006]. Pour mesurer ce que ces deux éléments apportent, nous avons comparé l'ELM-PID à deux variantes déjà définies lors de sa mise au point (section 4.4.4) : l'une remplace le jacobien du réseau par une constante, l'autre supprime la mise à jour en ligne. Les critères et les prévisions ont été écrits avant le calcul, et le verdict suit la règle de séparation de la section 5.2.3.</w:t>
+      </w:r>
+    </w:p>
+    <w:p>
+      <w:r>
+        <w:t xml:space="preserve">Le jacobien constant augmente l'IAE de 1,09 % sur S2, de 1,82 % sur S3 et de 2,64 % sur S8a, et ces écarts sont séparés dans les trois cas. Sur S10, il fait au contraire mieux que le réseau au nominal (−9,76 %), mais l'écart n'est pas séparé : il va de −9,76 à +4,01 % selon la version du circuit. Pour comparaison, l'IAE de l'ELM-PID lui-même varie de 7,88 à 8,63 mV·s sur S10 avec ces variations de 0,1 % du circuit. Sans mise à jour en ligne, l'IAE est inchangée sur S2 et S3. Sur S8a, elle baisse de 0,04 % au nominal, écart séparé : sans OS-ELM, la méthode fait très légèrement mieux. Sur S10, l'écart nominal est de −0,90 %, non séparé.</w:t>
+      </w:r>
+    </w:p>
+    <w:p>
+      <w:r>
+        <w:t xml:space="preserve">Les prévisions sont justes pour la mise à jour en ligne : écart nul sur S2 et S3, inférieur à 0,1 % sur S8a, inférieur à 2 % sur S10. Sur S8a, cette borne de 0,1 % ne tient qu'au nominal : l'écart atteint −0,38 % dans une des versions du circuit. Elles sont justes aussi pour le jacobien constant sur S2, S3 et S8a (+1 à +3 %), dont la séparation avait été annoncée incertaine et s'est vérifiée dans les trois cas. Une prévision est fausse : sur S10, le jacobien constant fait mieux que le réseau au nominal, cas que les critères écrits avant le calcul classaient comme une prévision fausse.</w:t>
+      </w:r>
+    </w:p>
+    <w:p>
+      <w:r>
+        <w:t xml:space="preserve">Ces résultats s'accordent avec ce que l'on sait du réseau. Sur 4 615 fenêtres de contrôle, le jacobien vrai du convertisseur, calculé sur le banc (section 4.3.2), varie avec la charge, de 11,2 V par unité de rapport cyclique (médiane, 4 à 6 Ω) à 15,8 V (50 à 99 Ω). Celui du réseau reste autour de 11 V (médianes de 11,06 à 11,44 V selon la classe de charge), et la corrélation entre les logarithmes du jacobien du réseau et du jacobien vrai est de −0,04. Le réseau ne reçoit que des moyennes par fenêtre : celles de la tension mesurée sur les deux fenêtres précédentes, celles du rapport cyclique sur la fenêtre courante et les deux précédentes. Avec ces seules entrées, la charge n'est pas observable à l'échelle d'une fenêtre de 0,5 ms. Le réseau agit donc comme un identificateur qui donne à la boucle le signe et l'ordre de grandeur de ∂ŷ/∂d̄ ; ce n'est pas un estimateur de l'état du convertisseur.</w:t>
+      </w:r>
+    </w:p>
+    <w:p>
+      <w:r>
+        <w:t xml:space="preserve">La forme de la loi d'adaptation explique pourquoi un jacobien aussi peu précis suffit. À la fin de chaque fenêtre, les multiplicateurs des gains suivent le gradient normalisé de la loi (4.7), repris de [Lu et al., 2021]. Dans cette loi, la sensibilité </w:t>
       </w:r>
       <w:r>
         <w:rPr>
           <w:i/>
           <w:iCs/>
         </w:rPr>
-        <w:t xml:space="preserve">x</w:t>
-      </w:r>
-      <w:r>
-        <w:t xml:space="preserve"> est le vecteur des gains rapportés à ceux de Ziegler-Nichols, </w:t>
-      </w:r>
-      <w:r>
-        <w:rPr>
-          <w:i/>
-          <w:iCs/>
-        </w:rPr>
-        <w:t xml:space="preserve">ē</w:t>
-      </w:r>
-      <w:r>
-        <w:t xml:space="preserve"> l'erreur moyenne de la fenêtre, </w:t>
+        <w:t xml:space="preserve">φ</w:t>
+      </w:r>
+      <w:r>
+        <w:t xml:space="preserve"> de la tension moyenne aux multiplicateurs est le produit du jacobien </w:t>
       </w:r>
       <w:r>
         <w:rPr>
@@ -8988,27 +8853,7 @@
         <w:t xml:space="preserve">J</w:t>
       </w:r>
       <w:r>
-        <w:t xml:space="preserve"> la sensibilité ∂</w:t>
-      </w:r>
-      <w:r>
-        <w:rPr>
-          <w:i/>
-          <w:iCs/>
-        </w:rPr>
-        <w:t xml:space="preserve">v</w:t>
-      </w:r>
-      <w:r>
-        <w:t xml:space="preserve">o/∂</w:t>
-      </w:r>
-      <w:r>
-        <w:rPr>
-          <w:i/>
-          <w:iCs/>
-        </w:rPr>
-        <w:t xml:space="preserve">d</w:t>
-      </w:r>
-      <w:r>
-        <w:t xml:space="preserve"> donnée par le réseau, </w:t>
+        <w:t xml:space="preserve"> par le vecteur </w:t>
       </w:r>
       <w:r>
         <w:rPr>
@@ -9018,7 +8863,57 @@
         <w:t xml:space="preserve">s</w:t>
       </w:r>
       <w:r>
-        <w:t xml:space="preserve"> la sensibilité de la commande aux gains sur la fenêtre, </w:t>
+        <w:t xml:space="preserve"> ⊙ </w:t>
+      </w:r>
+      <w:r>
+        <w:rPr>
+          <w:i/>
+          <w:iCs/>
+        </w:rPr>
+        <w:t xml:space="preserve">K</w:t>
+      </w:r>
+      <w:r>
+        <w:t xml:space="preserve">ZN, qui ne dépend que de l'erreur, et le pas est divisé par </w:t>
+      </w:r>
+      <w:r>
+        <w:rPr>
+          <w:i/>
+          <w:iCs/>
+        </w:rPr>
+        <w:t xml:space="preserve">ε</w:t>
+      </w:r>
+      <w:r>
+        <w:t xml:space="preserve"> + |</w:t>
+      </w:r>
+      <w:r>
+        <w:rPr>
+          <w:i/>
+          <w:iCs/>
+        </w:rPr>
+        <w:t xml:space="preserve">φ</w:t>
+      </w:r>
+      <w:r>
+        <w:t xml:space="preserve">|², avec </w:t>
+      </w:r>
+      <w:r>
+        <w:rPr>
+          <w:i/>
+          <w:iCs/>
+        </w:rPr>
+        <w:t xml:space="preserve">ε</w:t>
+      </w:r>
+      <w:r>
+        <w:t xml:space="preserve"> = 10⁻³. Quand </w:t>
+      </w:r>
+      <w:r>
+        <w:rPr>
+          <w:i/>
+          <w:iCs/>
+        </w:rPr>
+        <w:t xml:space="preserve">ε</w:t>
+      </w:r>
+      <w:r>
+        <w:t xml:space="preserve"> est négligeable, le terme de gradient vaut à peu près </w:t>
       </w:r>
       <w:r>
         <w:rPr>
@@ -9028,47 +8923,7 @@
         <w:t xml:space="preserve">η</w:t>
       </w:r>
       <w:r>
-        <w:t xml:space="preserve"> = 0,5 le pas et </w:t>
-      </w:r>
-      <w:r>
-        <w:rPr>
-          <w:i/>
-          <w:iCs/>
-        </w:rPr>
-        <w:t xml:space="preserve">ε</w:t>
-      </w:r>
-      <w:r>
-        <w:t xml:space="preserve"> = 10⁻³ une petite constante de régularisation. Quand </w:t>
-      </w:r>
-      <w:r>
-        <w:rPr>
-          <w:i/>
-          <w:iCs/>
-        </w:rPr>
-        <w:t xml:space="preserve">ε</w:t>
-      </w:r>
-      <w:r>
-        <w:t xml:space="preserve"> est négligeable, le pas vaut à peu près </w:t>
-      </w:r>
-      <w:r>
-        <w:rPr>
-          <w:i/>
-          <w:iCs/>
-        </w:rPr>
-        <w:t xml:space="preserve">η</w:t>
-      </w:r>
-      <w:r>
-        <w:t xml:space="preserve"> </w:t>
-      </w:r>
-      <w:r>
-        <w:rPr>
-          <w:i/>
-          <w:iCs/>
-        </w:rPr>
-        <w:t xml:space="preserve">ē</w:t>
-      </w:r>
-      <w:r>
-        <w:t xml:space="preserve"> </w:t>
+        <w:t xml:space="preserve"> ē (</w:t>
       </w:r>
       <w:r>
         <w:rPr>
@@ -9078,7 +8933,17 @@
         <w:t xml:space="preserve">s</w:t>
       </w:r>
       <w:r>
-        <w:t xml:space="preserve"> / (</w:t>
+        <w:t xml:space="preserve"> ⊙ </w:t>
+      </w:r>
+      <w:r>
+        <w:rPr>
+          <w:i/>
+          <w:iCs/>
+        </w:rPr>
+        <w:t xml:space="preserve">K</w:t>
+      </w:r>
+      <w:r>
+        <w:t xml:space="preserve">ZN) / (</w:t>
       </w:r>
       <w:r>
         <w:rPr>
@@ -9098,7 +8963,17 @@
         <w:t xml:space="preserve">s</w:t>
       </w:r>
       <w:r>
-        <w:t xml:space="preserve">|²) : le jacobien n'en fixe que le signe et la longueur. Une erreur de 30 % sur </w:t>
+        <w:t xml:space="preserve"> ⊙ </w:t>
+      </w:r>
+      <w:r>
+        <w:rPr>
+          <w:i/>
+          <w:iCs/>
+        </w:rPr>
+        <w:t xml:space="preserve">K</w:t>
+      </w:r>
+      <w:r>
+        <w:t xml:space="preserve">ZN|²) : le jacobien n'en fixe que le signe et la longueur. Une erreur de 30 % sur </w:t>
       </w:r>
       <w:r>
         <w:rPr>
@@ -9108,7 +8983,17 @@
         <w:t xml:space="preserve">J</w:t>
       </w:r>
       <w:r>
-        <w:t xml:space="preserve"> change la longueur du pas de 30 %, pas sa direction.</w:t>
+        <w:t xml:space="preserve"> change la longueur du pas, pas sa direction. Le terme d'inertie de (4.7), de coefficient </w:t>
+      </w:r>
+      <w:r>
+        <w:rPr>
+          <w:i/>
+          <w:iCs/>
+        </w:rPr>
+        <w:t xml:space="preserve">α</w:t>
+      </w:r>
+      <w:r>
+        <w:t xml:space="preserve"> = 0,001, ne fait que prolonger le pas précédent.</w:t>
       </w:r>
     </w:p>
     <w:p>
@@ -9118,7 +9003,7 @@
     </w:p>
     <w:p>
       <w:r>
-        <w:t xml:space="preserve">Plusieurs limites encadrent ces conclusions. L'adaptation est bloquée tant que la commande est saturée, donc pendant toute la montée en tension. Sa boucle, par fenêtres de 0,5 ms, est trop lente pour agir pendant une perturbation brève, que le PID rattrape en environ 1,5 ms. Tout repose sur la simulation d'un seul convertisseur, sans essai sur montage réel. La règle de séparation dit si un ordre est reproductible sous des variations de 0,1 % de </w:t>
+        <w:t xml:space="preserve">Plusieurs limites encadrent ces conclusions. L'adaptation est bloquée tant que la commande est saturée, donc pendant toute la montée en tension. Sa boucle, par fenêtres de 0,5 ms, est trop lente pour agir pendant une perturbation brève : la porte se rouvre 1,5 à 2 ms après l'événement, quand le PID a déjà ramené l'erreur moyenne sous la zone morte. Tout repose sur la simulation d'un seul convertisseur, sans essai sur montage réel. La règle de séparation dit si un ordre est reproductible sous des variations de 0,1 % de </w:t>
       </w:r>
       <w:r>
         <w:rPr>

--- a/REDACTION/chapitre5/Chapitre5_Simulation_et_analyse_des_performances.docx
+++ b/REDACTION/chapitre5/Chapitre5_Simulation_et_analyse_des_performances.docx
@@ -1266,7 +1266,7 @@
         <w:t xml:space="preserve">D</w:t>
       </w:r>
       <w:r>
-        <w:t xml:space="preserve"> du bloc (5.1) distingue les cinq méthodes. Le PID de Ziegler-Nichols garde ses gains fixes. Le PSO-PID garde aussi des gains fixes, réglés hors ligne par essaim particulaire [Gaing, 2004] sur des essais de réglage distincts des essais de jugement. Le Fuzzy-PID modifie ses gains en ligne par l'ordonnancement flou de [Zhao et al., 1993]. L'ELM-PID les adapte à partir d'un réseau ELM mis à jour en ligne [Lu et al., 2021 ; Liang et al., 2006] (chapitre 4). Le PINN-PID les adapte en minimisant le coût de [Ito et Wasa, 2025]. Le modèle du convertisseur, les bornes, l'intégration conditionnelle et les conditions de simulation sont identiques pour tous.</w:t>
+        <w:t xml:space="preserve"> du bloc (5.1) distingue les cinq méthodes. Le PID de Ziegler-Nichols garde ses gains fixes. Le PSO-PID garde aussi des gains fixes, réglés hors ligne par essaim particulaire [Gaing, 2004] sur des essais de réglage distincts des essais de développement. Le Fuzzy-PID modifie ses gains en ligne par l'ordonnancement flou de [Zhao et al., 1993]. L'ELM-PID les adapte à partir d'un réseau ELM mis à jour en ligne [Lu et al., 2021 ; Liang et al., 2006] (chapitre 4). Le PINN-PID les adapte en minimisant le coût de [Ito et Wasa, 2025]. Le modèle du convertisseur, les bornes, l'intégration conditionnelle et les conditions de simulation sont identiques pour tous.</w:t>
       </w:r>
     </w:p>
     <w:p>
@@ -1303,7 +1303,7 @@
     </w:p>
     <w:p>
       <w:r>
-        <w:t xml:space="preserve">Le corps du chapitre porte sur cinq scénarios, décrits au tableau 5.2. Les quatre premiers font partie des onze essais du banc commun ; S10 a été défini et ajouté après ces onze essais, avec ses critères et ses prévisions écrits avant tout calcul. Les autres essais et l'ensemble de leurs résultats sont publiés en annexe, sur le dépôt GitHub du travail </w:t>
+        <w:t xml:space="preserve">Le corps du chapitre porte sur cinq scénarios, décrits au tableau 5.2. Les quatre premiers font partie des onze essais de développement ; S10 a été défini et ajouté après ces onze essais, avec ses critères et ses prévisions écrits avant tout calcul. Les autres essais et l'ensemble de leurs résultats sont publiés en annexe, sur le dépôt GitHub du travail </w:t>
       </w:r>
       <w:r>
         <w:rPr>
@@ -6180,7 +6180,7 @@
     </w:p>
     <w:p>
       <w:r>
-        <w:t xml:space="preserve">Le PSO-PID, à gains fixes, reste pourtant devant les deux. Ses gains valent 2,55, 1,37 et 2,61 fois ceux de Ziegler-Nichols, sur tout l'essai. Ils ont été réglés hors ligne [Gaing, 2004] sur quatre essais de réglage distincts des essais de jugement : un échelon de charge de 7 à 4,5 Ω, des échelons de tension d'entrée (175 puis 235 V) à 15 Ω, un échelon de consigne à charge légère (60 Ω) et un essai avec bruit de mesure et quantification. Le réglage imposait en outre une marge de phase d'au moins 30° à douze points de fonctionnement, de 4 à 98 Ω et de 160 à 240 V, ce qui inclut le point de S10. Aucun de ces essais ne contient d'échelon de charge à 25 Ω sous 160 V. Les méthodes adaptatives, elles, partent des gains de Ziegler-Nichols et les font monter en ligne ; à 50 ms, leurs gains dérivés n'atteignent pas la moitié de celui du PSO-PID.</w:t>
+        <w:t xml:space="preserve">Le PSO-PID, à gains fixes, reste pourtant devant les deux. Ses gains valent 2,55, 1,37 et 2,61 fois ceux de Ziegler-Nichols, sur tout l'essai. Ils ont été réglés hors ligne [Gaing, 2004] sur quatre essais de réglage distincts des essais de développement : un échelon de charge de 7 à 4,5 Ω, des échelons de tension d'entrée (175 puis 235 V) à 15 Ω, un échelon de consigne à charge légère (60 Ω) et un essai avec bruit de mesure et quantification. Le réglage imposait en outre une marge de phase d'au moins 30° à douze points de fonctionnement, de 4 à 98 Ω et de 160 à 240 V, ce qui inclut le point de S10. Aucun de ces essais ne contient d'échelon de charge à 25 Ω sous 160 V. Les méthodes adaptatives, elles, partent des gains de Ziegler-Nichols et les font monter en ligne ; à 50 ms, leurs gains dérivés n'atteignent pas la moitié de celui du PSO-PID.</w:t>
       </w:r>
     </w:p>
     <w:p>

--- a/REDACTION/chapitre5/Chapitre5_Simulation_et_analyse_des_performances.docx
+++ b/REDACTION/chapitre5/Chapitre5_Simulation_et_analyse_des_performances.docx
@@ -51,7 +51,7 @@
     </w:p>
     <w:p>
       <w:r>
-        <w:t xml:space="preserve">Les cinq méthodes sont simulées sur le même convertisseur, dimensionné au chapitre 3. Le tableau 5.1 en rappelle les paramètres.</w:t>
+        <w:t xml:space="preserve">Les cinq méthodes sont simulées sur le même convertisseur, dimensionné à la section 3.2. Le tableau 5.1 en rappelle les paramètres.</w:t>
       </w:r>
     </w:p>
     <w:p>
@@ -989,7 +989,7 @@
         <w:spacing w:before="240"/>
       </w:pPr>
       <w:r>
-        <w:t xml:space="preserve">Le régulateur est échantillonné dix fois par période de découpage ; à chaque instant </w:t>
+        <w:t xml:space="preserve">Le régulateur est échantillonné dix fois par période de découpage ; le rapport cyclique calculé à l'instant </w:t>
       </w:r>
       <w:r>
         <w:rPr>
@@ -1009,154 +1009,37 @@
         <w:t xml:space="preserve">T</w:t>
       </w:r>
       <w:r>
-        <w:t xml:space="preserve">c, il fixe le rapport cyclique appliqué pendant la période suivante. Le circuit est simulé commuté, et non par son modèle moyen.</w:t>
-      </w:r>
-    </w:p>
-    <w:p>
-      <w:r>
-        <w:t xml:space="preserve">Les cinq méthodes utilisent le même bloc PID discret, de forme parallèle, dont la sortie avant saturation s'écrit :</w:t>
-      </w:r>
-    </w:p>
-    <w:p>
-      <w:pPr>
-        <w:pStyle w:val="Equation"/>
-      </w:pPr>
-      <w:r>
-        <w:tab/>
-      </w:r>
-      <m:oMath>
-        <m:r>
-          <w:rPr>
-            <w:rFonts w:ascii="Cambria Math" w:hAnsi="Cambria Math"/>
-          </w:rPr>
-          <m:t xml:space="preserve">u(z)=</m:t>
-        </m:r>
-        <m:d>
-          <m:dPr>
-            <m:begChr m:val="["/>
-            <m:endChr m:val="]"/>
-          </m:dPr>
-          <m:e>
-            <m:r>
-              <w:rPr>
-                <w:rFonts w:ascii="Cambria Math" w:hAnsi="Cambria Math"/>
-              </w:rPr>
-              <m:t xml:space="preserve">P+I</m:t>
-            </m:r>
-            <m:f>
-              <m:num>
-                <m:sSub>
-                  <m:e>
-                    <m:r>
-                      <w:rPr>
-                        <w:rFonts w:ascii="Cambria Math" w:hAnsi="Cambria Math"/>
-                      </w:rPr>
-                      <m:t xml:space="preserve">T</m:t>
-                    </m:r>
-                  </m:e>
-                  <m:sub>
-                    <m:r>
-                      <m:rPr>
-                        <m:sty m:val="p"/>
-                      </m:rPr>
-                      <w:rPr>
-                        <w:rFonts w:ascii="Cambria Math" w:hAnsi="Cambria Math"/>
-                      </w:rPr>
-                      <m:t xml:space="preserve">c</m:t>
-                    </m:r>
-                  </m:sub>
-                </m:sSub>
-              </m:num>
-              <m:den>
-                <m:r>
-                  <w:rPr>
-                    <w:rFonts w:ascii="Cambria Math" w:hAnsi="Cambria Math"/>
-                  </w:rPr>
-                  <m:t xml:space="preserve">z−1</m:t>
-                </m:r>
-              </m:den>
-            </m:f>
-            <m:r>
-              <w:rPr>
-                <w:rFonts w:ascii="Cambria Math" w:hAnsi="Cambria Math"/>
-              </w:rPr>
-              <m:t xml:space="preserve">+DN</m:t>
-            </m:r>
-            <m:f>
-              <m:num>
-                <m:r>
-                  <w:rPr>
-                    <w:rFonts w:ascii="Cambria Math" w:hAnsi="Cambria Math"/>
-                  </w:rPr>
-                  <m:t xml:space="preserve">z−1</m:t>
-                </m:r>
-              </m:num>
-              <m:den>
-                <m:r>
-                  <w:rPr>
-                    <w:rFonts w:ascii="Cambria Math" w:hAnsi="Cambria Math"/>
-                  </w:rPr>
-                  <m:t xml:space="preserve">z−1+N</m:t>
-                </m:r>
-                <m:sSub>
-                  <m:e>
-                    <m:r>
-                      <w:rPr>
-                        <w:rFonts w:ascii="Cambria Math" w:hAnsi="Cambria Math"/>
-                      </w:rPr>
-                      <m:t xml:space="preserve">T</m:t>
-                    </m:r>
-                  </m:e>
-                  <m:sub>
-                    <m:r>
-                      <m:rPr>
-                        <m:sty m:val="p"/>
-                      </m:rPr>
-                      <w:rPr>
-                        <w:rFonts w:ascii="Cambria Math" w:hAnsi="Cambria Math"/>
-                      </w:rPr>
-                      <m:t xml:space="preserve">c</m:t>
-                    </m:r>
-                  </m:sub>
-                </m:sSub>
-              </m:den>
-            </m:f>
-          </m:e>
-        </m:d>
-        <m:r>
-          <w:rPr>
-            <w:rFonts w:ascii="Cambria Math" w:hAnsi="Cambria Math"/>
-          </w:rPr>
-          <m:t xml:space="preserve">e(z)</m:t>
-        </m:r>
-        <m:r>
-          <m:rPr>
-            <m:nor/>
-          </m:rPr>
-          <w:rPr>
-            <w:rFonts w:ascii="Times New Roman" w:hAnsi="Times New Roman"/>
-          </w:rPr>
-          <m:t xml:space="preserve">,</m:t>
-        </m:r>
-      </m:oMath>
-      <w:r>
-        <w:tab/>
-        <w:t xml:space="preserve">(5.1)</w:t>
-      </w:r>
-    </w:p>
-    <w:p>
-      <w:r>
-        <w:t xml:space="preserve">où </w:t>
+        <w:t xml:space="preserve">c est maintenu pendant la période </w:t>
       </w:r>
       <w:r>
         <w:rPr>
           <w:i/>
           <w:iCs/>
         </w:rPr>
-        <w:t xml:space="preserve">e</w:t>
-      </w:r>
-      <w:r>
-        <w:t xml:space="preserve"> est l'erreur entre la consigne et la tension mesurée, </w:t>
+        <w:t xml:space="preserve">T</w:t>
+      </w:r>
+      <w:r>
+        <w:t xml:space="preserve">c suivante (section 3.5.1). Le circuit est simulé commuté, et non par son modèle moyen.</w:t>
+      </w:r>
+    </w:p>
+    <w:p>
+      <w:r>
+        <w:t xml:space="preserve">Les cinq méthodes utilisent le bloc PID discret commun défini par l'équation (3.4) : forme parallèle, terme dérivé filtré (</w:t>
+      </w:r>
+      <w:r>
+        <w:rPr>
+          <w:i/>
+          <w:iCs/>
+        </w:rPr>
+        <w:t xml:space="preserve">N</w:t>
+      </w:r>
+      <w:r>
+        <w:t xml:space="preserve"> = 64 122,9 rad/s), sortie bornée à [0,01 ; 0,99] et anti-emballement par intégration conditionnelle (section 3.4.1).</w:t>
+      </w:r>
+    </w:p>
+    <w:p>
+      <w:r>
+        <w:t xml:space="preserve">Les gains initiaux sont ceux de Ziegler-Nichols : </w:t>
       </w:r>
       <w:r>
         <w:rPr>
@@ -1166,7 +1049,7 @@
         <w:t xml:space="preserve">P</w:t>
       </w:r>
       <w:r>
-        <w:t xml:space="preserve">, </w:t>
+        <w:t xml:space="preserve"> = 0,093910, </w:t>
       </w:r>
       <w:r>
         <w:rPr>
@@ -1176,7 +1059,7 @@
         <w:t xml:space="preserve">I</w:t>
       </w:r>
       <w:r>
-        <w:t xml:space="preserve"> et </w:t>
+        <w:t xml:space="preserve"> = 301,089 et </w:t>
       </w:r>
       <w:r>
         <w:rPr>
@@ -1186,22 +1069,12 @@
         <w:t xml:space="preserve">D</w:t>
       </w:r>
       <w:r>
-        <w:t xml:space="preserve"> sont les gains proportionnel, intégral et dérivé, et </w:t>
-      </w:r>
-      <w:r>
-        <w:rPr>
-          <w:i/>
-          <w:iCs/>
-        </w:rPr>
-        <w:t xml:space="preserve">N</w:t>
-      </w:r>
-      <w:r>
-        <w:t xml:space="preserve"> = 64 122,9 rad/s est le coefficient du filtre du terme dérivé. L'intégrateur et le filtre sont discrétisés par la méthode d'Euler explicite. La sortie est bornée à [0,01 ; 0,99]. Quand elle est en butée et que l'erreur pousse dans le même sens, l'intégration s'arrête : c'est un anti-emballement par intégration conditionnelle (blocage de l'intégrateur en butée) [Åström et Hägglund, 2006].</w:t>
-      </w:r>
-    </w:p>
-    <w:p>
-      <w:r>
-        <w:t xml:space="preserve">Les gains initiaux sont ceux de Ziegler-Nichols : </w:t>
+        <w:t xml:space="preserve"> = 7,3227·10⁻⁶. Ils ont été calculés à la section 3.4.2 par la méthode de la réponse indicielle [Ziegler et Nichols, 1942], dans la présentation qu'en donne [Mudry, 2006]. Ce réglage sert ici de référence commune et de point de départ, pas de réglage optimal. Les règles de Ziegler-Nichols ne visent que des processus non oscillants [Mudry, 2006, p. 1]. Au point nominal, le convertisseur en fait partie (amortissement de 1,46 à 5 Ω), mais plus à charge légère : l'amortissement tombe à 0,29 à 25 Ω (section 3.3). La même note signale en outre que ces gains sont en général trop élevés et donnent un dépassement supérieur à 20 % [Mudry, 2006, p. 10].</w:t>
+      </w:r>
+    </w:p>
+    <w:p>
+      <w:r>
+        <w:t xml:space="preserve">Seule la manière de fixer les gains </w:t>
       </w:r>
       <w:r>
         <w:rPr>
@@ -1211,7 +1084,7 @@
         <w:t xml:space="preserve">P</w:t>
       </w:r>
       <w:r>
-        <w:t xml:space="preserve"> = 0,093910, </w:t>
+        <w:t xml:space="preserve">, </w:t>
       </w:r>
       <w:r>
         <w:rPr>
@@ -1221,7 +1094,7 @@
         <w:t xml:space="preserve">I</w:t>
       </w:r>
       <w:r>
-        <w:t xml:space="preserve"> = 301,089 et </w:t>
+        <w:t xml:space="preserve"> et </w:t>
       </w:r>
       <w:r>
         <w:rPr>
@@ -1231,66 +1104,12 @@
         <w:t xml:space="preserve">D</w:t>
       </w:r>
       <w:r>
-        <w:t xml:space="preserve"> = 7,3227·10⁻⁶. Ils ont été calculés au chapitre 3 par la méthode de la réponse indicielle [Ziegler et Nichols, 1942], dans la présentation qu'en donne [Mudry, 2006]. Ce réglage sert ici de référence commune et de point de départ, pas de réglage optimal. Les règles de Ziegler-Nichols ne visent que des processus non oscillants [Mudry, 2006, p. 1]. Au point nominal, le convertisseur en fait partie (amortissement de 1,46 à 5 Ω), mais plus à charge légère : l'amortissement tombe à 0,29 à 25 Ω. La même note signale en outre que ces gains sont en général trop élevés et donnent un dépassement supérieur à 20 % [Mudry, 2006, p. 10].</w:t>
-      </w:r>
-    </w:p>
-    <w:p>
-      <w:r>
-        <w:t xml:space="preserve">Seule la manière de fixer les gains </w:t>
-      </w:r>
-      <w:r>
-        <w:rPr>
-          <w:i/>
-          <w:iCs/>
-        </w:rPr>
-        <w:t xml:space="preserve">P</w:t>
-      </w:r>
-      <w:r>
-        <w:t xml:space="preserve">, </w:t>
-      </w:r>
-      <w:r>
-        <w:rPr>
-          <w:i/>
-          <w:iCs/>
-        </w:rPr>
-        <w:t xml:space="preserve">I</w:t>
-      </w:r>
-      <w:r>
-        <w:t xml:space="preserve"> et </w:t>
-      </w:r>
-      <w:r>
-        <w:rPr>
-          <w:i/>
-          <w:iCs/>
-        </w:rPr>
-        <w:t xml:space="preserve">D</w:t>
-      </w:r>
-      <w:r>
-        <w:t xml:space="preserve"> du bloc (5.1) distingue les cinq méthodes. Le PID de Ziegler-Nichols garde ses gains fixes. Le PSO-PID garde aussi des gains fixes, réglés hors ligne par essaim particulaire [Gaing, 2004] sur des essais de réglage distincts des essais de développement. Le Fuzzy-PID modifie ses gains en ligne par l'ordonnancement flou de [Zhao et al., 1993]. L'ELM-PID les adapte à partir d'un réseau ELM mis à jour en ligne [Lu et al., 2021 ; Liang et al., 2006] (chapitre 4). Le PINN-PID les adapte en minimisant le coût de [Ito et Wasa, 2025]. Le modèle du convertisseur, les bornes, l'intégration conditionnelle et les conditions de simulation sont identiques pour tous.</w:t>
-      </w:r>
-    </w:p>
-    <w:p>
-      <w:r>
-        <w:t xml:space="preserve">Les résultats chiffrés de ce chapitre viennent d'un banc de simulation écrit en Python, qui résout le même circuit commuté que le modèle Simulink commun. Ce banc a été validé contre Simulink sur les onze essais de développement (chapitre 3) : pour le PSO-PID, le Fuzzy-PID, l'ELM-PID et le PINN-PID, l'écart sur l'IAE est au plus de 0,3 % sur les onze essais, S7a excepté ; sur cet essai à mesure quantifiée, un arrondi du convertisseur analogique-numérique suffit à décaler les décisions du régulateur. Sur les cinq scénarios de ce chapitre, le script qui trace les figures compare les IAE des modèles Simulink à celles du banc, avec une tolérance de 1 % (3 % sur S10 pour l'ELM-PID et le PINN-PID) ; l'écart le plus grand est de 0,10 % pour les quatre méthodes (ELM-PID sur S2) et de 0,36 % pour Ziegler-Nichols (S8a). Les figures sont tracées à partir des simulations Simulink. La figure 5.1 donne le schéma de simulation commun.</w:t>
-      </w:r>
-    </w:p>
-    <w:p>
-      <w:pPr>
-        <w:pStyle w:val="Repere"/>
-      </w:pPr>
-      <w:r>
-        <w:rPr>
-          <w:highlight w:val="yellow"/>
-        </w:rPr>
-        <w:t xml:space="preserve">[FIGURE À INSÉRER — schéma du modèle de simulation commun (source de tension commandée, MOSFET, diode, filtre LC, charge, générateur MLI, bloc PID discret et bloc d'adaptation des gains) — source : modèle ELM_PID/Buck_Commun.slx, à exporter proprement depuis Simulink ou à redessiner (pas de capture d'écran à fond gris)]</w:t>
-      </w:r>
-    </w:p>
-    <w:p>
-      <w:pPr>
-        <w:pStyle w:val="Caption"/>
-      </w:pPr>
-      <w:r>
-        <w:t xml:space="preserve">Figure 5.1 : Schéma de simulation commun aux cinq méthodes.</w:t>
+        <w:t xml:space="preserve"> du bloc (3.4) distingue les cinq méthodes. Le PID de Ziegler-Nichols garde ses gains fixes. Le PSO-PID garde aussi des gains fixes, réglés hors ligne par essaim particulaire [Gaing, 2004] sur des essais de réglage distincts des essais de développement. Le Fuzzy-PID modifie ses gains en ligne par l'ordonnancement flou de [Zhao et al., 1993]. L'ELM-PID les adapte à partir d'un réseau ELM mis à jour en ligne [Lu et al., 2021 ; Liang et al., 2006] (chapitre 4). Le PINN-PID les adapte en minimisant le coût de [Ito et Wasa, 2025]. Le modèle du convertisseur, les bornes, l'intégration conditionnelle et les conditions de simulation sont identiques pour tous.</w:t>
+      </w:r>
+    </w:p>
+    <w:p>
+      <w:r>
+        <w:t xml:space="preserve">Les résultats chiffrés de ce chapitre viennent du banc de simulation Python, validé contre le modèle Simulink commun (figure 3.3) sur les onze essais de développement (section 3.5.3). Sur les cinq scénarios de ce chapitre, le script qui trace les figures compare en outre les IAE des modèles Simulink à celles du banc, avec une tolérance de 1 % (3 % sur S10 pour l'ELM-PID et le PINN-PID). L'écart le plus grand est de 0,10 % pour les quatre méthodes (ELM-PID sur S2) et de 0,36 % pour Ziegler-Nichols (S8a). Les figures sont tracées à partir des simulations Simulink.</w:t>
       </w:r>
     </w:p>
     <w:p>
@@ -2351,7 +2170,7 @@
       </m:oMath>
       <w:r>
         <w:tab/>
-        <w:t xml:space="preserve">(5.2)</w:t>
+        <w:t xml:space="preserve">(5.1)</w:t>
       </w:r>
     </w:p>
     <w:p>
@@ -2401,7 +2220,7 @@
         <w:t xml:space="preserve">e</w:t>
       </w:r>
       <w:r>
-        <w:t xml:space="preserve">| dans la fenêtre de l'événement et le temps de retour dans la bande de ±1 V. Une tension qui sort encore de cette bande dans les 10 dernières millisecondes de la fenêtre est déclarée « non revenue ».</w:t>
+        <w:t xml:space="preserve">| dans la fenêtre de l'événement et le temps de retour dans la bande de ±1 V. Une tension qui sort encore de cette bande dans les 10 dernières millisecondes de la fenêtre est déclarée « non revenue ».</w:t>
       </w:r>
     </w:p>
     <w:p>
@@ -2564,7 +2383,7 @@
       </m:oMath>
       <w:r>
         <w:tab/>
-        <w:t xml:space="preserve">(5.3)</w:t>
+        <w:t xml:space="preserve">(5.2)</w:t>
       </w:r>
     </w:p>
     <w:p>
@@ -2644,7 +2463,7 @@
         <w:t xml:space="preserve">C</w:t>
       </w:r>
       <w:r>
-        <w:t xml:space="preserve"> à ±0,1 %, les régulateurs restant inchangés. Sinon, elles sont déclarées « non séparées ». Cette règle tient au fonctionnement des méthodes adaptatives : un très petit changement du circuit peut avancer ou retarder un pas d'adaptation, et un écart d'IAE de quelques pour cent entre deux méthodes peut alors s'inverser. La règle mesure si un écart est structurel. Elle ne constitue pas une étude de robustesse aux tolérances réelles des composants, laissée au chapitre 6.</w:t>
+        <w:t xml:space="preserve"> à ±0,1 %, les régulateurs restant inchangés. Sinon, elles sont déclarées « non séparées ». Cette règle tient au fonctionnement des méthodes adaptatives : un très petit changement du circuit peut avancer ou retarder un pas d'adaptation, et un écart d'IAE de quelques pour cent entre deux méthodes peut alors s'inverser. La règle mesure si un écart est structurel. Elle ne constitue pas une étude de robustesse aux tolérances réelles des composants, laissée au chapitre 6.</w:t>
       </w:r>
     </w:p>
     <w:p>
@@ -2684,7 +2503,7 @@
     </w:p>
     <w:p>
       <w:r>
-        <w:t xml:space="preserve">Au démarrage, les deux régulateurs donnent la même réponse : dépassement de 13,99 % et établissement dans la bande de ±1 V en 3,40 ms. Sur la fenêtre de 0 à 30 ms, l'IAE vaut 93,72 mV·s pour l'ELM-PID et 93,77 mV·s pour Ziegler-Nichols. L'ordre des deux méthodes est le même dans les cinq versions du circuit, et la règle de la section 5.2.3 les déclare donc séparées, mais l'écart de 0,05 % n'a pas de portée pratique. La figure 5.2 montre les deux tensions de sortie, presque superposées.</w:t>
+        <w:t xml:space="preserve">Au démarrage, les deux régulateurs donnent la même réponse : dépassement de 13,99 % et établissement dans la bande de ±1 V en 3,40 ms. Sur la fenêtre de 0 à 30 ms, l'IAE vaut 93,72 mV·s pour l'ELM-PID et 93,77 mV·s pour Ziegler-Nichols. L'ordre des deux méthodes est le même dans les cinq versions du circuit, et la règle de la section 5.2.3 les déclare donc séparées, mais l'écart de 0,05 % n'a pas de portée pratique. La figure 5.1 montre les deux tensions de sortie, presque superposées.</w:t>
       </w:r>
     </w:p>
     <w:p>
@@ -2695,7 +2514,7 @@
         <w:rPr>
           <w:highlight w:val="yellow"/>
         </w:rPr>
-        <w:t xml:space="preserve">[FIGURE À INSÉRER — fichier : COMPARAISON/figures_chapitre5/Fig5_S1_A_ZN_ELM.png]</w:t>
+        <w:t xml:space="preserve">[FIGURE À INSÉRER, fichier : COMPARAISON/figures_chapitre5/Fig5_S1_A_ZN_ELM.png]</w:t>
       </w:r>
     </w:p>
     <w:p>
@@ -2703,12 +2522,12 @@
         <w:pStyle w:val="Caption"/>
       </w:pPr>
       <w:r>
-        <w:t xml:space="preserve">Figure 5.2 : Tension de sortie dans le scénario S1 (démarrage nominal) : PID de Ziegler-Nichols et ELM-PID. (a) Essai complet ; (b) agrandissement de 0 à 10 ms.</w:t>
-      </w:r>
-    </w:p>
-    <w:p>
-      <w:r>
-        <w:t xml:space="preserve">L'explication tient au rapport cyclique (figure 5.3). Pendant la montée en tension, il est en butée pendant 1,791 ms au total, la dernière fois à 2,077 ms, pour les deux régulateurs. Or la boucle d'adaptation, reprise de [Lu et al., 2021], travaille par fenêtres de 0,5 ms et passe par une porte, qui suspend l'adaptation tant que la commande est en butée dans la fenêtre courante ou dans l'une des deux précédentes (section 4.4.2) : en saturation, le rapport cyclique ne dépend plus des gains, et le gradient calculé n'aurait pas de sens. Les gains ne changent donc qu'après la fin de la saturation. Sur S1, ils changent une seule fois, à 4 ms, et passent à 1,47 fois le gain proportionnel, 1,06 fois le gain intégral et 1,15 fois le gain dérivé de Ziegler-Nichols. Ils ne bougent plus ensuite. La montée elle-même s'est faite avec les gains de Ziegler-Nichols, d'où la même réponse.</w:t>
+        <w:t xml:space="preserve">Figure 5.1 : Tension de sortie dans le scénario S1 (démarrage nominal) : PID de Ziegler-Nichols et ELM-PID. (a) Essai complet ; (b) agrandissement de 0 à 10 ms.</w:t>
+      </w:r>
+    </w:p>
+    <w:p>
+      <w:r>
+        <w:t xml:space="preserve">L'explication tient au rapport cyclique (figure 5.2). Pendant la montée en tension, il est en butée pendant 1,791 ms au total, la dernière fois à 2,077 ms, pour les deux régulateurs. Or la boucle d'adaptation, reprise de [Lu et al., 2021], travaille par fenêtres de 0,5 ms et passe par une porte, qui suspend l'adaptation tant que la commande est en butée dans la fenêtre courante ou dans l'une des deux précédentes (section 4.4.2) : en saturation, le rapport cyclique ne dépend plus des gains, et le gradient calculé n'aurait pas de sens. Les gains ne changent donc qu'après la fin de la saturation. Sur S1, ils changent une seule fois, à 4 ms, et passent à 1,47 fois le gain proportionnel, 1,06 fois le gain intégral et 1,15 fois le gain dérivé de Ziegler-Nichols. Ils ne bougent plus ensuite. La montée elle-même s'est faite avec les gains de Ziegler-Nichols, d'où la même réponse.</w:t>
       </w:r>
     </w:p>
     <w:p>
@@ -2719,7 +2538,7 @@
         <w:rPr>
           <w:highlight w:val="yellow"/>
         </w:rPr>
-        <w:t xml:space="preserve">[FIGURE À INSÉRER — fichier : COMPARAISON/figures_chapitre5/Fig5_S1_A_d_ZN_ELM.png]</w:t>
+        <w:t xml:space="preserve">[FIGURE À INSÉRER, fichier : COMPARAISON/figures_chapitre5/Fig5_S1_A_d_ZN_ELM.png]</w:t>
       </w:r>
     </w:p>
     <w:p>
@@ -2727,7 +2546,7 @@
         <w:pStyle w:val="Caption"/>
       </w:pPr>
       <w:r>
-        <w:t xml:space="preserve">Figure 5.3 : Rapport cyclique dans le scénario S1 : PID de Ziegler-Nichols et ELM-PID. (a) Essai complet ; (b) agrandissement de 0 à 10 ms.</w:t>
+        <w:t xml:space="preserve">Figure 5.2 : Rapport cyclique dans le scénario S1 : PID de Ziegler-Nichols et ELM-PID. (a) Essai complet ; (b) agrandissement de 0 à 10 ms.</w:t>
       </w:r>
     </w:p>
     <w:p>
@@ -2740,7 +2559,7 @@
     </w:p>
     <w:p>
       <w:r>
-        <w:t xml:space="preserve">Sur les perturbations brèves, l'ELM-PID fait mieux que Ziegler-Nichols. Sur S2, son IAE vaut 2,41 mV·s contre 2,84 mV·s, soit 15 % de moins ; sur S3, 6,41 mV·s contre 8,67 mV·s, soit 26 % de moins. Les deux paires sont séparées : l'IAE de Ziegler-Nichols dépasse celle de l'ELM-PID de 17,8 à 18,5 % sur S2 et de 34,8 à 35,7 % sur S3 selon la version du circuit. Les figures 5.4 et 5.5 donnent les tensions de sortie.</w:t>
+        <w:t xml:space="preserve">Sur les perturbations brèves, l'ELM-PID fait mieux que Ziegler-Nichols. Sur S2, son IAE vaut 2,41 mV·s contre 2,84 mV·s, soit 15 % de moins ; sur S3, 6,41 mV·s contre 8,67 mV·s, soit 26 % de moins. Les deux paires sont séparées : l'IAE de Ziegler-Nichols dépasse celle de l'ELM-PID de 17,8 à 18,5 % sur S2 et de 34,8 à 35,7 % sur S3 selon la version du circuit. Les figures 5.3 et 5.4 donnent les tensions de sortie.</w:t>
       </w:r>
     </w:p>
     <w:p>
@@ -2751,7 +2570,7 @@
         <w:rPr>
           <w:highlight w:val="yellow"/>
         </w:rPr>
-        <w:t xml:space="preserve">[FIGURE À INSÉRER — fichier : COMPARAISON/figures_chapitre5/Fig5_S2_A_ZN_ELM.png]</w:t>
+        <w:t xml:space="preserve">[FIGURE À INSÉRER, fichier : COMPARAISON/figures_chapitre5/Fig5_S2_A_ZN_ELM.png]</w:t>
       </w:r>
     </w:p>
     <w:p>
@@ -2759,7 +2578,7 @@
         <w:pStyle w:val="Caption"/>
       </w:pPr>
       <w:r>
-        <w:t xml:space="preserve">Figure 5.4 : Tension de sortie dans le scénario S2 (perturbation F1 sur la consigne) : PID de Ziegler-Nichols et ELM-PID. (a) Essai complet ; (b) agrandissement autour de 50 ms ; (c) agrandissement autour de 70 ms.</w:t>
+        <w:t xml:space="preserve">Figure 5.3 : Tension de sortie dans le scénario S2 (perturbation F1 sur la consigne) : PID de Ziegler-Nichols et ELM-PID. (a) Essai complet ; (b) agrandissement autour de 50 ms ; (c) agrandissement autour de 70 ms.</w:t>
       </w:r>
     </w:p>
     <w:p>
@@ -2770,7 +2589,7 @@
         <w:rPr>
           <w:highlight w:val="yellow"/>
         </w:rPr>
-        <w:t xml:space="preserve">[FIGURE À INSÉRER — fichier : COMPARAISON/figures_chapitre5/Fig5_S3_A_ZN_ELM.png]</w:t>
+        <w:t xml:space="preserve">[FIGURE À INSÉRER, fichier : COMPARAISON/figures_chapitre5/Fig5_S3_A_ZN_ELM.png]</w:t>
       </w:r>
     </w:p>
     <w:p>
@@ -2778,7 +2597,7 @@
         <w:pStyle w:val="Caption"/>
       </w:pPr>
       <w:r>
-        <w:t xml:space="preserve">Figure 5.5 : Tension de sortie dans le scénario S3 (perturbation de charge F2) : PID de Ziegler-Nichols et ELM-PID. (a) Essai complet ; (b) agrandissement autour de 50 ms ; (c) agrandissement autour de 70 ms.</w:t>
+        <w:t xml:space="preserve">Figure 5.4 : Tension de sortie dans le scénario S3 (perturbation de charge F2) : PID de Ziegler-Nichols et ELM-PID. (a) Essai complet ; (b) agrandissement autour de 50 ms ; (c) agrandissement autour de 70 ms.</w:t>
       </w:r>
     </w:p>
     <w:p>
@@ -2801,7 +2620,7 @@
     </w:p>
     <w:p>
       <w:r>
-        <w:t xml:space="preserve">À 25 Ω, l'amortissement apporté par la charge tombe de 1,46 à 0,29 (section 5.2.1). Les gains de Ziegler-Nichols, calculés au point nominal, ne conviennent plus. Sur S8a, l'IAE de Ziegler-Nichols vaut 12,07 mV·s contre 2,96 mV·s pour l'ELM-PID, soit 75 % de moins pour ce dernier. Juste avant le retour de la tension d'entrée à 200 V (5 ms avant 70 ms), l'ondulation de la tension de sortie atteint 252 mV crête à crête avec Ziegler-Nichols, contre 23 mV avec l'ELM-PID (figure 5.6). Les deux régulateurs ramènent cependant la tension dans la bande de ±1 V après chaque événement.</w:t>
+        <w:t xml:space="preserve">À 25 Ω, l'amortissement apporté par la charge tombe de 1,46 à 0,29 (section 3.3). Les gains de Ziegler-Nichols, calculés au point nominal, ne conviennent plus. Sur S8a, l'IAE de Ziegler-Nichols vaut 12,07 mV·s contre 2,96 mV·s pour l'ELM-PID, soit 75 % de moins pour ce dernier. Juste avant le retour de la tension d'entrée à 200 V (5 ms avant 70 ms), l'ondulation de la tension de sortie atteint 252 mV crête à crête avec Ziegler-Nichols, contre 23 mV avec l'ELM-PID (figure 5.5). Les deux régulateurs ramènent cependant la tension dans la bande de ±1 V après chaque événement.</w:t>
       </w:r>
     </w:p>
     <w:p>
@@ -2812,7 +2631,7 @@
         <w:rPr>
           <w:highlight w:val="yellow"/>
         </w:rPr>
-        <w:t xml:space="preserve">[FIGURE À INSÉRER — fichier : COMPARAISON/figures_chapitre5/Fig5_S8a_A_ZN_ELM.png]</w:t>
+        <w:t xml:space="preserve">[FIGURE À INSÉRER, fichier : COMPARAISON/figures_chapitre5/Fig5_S8a_A_ZN_ELM.png]</w:t>
       </w:r>
     </w:p>
     <w:p>
@@ -2820,7 +2639,7 @@
         <w:pStyle w:val="Caption"/>
       </w:pPr>
       <w:r>
-        <w:t xml:space="preserve">Figure 5.6 : Tension de sortie dans le scénario S8a (charge de 25 Ω, variations de </w:t>
+        <w:t xml:space="preserve">Figure 5.5 : Tension de sortie dans le scénario S8a (charge de 25 Ω, variations de </w:t>
       </w:r>
       <w:r>
         <w:rPr>
@@ -2835,7 +2654,7 @@
     </w:p>
     <w:p>
       <w:r>
-        <w:t xml:space="preserve">S10 accentue cet écart (figure 5.7). Au nouveau point de fonctionnement (160 V, 25 Ω), Ziegler-Nichols oscille vers 1,4 kHz et la tension ne revient pas dans la bande de ±1 V avant l'événement suivant pour quatre des six échelons de charge. Son IAE de 100 ms à la fin vaut 70,48 mV·s, et son erreur moyenne sur les 10 dernières millisecondes est encore de 9,23 mV. L'ELM-PID obtient 8,63 mV·s, soit 88 % de moins, et revient dans la bande après chaque échelon, en 0,16 à 1,22 ms.</w:t>
+        <w:t xml:space="preserve">S10 accentue cet écart (figure 5.6). Au nouveau point de fonctionnement (160 V, 25 Ω), Ziegler-Nichols oscille vers 1,4 kHz et la tension ne revient pas dans la bande de ±1 V avant l'événement suivant pour quatre des six échelons de charge. Son IAE de 100 ms à la fin vaut 70,48 mV·s, et son erreur moyenne sur les 10 dernières millisecondes est encore de 9,23 mV. L'ELM-PID obtient 8,63 mV·s, soit 88 % de moins, et revient dans la bande après chaque échelon, en 0,16 à 1,22 ms.</w:t>
       </w:r>
     </w:p>
     <w:p>
@@ -2846,7 +2665,7 @@
         <w:rPr>
           <w:highlight w:val="yellow"/>
         </w:rPr>
-        <w:t xml:space="preserve">[FIGURE À INSÉRER — fichier : COMPARAISON/figures_chapitre5/Fig5_S10_A_ZN_ELM.png]</w:t>
+        <w:t xml:space="preserve">[FIGURE À INSÉRER, fichier : COMPARAISON/figures_chapitre5/Fig5_S10_A_ZN_ELM.png]</w:t>
       </w:r>
     </w:p>
     <w:p>
@@ -2854,7 +2673,7 @@
         <w:pStyle w:val="Caption"/>
       </w:pPr>
       <w:r>
-        <w:t xml:space="preserve">Figure 5.7 : Tension de sortie dans le scénario S10 (changement durable du point de fonctionnement) : PID de Ziegler-Nichols et ELM-PID. (a) Essai complet ; (b) à (e) agrandissements autour de 50, 100, 115 et 130 ms. Les événements à 145, 160 et 175 ms ne figurent que dans le panneau (a).</w:t>
+        <w:t xml:space="preserve">Figure 5.6 : Tension de sortie dans le scénario S10 (changement durable du point de fonctionnement) : PID de Ziegler-Nichols et ELM-PID. (a) Essai complet ; (b) à (e) agrandissements autour de 50, 100, 115 et 130 ms. Les événements à 145, 160 et 175 ms ne figurent que dans le panneau (a).</w:t>
       </w:r>
     </w:p>
     <w:p>
@@ -3356,7 +3175,7 @@
     </w:p>
     <w:p>
       <w:r>
-        <w:t xml:space="preserve">La figure 5.8 montre comment les gains évoluent. Ceux de l'ELM-PID passent de 1,47, 1,06 et 1,15 fois ceux de Ziegler-Nichols à 50 ms, à 2,48, 1,83 et 1,22 fois à 100 ms, puis à 3,37, 2,07 et 1,35 fois en fin d'essai. L'ELM-PID monte surtout les gains proportionnel et intégral, et presque pas le gain dérivé. La figure donne aussi les gains des autres méthodes, discutés à la section 5.4.</w:t>
+        <w:t xml:space="preserve">La figure 5.7 montre comment les gains évoluent. Ceux de l'ELM-PID passent de 1,47, 1,06 et 1,15 fois ceux de Ziegler-Nichols à 50 ms, à 2,48, 1,83 et 1,22 fois à 100 ms, puis à 3,37, 2,07 et 1,35 fois en fin d'essai. L'ELM-PID monte surtout les gains proportionnel et intégral, et presque pas le gain dérivé. La figure donne aussi les gains des autres méthodes, discutés à la section 5.4.</w:t>
       </w:r>
     </w:p>
     <w:p>
@@ -3367,7 +3186,7 @@
         <w:rPr>
           <w:highlight w:val="yellow"/>
         </w:rPr>
-        <w:t xml:space="preserve">[FIGURE À INSÉRER — fichier : COMPARAISON/figures_chapitre5/Fig5_S10_gains.png]</w:t>
+        <w:t xml:space="preserve">[FIGURE À INSÉRER, fichier : COMPARAISON/figures_chapitre5/Fig5_S10_gains.png]</w:t>
       </w:r>
     </w:p>
     <w:p>
@@ -3375,7 +3194,7 @@
         <w:pStyle w:val="Caption"/>
       </w:pPr>
       <w:r>
-        <w:t xml:space="preserve">Figure 5.8 : Gains </w:t>
+        <w:t xml:space="preserve">Figure 5.7 : Gains </w:t>
       </w:r>
       <w:r>
         <w:rPr>
@@ -3410,7 +3229,7 @@
     </w:p>
     <w:p>
       <w:r>
-        <w:t xml:space="preserve">L'adaptation a un coût sur la commande (figure 5.9). Sur la fenêtre de classement de S10, l'ELM-PID est la méthode qui passe le plus de temps avec le rapport cyclique en butée (0,6 % des instants), et la seule qui y touche encore à 175 ms (dernier instant à 175,45 ms, contre environ 160 ms pour le PSO-PID et le PINN-PID, et 53,5 et 52,3 ms pour Ziegler-Nichols et le Fuzzy-PID). Sa variation moyenne du rapport cyclique d'une période à l'autre (0,0041) reste en revanche inférieure à celle du PSO-PID (0,0062). Son résultat est enfin sensible à de très petits écarts du circuit : avec </w:t>
+        <w:t xml:space="preserve">L'adaptation a un coût sur la commande (figure 5.8). Sur la fenêtre de classement de S10, l'ELM-PID est la méthode qui passe le plus de temps avec le rapport cyclique en butée (0,6 % des instants), et la seule qui y touche encore à 175 ms (dernier instant à 175,45 ms, contre environ 160 ms pour le PSO-PID et le PINN-PID, et 53,5 et 52,3 ms pour Ziegler-Nichols et le Fuzzy-PID). Sa variation moyenne du rapport cyclique d'une période à l'autre (0,0041) reste en revanche inférieure à celle du PSO-PID (0,0062). Son résultat est enfin sensible à de très petits écarts du circuit : avec </w:t>
       </w:r>
       <w:r>
         <w:rPr>
@@ -3431,7 +3250,7 @@
         <w:rPr>
           <w:highlight w:val="yellow"/>
         </w:rPr>
-        <w:t xml:space="preserve">[FIGURE À INSÉRER — fichier : COMPARAISON/figures_chapitre5/Fig5_S10_A_d_ZN_ELM.png]</w:t>
+        <w:t xml:space="preserve">[FIGURE À INSÉRER, fichier : COMPARAISON/figures_chapitre5/Fig5_S10_A_d_ZN_ELM.png]</w:t>
       </w:r>
     </w:p>
     <w:p>
@@ -3439,7 +3258,7 @@
         <w:pStyle w:val="Caption"/>
       </w:pPr>
       <w:r>
-        <w:t xml:space="preserve">Figure 5.9 : Rapport cyclique dans le scénario S10 : PID de Ziegler-Nichols et ELM-PID. (a) Essai complet ; (b) à (e) agrandissements autour de 50, 100, 115 et 130 ms.</w:t>
+        <w:t xml:space="preserve">Figure 5.8 : Rapport cyclique dans le scénario S10 : PID de Ziegler-Nichols et ELM-PID. (a) Essai complet ; (b) à (e) agrandissements autour de 50, 100, 115 et 130 ms.</w:t>
       </w:r>
     </w:p>
     <w:p>
@@ -5475,7 +5294,7 @@
     </w:p>
     <w:p>
       <w:r>
-        <w:t xml:space="preserve">Sur S1 (figures 5.10 et 5.11), le PSO-PID a le plus petit dépassement (7,06 %) et l'établissement le plus rapide (2,64 ms). Suivent le PINN-PID (13,20 % ; 2,70 ms) et l'ELM-PID (13,99 % ; 3,40 ms). Le Fuzzy-PID dépasse de 27,34 % et s'établit en 3,35 ms ; c'est aussi lui dont le rapport cyclique reste le plus longtemps en butée pendant la montée (2,250 ms au total, la dernière fois à 2,605 ms, contre 1,6 à 1,8 ms pour les trois autres).</w:t>
+        <w:t xml:space="preserve">Sur S1 (figures 5.9 et 5.10), le PSO-PID a le plus petit dépassement (7,06 %) et l'établissement le plus rapide (2,64 ms). Suivent le PINN-PID (13,20 % ; 2,70 ms) et l'ELM-PID (13,99 % ; 3,40 ms). Le Fuzzy-PID dépasse de 27,34 % et s'établit en 3,35 ms ; c'est aussi lui dont le rapport cyclique reste le plus longtemps en butée pendant la montée (2,250 ms au total, la dernière fois à 2,605 ms, contre 1,6 à 1,8 ms pour les trois autres).</w:t>
       </w:r>
     </w:p>
     <w:p>
@@ -5486,7 +5305,7 @@
         <w:rPr>
           <w:highlight w:val="yellow"/>
         </w:rPr>
-        <w:t xml:space="preserve">[FIGURE À INSÉRER — fichier : COMPARAISON/figures_chapitre5/Fig5_S1_B_ELM_PSO_Fuzzy_PINN.png]</w:t>
+        <w:t xml:space="preserve">[FIGURE À INSÉRER, fichier : COMPARAISON/figures_chapitre5/Fig5_S1_B_ELM_PSO_Fuzzy_PINN.png]</w:t>
       </w:r>
     </w:p>
     <w:p>
@@ -5494,7 +5313,7 @@
         <w:pStyle w:val="Caption"/>
       </w:pPr>
       <w:r>
-        <w:t xml:space="preserve">Figure 5.10 : Tension de sortie dans le scénario S1 : ELM-PID, PSO-PID, Fuzzy-PID et PINN-PID. (a) Essai complet ; (b) agrandissement de 0 à 10 ms.</w:t>
+        <w:t xml:space="preserve">Figure 5.9 : Tension de sortie dans le scénario S1 : ELM-PID, PSO-PID, Fuzzy-PID et PINN-PID. (a) Essai complet ; (b) agrandissement de 0 à 10 ms.</w:t>
       </w:r>
     </w:p>
     <w:p>
@@ -5505,7 +5324,7 @@
         <w:rPr>
           <w:highlight w:val="yellow"/>
         </w:rPr>
-        <w:t xml:space="preserve">[FIGURE À INSÉRER — fichier : COMPARAISON/figures_chapitre5/Fig5_S1_B_d_ELM_PSO_Fuzzy_PINN.png]</w:t>
+        <w:t xml:space="preserve">[FIGURE À INSÉRER, fichier : COMPARAISON/figures_chapitre5/Fig5_S1_B_d_ELM_PSO_Fuzzy_PINN.png]</w:t>
       </w:r>
     </w:p>
     <w:p>
@@ -5513,12 +5332,12 @@
         <w:pStyle w:val="Caption"/>
       </w:pPr>
       <w:r>
-        <w:t xml:space="preserve">Figure 5.11 : Rapport cyclique dans le scénario S1 : ELM-PID, PSO-PID, Fuzzy-PID et PINN-PID. (a) Essai complet ; (b) agrandissement de 0 à 10 ms.</w:t>
-      </w:r>
-    </w:p>
-    <w:p>
-      <w:r>
-        <w:t xml:space="preserve">Sur S2 (figure 5.12), l'ELM-PID, le Fuzzy-PID et le PINN-PID sont à moins de 1,4 % l'un de l'autre. La règle ne sépare ni l'ELM-PID du PINN-PID (écart de −0,22 à +1,90 % selon la version du circuit) ni le Fuzzy-PID du PINN-PID (−1,14 à +0,51 %), mais elle sépare l'ELM-PID du Fuzzy-PID (+0,76 à +1,38 %). La relation n'est donc pas transitive, et aucun groupe ne peut être formé ; en pratique, les trois méthodes sont au même niveau. Le PSO-PID fait 15 % de moins que l'ELM-PID (2,04 contre 2,41 mV·s).</w:t>
+        <w:t xml:space="preserve">Figure 5.10 : Rapport cyclique dans le scénario S1 : ELM-PID, PSO-PID, Fuzzy-PID et PINN-PID. (a) Essai complet ; (b) agrandissement de 0 à 10 ms.</w:t>
+      </w:r>
+    </w:p>
+    <w:p>
+      <w:r>
+        <w:t xml:space="preserve">Sur S2 (figure 5.11), l'ELM-PID, le Fuzzy-PID et le PINN-PID sont à moins de 1,4 % l'un de l'autre. La règle ne sépare ni l'ELM-PID du PINN-PID (écart de −0,22 à +1,90 % selon la version du circuit) ni le Fuzzy-PID du PINN-PID (−1,14 à +0,51 %), mais elle sépare l'ELM-PID du Fuzzy-PID (+0,76 à +1,38 %). La relation n'est donc pas transitive, et aucun groupe ne peut être formé ; en pratique, les trois méthodes sont au même niveau. Le PSO-PID fait 15 % de moins que l'ELM-PID (2,04 contre 2,41 mV·s).</w:t>
       </w:r>
     </w:p>
     <w:p>
@@ -5529,7 +5348,7 @@
         <w:rPr>
           <w:highlight w:val="yellow"/>
         </w:rPr>
-        <w:t xml:space="preserve">[FIGURE À INSÉRER — fichier : COMPARAISON/figures_chapitre5/Fig5_S2_B_ELM_PSO_Fuzzy_PINN.png]</w:t>
+        <w:t xml:space="preserve">[FIGURE À INSÉRER, fichier : COMPARAISON/figures_chapitre5/Fig5_S2_B_ELM_PSO_Fuzzy_PINN.png]</w:t>
       </w:r>
     </w:p>
     <w:p>
@@ -5537,12 +5356,12 @@
         <w:pStyle w:val="Caption"/>
       </w:pPr>
       <w:r>
-        <w:t xml:space="preserve">Figure 5.12 : Tension de sortie dans le scénario S2 : ELM-PID, PSO-PID, Fuzzy-PID et PINN-PID. (a) Essai complet ; (b) agrandissement autour de 50 ms ; (c) agrandissement autour de 70 ms.</w:t>
-      </w:r>
-    </w:p>
-    <w:p>
-      <w:r>
-        <w:t xml:space="preserve">Sur S3 (figure 5.13), l'ELM-PID et le PINN-PID ne sont pas séparés (6,41 et 6,40 mV·s). Le PSO-PID obtient 5,46 mV·s. Au premier échelon de charge, l'écart maximal est le même pour toutes les méthodes (5,52 V) ; au retour de la charge à 70 ms, il vaut 5,43 V pour le PSO-PID contre 5,66 V pour l'ELM-PID, le Fuzzy-PID et le PINN-PID.</w:t>
+        <w:t xml:space="preserve">Figure 5.11 : Tension de sortie dans le scénario S2 : ELM-PID, PSO-PID, Fuzzy-PID et PINN-PID. (a) Essai complet ; (b) agrandissement autour de 50 ms ; (c) agrandissement autour de 70 ms.</w:t>
+      </w:r>
+    </w:p>
+    <w:p>
+      <w:r>
+        <w:t xml:space="preserve">Sur S3 (figure 5.12), l'ELM-PID et le PINN-PID ne sont pas séparés (6,41 et 6,40 mV·s). Le PSO-PID obtient 5,46 mV·s. Au premier échelon de charge, l'écart maximal est le même pour toutes les méthodes (5,52 V) ; au retour de la charge à 70 ms, il vaut 5,43 V pour le PSO-PID contre 5,66 V pour l'ELM-PID, le Fuzzy-PID et le PINN-PID.</w:t>
       </w:r>
     </w:p>
     <w:p>
@@ -5553,7 +5372,7 @@
         <w:rPr>
           <w:highlight w:val="yellow"/>
         </w:rPr>
-        <w:t xml:space="preserve">[FIGURE À INSÉRER — fichier : COMPARAISON/figures_chapitre5/Fig5_S3_B_ELM_PSO_Fuzzy_PINN.png]</w:t>
+        <w:t xml:space="preserve">[FIGURE À INSÉRER, fichier : COMPARAISON/figures_chapitre5/Fig5_S3_B_ELM_PSO_Fuzzy_PINN.png]</w:t>
       </w:r>
     </w:p>
     <w:p>
@@ -5561,12 +5380,12 @@
         <w:pStyle w:val="Caption"/>
       </w:pPr>
       <w:r>
-        <w:t xml:space="preserve">Figure 5.13 : Tension de sortie dans le scénario S3 : ELM-PID, PSO-PID, Fuzzy-PID et PINN-PID. (a) Essai complet ; (b) agrandissement autour de 50 ms ; (c) agrandissement autour de 70 ms.</w:t>
-      </w:r>
-    </w:p>
-    <w:p>
-      <w:r>
-        <w:t xml:space="preserve">Sur S8a (figure 5.14), le PINN-PID devance l'ELM-PID de 0,4 %. L'ordre est le même dans les cinq versions du circuit (écart de 0,13 à 1,24 %), mais un tel écart n'a pas de poids pratique. Le PSO-PID garde la tension plus près de la consigne : écart maximal de 0,60 V, contre 0,94 V pour le PINN-PID et 0,97 V pour l'ELM-PID.</w:t>
+        <w:t xml:space="preserve">Figure 5.12 : Tension de sortie dans le scénario S3 : ELM-PID, PSO-PID, Fuzzy-PID et PINN-PID. (a) Essai complet ; (b) agrandissement autour de 50 ms ; (c) agrandissement autour de 70 ms.</w:t>
+      </w:r>
+    </w:p>
+    <w:p>
+      <w:r>
+        <w:t xml:space="preserve">Sur S8a (figure 5.13), le PINN-PID devance l'ELM-PID de 0,4 %. L'ordre est le même dans les cinq versions du circuit (écart de 0,13 à 1,24 %), mais un tel écart n'a pas de poids pratique. Le PSO-PID garde la tension plus près de la consigne : écart maximal de 0,60 V, contre 0,94 V pour le PINN-PID et 0,97 V pour l'ELM-PID.</w:t>
       </w:r>
     </w:p>
     <w:p>
@@ -5577,7 +5396,7 @@
         <w:rPr>
           <w:highlight w:val="yellow"/>
         </w:rPr>
-        <w:t xml:space="preserve">[FIGURE À INSÉRER — fichier : COMPARAISON/figures_chapitre5/Fig5_S8a_B_ELM_PSO_Fuzzy_PINN.png]</w:t>
+        <w:t xml:space="preserve">[FIGURE À INSÉRER, fichier : COMPARAISON/figures_chapitre5/Fig5_S8a_B_ELM_PSO_Fuzzy_PINN.png]</w:t>
       </w:r>
     </w:p>
     <w:p>
@@ -5585,12 +5404,12 @@
         <w:pStyle w:val="Caption"/>
       </w:pPr>
       <w:r>
-        <w:t xml:space="preserve">Figure 5.14 : Tension de sortie dans le scénario S8a : ELM-PID, PSO-PID, Fuzzy-PID et PINN-PID. (a) Essai complet ; (b) à (e) agrandissements autour de 50, 70, 100 et 120 ms.</w:t>
-      </w:r>
-    </w:p>
-    <w:p>
-      <w:r>
-        <w:t xml:space="preserve">S10 écarte nettement les quatre méthodes avancées, toutes séparées (figure 5.15) : PSO-PID 3,98 mV·s, PINN-PID 6,63, ELM-PID 8,63 et Fuzzy-PID 9,18. Le PINN-PID dépasse le PSO-PID de 66,5 à 69,9 % selon la version du circuit, l'ELM-PID dépasse le PINN-PID de 16,7 à 30,3 %, et le Fuzzy-PID dépasse l'ELM-PID de 6,3 à 16,7 %.</w:t>
+        <w:t xml:space="preserve">Figure 5.13 : Tension de sortie dans le scénario S8a : ELM-PID, PSO-PID, Fuzzy-PID et PINN-PID. (a) Essai complet ; (b) à (e) agrandissements autour de 50, 70, 100 et 120 ms.</w:t>
+      </w:r>
+    </w:p>
+    <w:p>
+      <w:r>
+        <w:t xml:space="preserve">S10 écarte nettement les quatre méthodes avancées, toutes séparées (figure 5.14) : PSO-PID 3,98 mV·s, PINN-PID 6,63, ELM-PID 8,63 et Fuzzy-PID 9,18. Le PINN-PID dépasse le PSO-PID de 66,5 à 69,9 % selon la version du circuit, l'ELM-PID dépasse le PINN-PID de 16,7 à 30,3 %, et le Fuzzy-PID dépasse l'ELM-PID de 6,3 à 16,7 %.</w:t>
       </w:r>
     </w:p>
     <w:p>
@@ -5601,7 +5420,7 @@
         <w:rPr>
           <w:highlight w:val="yellow"/>
         </w:rPr>
-        <w:t xml:space="preserve">[FIGURE À INSÉRER — fichier : COMPARAISON/figures_chapitre5/Fig5_S10_B_ELM_PSO_Fuzzy_PINN.png]</w:t>
+        <w:t xml:space="preserve">[FIGURE À INSÉRER, fichier : COMPARAISON/figures_chapitre5/Fig5_S10_B_ELM_PSO_Fuzzy_PINN.png]</w:t>
       </w:r>
     </w:p>
     <w:p>
@@ -5609,7 +5428,7 @@
         <w:pStyle w:val="Caption"/>
       </w:pPr>
       <w:r>
-        <w:t xml:space="preserve">Figure 5.15 : Tension de sortie dans le scénario S10 : ELM-PID, PSO-PID, Fuzzy-PID et PINN-PID. (a) Essai complet ; (b) à (e) agrandissements autour de 50, 100, 115 et 130 ms. Les événements à 145, 160 et 175 ms ne figurent que dans le panneau (a).</w:t>
+        <w:t xml:space="preserve">Figure 5.14 : Tension de sortie dans le scénario S10 : ELM-PID, PSO-PID, Fuzzy-PID et PINN-PID. (a) Essai complet ; (b) à (e) agrandissements autour de 50, 100, 115 et 130 ms. Les événements à 145, 160 et 175 ms ne figurent que dans le panneau (a).</w:t>
       </w:r>
     </w:p>
     <w:p>
@@ -6175,7 +5994,7 @@
         <w:spacing w:before="240"/>
       </w:pPr>
       <w:r>
-        <w:t xml:space="preserve">Figés à 50 ms, le PINN-PID ferait moins bien que l'ELM-PID (17,19 contre 14,60 mV·s) ; c'est son adaptation qui le fait passer devant. Les deux méthodes montent le gain proportionnel, mais elles traitent l'action intégrale en sens opposés (figure 5.8) : l'ELM-PID la porte à 2,07 fois celle de Ziegler-Nichols en fin d'essai, tandis que le PINN-PID la réduit à 0,30 fois sur le banc, et jusqu'à 0,25 fois sous Simulink, borne basse de sa boîte de gains. Le PINN-PID obtient la plus petite IAE des deux. Nous constatons cette différence sans pouvoir l'expliquer : aucun essai de ce travail n'isole l'effet de l'action intégrale de celui des autres gains.</w:t>
+        <w:t xml:space="preserve">Figés à 50 ms, le PINN-PID ferait moins bien que l'ELM-PID (17,19 contre 14,60 mV·s) ; c'est son adaptation qui le fait passer devant. Les deux méthodes montent le gain proportionnel, mais elles traitent l'action intégrale en sens opposés (figure 5.7) : l'ELM-PID la porte à 2,07 fois celle de Ziegler-Nichols en fin d'essai, tandis que le PINN-PID la réduit à 0,30 fois sur le banc, et jusqu'à 0,25 fois sous Simulink, borne basse de sa boîte de gains. Le PINN-PID obtient la plus petite IAE des deux. Nous constatons cette différence sans pouvoir l'expliquer : aucun essai de ce travail n'isole l'effet de l'action intégrale de celui des autres gains.</w:t>
       </w:r>
     </w:p>
     <w:p>
@@ -6185,7 +6004,7 @@
     </w:p>
     <w:p>
       <w:r>
-        <w:t xml:space="preserve">Sur la commande (figure 5.16), le dernier passage du rapport cyclique en butée a lieu à 175,45 ms pour l'ELM-PID, à 160,2 ms pour le PSO-PID, à 160,1 ms pour le PINN-PID, et dès 53,5 et 52,3 ms pour Ziegler-Nichols et le Fuzzy-PID.</w:t>
+        <w:t xml:space="preserve">Sur la commande (figure 5.15), le dernier passage du rapport cyclique en butée a lieu à 175,45 ms pour l'ELM-PID, à 160,2 ms pour le PSO-PID, à 160,1 ms pour le PINN-PID, et dès 53,5 et 52,3 ms pour Ziegler-Nichols et le Fuzzy-PID.</w:t>
       </w:r>
     </w:p>
     <w:p>
@@ -6196,7 +6015,7 @@
         <w:rPr>
           <w:highlight w:val="yellow"/>
         </w:rPr>
-        <w:t xml:space="preserve">[FIGURE À INSÉRER — fichier : COMPARAISON/figures_chapitre5/Fig5_S10_B_d_ELM_PSO_Fuzzy_PINN.png]</w:t>
+        <w:t xml:space="preserve">[FIGURE À INSÉRER, fichier : COMPARAISON/figures_chapitre5/Fig5_S10_B_d_ELM_PSO_Fuzzy_PINN.png]</w:t>
       </w:r>
     </w:p>
     <w:p>
@@ -6204,7 +6023,7 @@
         <w:pStyle w:val="Caption"/>
       </w:pPr>
       <w:r>
-        <w:t xml:space="preserve">Figure 5.16 : Rapport cyclique dans le scénario S10 : ELM-PID, PSO-PID, Fuzzy-PID et PINN-PID. (a) Essai complet ; (b) à (e) agrandissements autour de 50, 100, 115 et 130 ms.</w:t>
+        <w:t xml:space="preserve">Figure 5.15 : Rapport cyclique dans le scénario S10 : ELM-PID, PSO-PID, Fuzzy-PID et PINN-PID. (a) Essai complet ; (b) à (e) agrandissements autour de 50, 100, 115 et 130 ms.</w:t>
       </w:r>
     </w:p>
     <w:p>
@@ -8374,7 +8193,7 @@
     </w:p>
     <w:p>
       <w:r>
-        <w:t xml:space="preserve">La proposition du travail annonçait des résultats avant tout calcul. Ses phrases ont été réécrites en hypothèses vérifiables le 8 octobre 2026, avant le calcul des résultats de ce chapitre ; l'indice global des versions de mise au point des méthodes (section 5.2.3) était alors déjà connu. Le tableau 5.9 confronte ces hypothèses aux résultats. Le « PID à gains fixes » de la première hypothèse est ici le PID de Ziegler-Nichols.</w:t>
+        <w:t xml:space="preserve">La proposition du travail annonçait des résultats avant tout calcul. Ses phrases ont été réécrites en hypothèses vérifiables le 8 octobre 2026, avant le calcul des résultats de ce chapitre ; l'indice global des versions de mise au point des méthodes (section 5.2.3) était alors déjà connu. Le tableau 5.9 confronte ces hypothèses aux résultats. Le « PID à gains fixes » de la première hypothèse est ici le PID de Ziegler-Nichols.</w:t>
       </w:r>
     </w:p>
     <w:p>
@@ -8507,7 +8326,7 @@
               <w:jc w:val="left"/>
             </w:pPr>
             <w:r>
-              <w:t xml:space="preserve">H1 : l'ELM-PID « réduirait le dépassement et le temps de rétablissement par rapport au PID à gains fixes », et ses indices « se dégraderaient moins » quand </w:t>
+              <w:t xml:space="preserve">H1 : l'ELM-PID « réduirait le dépassement et le temps de rétablissement par rapport au PID à gains fixes », et ses indices « se dégraderaient moins » quand </w:t>
             </w:r>
             <w:r>
               <w:rPr>
@@ -8596,7 +8415,7 @@
               <w:jc w:val="left"/>
             </w:pPr>
             <w:r>
-              <w:t xml:space="preserve">H2 : l'ELM-PID obtiendrait « le meilleur compromis entre la précision, la rapidité et l'adaptabilité ».</w:t>
+              <w:t xml:space="preserve">H2 : l'ELM-PID obtiendrait « le meilleur compromis entre la précision, la rapidité et l'adaptabilité ».</w:t>
             </w:r>
           </w:p>
         </w:tc>
@@ -8665,7 +8484,7 @@
               <w:jc w:val="left"/>
             </w:pPr>
             <w:r>
-              <w:t xml:space="preserve">H3 : le Fuzzy-PID resterait « peu sensible aux perturbations ».</w:t>
+              <w:t xml:space="preserve">H3 : le Fuzzy-PID resterait « peu sensible aux perturbations ».</w:t>
             </w:r>
           </w:p>
         </w:tc>
@@ -8734,7 +8553,7 @@
               <w:jc w:val="left"/>
             </w:pPr>
             <w:r>
-              <w:t xml:space="preserve">H4 : le PSO-PID « pourrait atteindre des indices proches de ceux des autres méthodes, au prix d'un réglage plus coûteux ».</w:t>
+              <w:t xml:space="preserve">H4 : le PSO-PID « pourrait atteindre des indices proches de ceux des autres méthodes, au prix d'un réglage plus coûteux ».</w:t>
             </w:r>
           </w:p>
         </w:tc>
@@ -9078,24 +8897,6 @@
       </w:r>
       <w:r>
         <w:t xml:space="preserve">, 2e éd., Instrument Society of America, 1995.</w:t>
-      </w:r>
-    </w:p>
-    <w:p>
-      <w:pPr>
-        <w:pStyle w:val="Bibliographie"/>
-      </w:pPr>
-      <w:r>
-        <w:t xml:space="preserve">[Åström et Hägglund, 2006] Åström K.J., Hägglund T., </w:t>
-      </w:r>
-      <w:r>
-        <w:rPr>
-          <w:i/>
-          <w:iCs/>
-        </w:rPr>
-        <w:t xml:space="preserve">Advanced PID Control</w:t>
-      </w:r>
-      <w:r>
-        <w:t xml:space="preserve">, ISA – The Instrumentation, Systems, and Automation Society, 2006.</w:t>
       </w:r>
     </w:p>
     <w:p>
